--- a/FASE 2/Evidencias Proyecto/Documentacion/Requisitos no funcionales.docx
+++ b/FASE 2/Evidencias Proyecto/Documentacion/Requisitos no funcionales.docx
@@ -13,7 +13,7 @@
         <w:rPr>
           <w:rFonts w:ascii="Calibri" w:hAnsi="Calibri" w:cs="Calibri"/>
         </w:rPr>
-        <w:t>Requisitos No Funcionales – ErgoSense</w:t>
+        <w:t xml:space="preserve">Requisitos no funcionales – ErgoSense</w:t>
       </w:r>
     </w:p>
     <w:p>
@@ -1819,6 +1819,24 @@
       </w:r>
       <w:bookmarkEnd w:id="3"/>
     </w:p>
+    <w:p>
+      <w:pPr>
+        <w:jc w:val="both"/>
+        <w:rPr>
+          <w:rFonts w:ascii="Calibri" w:hAnsi="Calibri" w:cs="Calibri"/>
+          <w:sz w:val="20"/>
+          <w:szCs w:val="20"/>
+        </w:rPr>
+      </w:pPr>
+      <w:r>
+        <w:rPr>
+          <w:rFonts w:ascii="Calibri" w:hAnsi="Calibri" w:cs="Calibri"/>
+          <w:sz w:val="20"/>
+          <w:szCs w:val="20"/>
+        </w:rPr>
+        <w:t>Requisitos de tiempo de respuesta y uso de recursos, considerando que la aplicación permanece abierta durante la jornada del usuario.</w:t>
+      </w:r>
+    </w:p>
     <w:tbl>
       <w:tblPr>
         <w:tblpPr w:leftFromText="141" w:rightFromText="141" w:vertAnchor="text" w:horzAnchor="margin" w:tblpY="740"/>
@@ -2613,24 +2631,6 @@
     </w:tbl>
     <w:p>
       <w:pPr>
-        <w:jc w:val="both"/>
-        <w:rPr>
-          <w:rFonts w:ascii="Calibri" w:hAnsi="Calibri" w:cs="Calibri"/>
-          <w:sz w:val="20"/>
-          <w:szCs w:val="20"/>
-        </w:rPr>
-      </w:pPr>
-      <w:r>
-        <w:rPr>
-          <w:rFonts w:ascii="Calibri" w:hAnsi="Calibri" w:cs="Calibri"/>
-          <w:sz w:val="20"/>
-          <w:szCs w:val="20"/>
-        </w:rPr>
-        <w:t>Requisitos de tiempo de respuesta y uso de recursos, considerando que la aplicación permanece abierta durante la jornada del usuario.</w:t>
-      </w:r>
-    </w:p>
-    <w:p>
-      <w:pPr>
         <w:pStyle w:val="Heading1"/>
         <w:jc w:val="both"/>
         <w:rPr>
@@ -2645,6 +2645,24 @@
         <w:t>5. Seguridad</w:t>
       </w:r>
       <w:bookmarkEnd w:id="4"/>
+    </w:p>
+    <w:p>
+      <w:pPr>
+        <w:jc w:val="both"/>
+        <w:rPr>
+          <w:rFonts w:ascii="Calibri" w:hAnsi="Calibri" w:cs="Calibri"/>
+          <w:sz w:val="20"/>
+          <w:szCs w:val="20"/>
+        </w:rPr>
+      </w:pPr>
+      <w:r>
+        <w:rPr>
+          <w:rFonts w:ascii="Calibri" w:hAnsi="Calibri" w:cs="Calibri"/>
+          <w:sz w:val="20"/>
+          <w:szCs w:val="20"/>
+        </w:rPr>
+        <w:t>Requisitos para proteger las cuentas de usuario y la información almacenada en el servidor.</w:t>
+      </w:r>
     </w:p>
     <w:tbl>
       <w:tblPr>
@@ -3006,7 +3024,7 @@
                 <w:sz w:val="20"/>
                 <w:szCs w:val="20"/>
               </w:rPr>
-              <w:t xml:space="preserve">Todas las solicitudes a la API desplegada se realizan mediante HTTPS.</w:t>
+              <w:t xml:space="preserve">Todas las solicitudes a la API desplegada se realizan mediante HTTPS; en el entorno de desarrollo local se permite HTTP.</w:t>
             </w:r>
           </w:p>
         </w:tc>
@@ -3131,7 +3149,7 @@
                 <w:sz w:val="20"/>
                 <w:szCs w:val="20"/>
               </w:rPr>
-              <w:t xml:space="preserve">Un token vencido o alterado es rechazado por la API; la sesión se renueva sin volver a ingresar la contraseña mientras el usuario no la cierre.</w:t>
+              <w:t xml:space="preserve">El token de acceso vence a los 60 minutos y el token de renovación a los 30 días o al cerrar sesión; la API rechaza los tokens vencidos, alterados o de una sesión cerrada.</w:t>
             </w:r>
           </w:p>
         </w:tc>
@@ -3564,24 +3582,6 @@
     </w:tbl>
     <w:p>
       <w:pPr>
-        <w:jc w:val="both"/>
-        <w:rPr>
-          <w:rFonts w:ascii="Calibri" w:hAnsi="Calibri" w:cs="Calibri"/>
-          <w:sz w:val="20"/>
-          <w:szCs w:val="20"/>
-        </w:rPr>
-      </w:pPr>
-      <w:r>
-        <w:rPr>
-          <w:rFonts w:ascii="Calibri" w:hAnsi="Calibri" w:cs="Calibri"/>
-          <w:sz w:val="20"/>
-          <w:szCs w:val="20"/>
-        </w:rPr>
-        <w:t>Requisitos para proteger las cuentas de usuario y la información almacenada en el servidor.</w:t>
-      </w:r>
-    </w:p>
-    <w:p>
-      <w:pPr>
         <w:pStyle w:val="Heading1"/>
         <w:jc w:val="both"/>
         <w:rPr>
@@ -3612,7 +3612,7 @@
           <w:sz w:val="20"/>
           <w:szCs w:val="20"/>
         </w:rPr>
-        <w:t xml:space="preserve">ErgoSense utiliza el teclado, el mouse, la cámara y el micrófono del usuario, por lo que debe limitar la información que registra a la estrictamente necesaria, de acuerdo con la normativa chilena de protección de la vida privada (Ley N.º 19.628, 1999).</w:t>
+        <w:t xml:space="preserve">ErgoSense utiliza el teclado, el mouse, la cámara y el micrófono del usuario, por lo que debe limitar la información que registra a la estrictamente necesaria, de acuerdo con la normativa chilena de protección de datos personales (Ley N.º 19.628, 1999; Ley N.º 21.719, 2024), considerando que la Ley N.º 21.719, que moderniza dicha normativa, entra en vigencia el 1 de diciembre de 2026.</w:t>
       </w:r>
     </w:p>
     <w:tbl>
@@ -4473,7 +4473,7 @@
                 <w:sz w:val="20"/>
                 <w:szCs w:val="20"/>
               </w:rPr>
-              <w:t xml:space="preserve">Los mensajes de error indican qué ocurrió y cómo continuar, sin mostrar códigos técnicos.</w:t>
+              <w:t xml:space="preserve">Todos los textos de la interfaz están en español, y los mensajes de error indican qué ocurrió y cómo continuar, sin mostrar códigos técnicos.</w:t>
             </w:r>
           </w:p>
         </w:tc>
@@ -5228,6 +5228,24 @@
       </w:r>
       <w:bookmarkEnd w:id="8"/>
     </w:p>
+    <w:p>
+      <w:pPr>
+        <w:jc w:val="both"/>
+        <w:rPr>
+          <w:rFonts w:ascii="Calibri" w:hAnsi="Calibri" w:cs="Calibri"/>
+          <w:sz w:val="20"/>
+          <w:szCs w:val="20"/>
+        </w:rPr>
+      </w:pPr>
+      <w:r>
+        <w:rPr>
+          <w:rFonts w:ascii="Calibri" w:hAnsi="Calibri" w:cs="Calibri"/>
+          <w:sz w:val="20"/>
+          <w:szCs w:val="20"/>
+        </w:rPr>
+        <w:t xml:space="preserve">Requisitos sobre los entornos en que se ejecuta y se instala ErgoSense.</w:t>
+      </w:r>
+    </w:p>
     <w:tbl>
       <w:tblPr>
         <w:tblpPr w:leftFromText="141" w:rightFromText="141" w:vertAnchor="text" w:horzAnchor="margin" w:tblpY="445"/>
@@ -5893,24 +5911,6 @@
         </w:tc>
       </w:tr>
     </w:tbl>
-    <w:p>
-      <w:pPr>
-        <w:jc w:val="both"/>
-        <w:rPr>
-          <w:rFonts w:ascii="Calibri" w:hAnsi="Calibri" w:cs="Calibri"/>
-          <w:sz w:val="20"/>
-          <w:szCs w:val="20"/>
-        </w:rPr>
-      </w:pPr>
-      <w:r>
-        <w:rPr>
-          <w:rFonts w:ascii="Calibri" w:hAnsi="Calibri" w:cs="Calibri"/>
-          <w:sz w:val="20"/>
-          <w:szCs w:val="20"/>
-        </w:rPr>
-        <w:t xml:space="preserve">Requisitos sobre los entornos en que se ejecuta y se instala ErgoSense.</w:t>
-      </w:r>
-    </w:p>
     <w:p>
       <w:pPr>
         <w:pStyle w:val="Heading1"/>
@@ -6808,6 +6808,25 @@
           <w:szCs w:val="20"/>
         </w:rPr>
         <w:t xml:space="preserve">Ley N.º 19.628 de 1999. Sobre protección de la vida privada. 28 de agosto de 1999. Diario Oficial de la República de Chile.</w:t>
+      </w:r>
+    </w:p>
+    <w:p>
+      <w:pPr>
+        <w:ind w:left="720" w:hanging="720"/>
+        <w:jc w:val="both"/>
+        <w:rPr>
+          <w:rFonts w:ascii="Calibri" w:hAnsi="Calibri" w:cs="Calibri"/>
+          <w:sz w:val="20"/>
+          <w:szCs w:val="20"/>
+        </w:rPr>
+      </w:pPr>
+      <w:r>
+        <w:rPr>
+          <w:rFonts w:ascii="Calibri" w:hAnsi="Calibri" w:cs="Calibri"/>
+          <w:sz w:val="20"/>
+          <w:szCs w:val="20"/>
+        </w:rPr>
+        <w:t xml:space="preserve">Ley N.º 21.719 de 2024. Regula la protección y el tratamiento de los datos personales y crea la Agencia de Protección de Datos Personales. 13 de diciembre de 2024. Diario Oficial de la República de Chile.</w:t>
       </w:r>
     </w:p>
     <w:p>

--- a/FASE 2/Evidencias Proyecto/Documentacion/Requisitos no funcionales.docx
+++ b/FASE 2/Evidencias Proyecto/Documentacion/Requisitos no funcionales.docx
@@ -4,7 +4,7 @@
   <w:body>
     <w:p>
       <w:pPr>
-        <w:pStyle w:val="Title"/>
+        <w:pStyle w:val="Ttulo"/>
         <w:rPr>
           <w:rFonts w:ascii="Calibri" w:hAnsi="Calibri" w:cs="Calibri"/>
         </w:rPr>
@@ -13,11 +13,12 @@
         <w:rPr>
           <w:rFonts w:ascii="Calibri" w:hAnsi="Calibri" w:cs="Calibri"/>
         </w:rPr>
-        <w:t xml:space="preserve">Requisitos no funcionales – ErgoSense</w:t>
+        <w:t>Requisitos no funcionales – ErgoSense</w:t>
       </w:r>
     </w:p>
     <w:p>
       <w:pPr>
+        <w:spacing w:line="278" w:lineRule="auto"/>
         <w:jc w:val="both"/>
         <w:rPr>
           <w:rFonts w:ascii="Calibri" w:hAnsi="Calibri" w:cs="Calibri"/>
@@ -26,6 +27,7 @@
     </w:p>
     <w:p>
       <w:pPr>
+        <w:spacing w:line="278" w:lineRule="auto"/>
         <w:jc w:val="both"/>
         <w:rPr>
           <w:rFonts w:ascii="Calibri" w:hAnsi="Calibri" w:cs="Calibri"/>
@@ -34,6 +36,7 @@
     </w:p>
     <w:p>
       <w:pPr>
+        <w:spacing w:line="278" w:lineRule="auto"/>
         <w:jc w:val="both"/>
         <w:rPr>
           <w:rFonts w:ascii="Calibri" w:hAnsi="Calibri" w:cs="Calibri"/>
@@ -42,6 +45,7 @@
     </w:p>
     <w:p>
       <w:pPr>
+        <w:spacing w:line="278" w:lineRule="auto"/>
         <w:jc w:val="both"/>
         <w:rPr>
           <w:rFonts w:ascii="Calibri" w:hAnsi="Calibri" w:cs="Calibri"/>
@@ -50,6 +54,7 @@
     </w:p>
     <w:p>
       <w:pPr>
+        <w:spacing w:line="278" w:lineRule="auto"/>
         <w:jc w:val="both"/>
         <w:rPr>
           <w:rFonts w:ascii="Calibri" w:hAnsi="Calibri" w:cs="Calibri"/>
@@ -58,6 +63,7 @@
     </w:p>
     <w:p>
       <w:pPr>
+        <w:spacing w:line="278" w:lineRule="auto"/>
         <w:jc w:val="both"/>
         <w:rPr>
           <w:rFonts w:ascii="Calibri" w:hAnsi="Calibri" w:cs="Calibri"/>
@@ -66,6 +72,7 @@
     </w:p>
     <w:p>
       <w:pPr>
+        <w:spacing w:line="278" w:lineRule="auto"/>
         <w:jc w:val="both"/>
         <w:rPr>
           <w:rFonts w:ascii="Calibri" w:hAnsi="Calibri" w:cs="Calibri"/>
@@ -74,6 +81,7 @@
     </w:p>
     <w:p>
       <w:pPr>
+        <w:spacing w:line="278" w:lineRule="auto"/>
         <w:jc w:val="both"/>
         <w:rPr>
           <w:rFonts w:ascii="Calibri" w:hAnsi="Calibri" w:cs="Calibri"/>
@@ -82,6 +90,7 @@
     </w:p>
     <w:p>
       <w:pPr>
+        <w:spacing w:line="278" w:lineRule="auto"/>
         <w:jc w:val="both"/>
         <w:rPr>
           <w:rFonts w:ascii="Calibri" w:hAnsi="Calibri" w:cs="Calibri"/>
@@ -90,6 +99,7 @@
     </w:p>
     <w:p>
       <w:pPr>
+        <w:spacing w:line="278" w:lineRule="auto"/>
         <w:jc w:val="both"/>
         <w:rPr>
           <w:rFonts w:ascii="Calibri" w:hAnsi="Calibri" w:cs="Calibri"/>
@@ -98,6 +108,7 @@
     </w:p>
     <w:p>
       <w:pPr>
+        <w:spacing w:line="278" w:lineRule="auto"/>
         <w:jc w:val="both"/>
         <w:rPr>
           <w:rFonts w:ascii="Calibri" w:hAnsi="Calibri" w:cs="Calibri"/>
@@ -106,6 +117,7 @@
     </w:p>
     <w:p>
       <w:pPr>
+        <w:spacing w:line="278" w:lineRule="auto"/>
         <w:jc w:val="both"/>
         <w:rPr>
           <w:rFonts w:ascii="Calibri" w:hAnsi="Calibri" w:cs="Calibri"/>
@@ -114,6 +126,7 @@
     </w:p>
     <w:p>
       <w:pPr>
+        <w:spacing w:line="278" w:lineRule="auto"/>
         <w:jc w:val="both"/>
         <w:rPr>
           <w:rFonts w:ascii="Calibri" w:hAnsi="Calibri" w:cs="Calibri"/>
@@ -122,6 +135,7 @@
     </w:p>
     <w:p>
       <w:pPr>
+        <w:spacing w:line="278" w:lineRule="auto"/>
         <w:jc w:val="both"/>
         <w:rPr>
           <w:rFonts w:ascii="Calibri" w:hAnsi="Calibri" w:cs="Calibri"/>
@@ -130,6 +144,7 @@
     </w:p>
     <w:p>
       <w:pPr>
+        <w:spacing w:line="278" w:lineRule="auto"/>
         <w:jc w:val="both"/>
         <w:rPr>
           <w:rFonts w:ascii="Calibri" w:hAnsi="Calibri" w:cs="Calibri"/>
@@ -138,6 +153,7 @@
     </w:p>
     <w:p>
       <w:pPr>
+        <w:spacing w:line="278" w:lineRule="auto"/>
         <w:jc w:val="both"/>
         <w:rPr>
           <w:rFonts w:ascii="Calibri" w:hAnsi="Calibri" w:cs="Calibri"/>
@@ -146,6 +162,7 @@
     </w:p>
     <w:p>
       <w:pPr>
+        <w:spacing w:line="278" w:lineRule="auto"/>
         <w:jc w:val="both"/>
         <w:rPr>
           <w:rFonts w:ascii="Calibri" w:hAnsi="Calibri" w:cs="Calibri"/>
@@ -154,6 +171,7 @@
     </w:p>
     <w:p>
       <w:pPr>
+        <w:spacing w:line="278" w:lineRule="auto"/>
         <w:jc w:val="both"/>
         <w:rPr>
           <w:rFonts w:ascii="Calibri" w:hAnsi="Calibri" w:cs="Calibri"/>
@@ -162,6 +180,7 @@
     </w:p>
     <w:p>
       <w:pPr>
+        <w:spacing w:line="278" w:lineRule="auto"/>
         <w:jc w:val="both"/>
         <w:rPr>
           <w:rFonts w:ascii="Calibri" w:hAnsi="Calibri" w:cs="Calibri"/>
@@ -170,6 +189,7 @@
     </w:p>
     <w:p>
       <w:pPr>
+        <w:spacing w:line="278" w:lineRule="auto"/>
         <w:jc w:val="both"/>
         <w:rPr>
           <w:rFonts w:ascii="Calibri" w:hAnsi="Calibri" w:cs="Calibri"/>
@@ -180,17 +200,48 @@
           <w:rFonts w:ascii="Calibri" w:hAnsi="Calibri" w:cs="Calibri"/>
         </w:rPr>
         <w:t>Integrantes: Alejandro Silva</w:t>
+      </w:r>
+      <w:r>
+        <w:rPr>
+          <w:rFonts w:ascii="Calibri" w:hAnsi="Calibri" w:cs="Calibri"/>
+        </w:rPr>
         <w:tab/>
+      </w:r>
+      <w:r>
+        <w:rPr>
+          <w:rFonts w:ascii="Calibri" w:hAnsi="Calibri" w:cs="Calibri"/>
+        </w:rPr>
         <w:tab/>
+      </w:r>
+      <w:r>
+        <w:rPr>
+          <w:rFonts w:ascii="Calibri" w:hAnsi="Calibri" w:cs="Calibri"/>
+        </w:rPr>
         <w:tab/>
+      </w:r>
+      <w:r>
+        <w:rPr>
+          <w:rFonts w:ascii="Calibri" w:hAnsi="Calibri" w:cs="Calibri"/>
+        </w:rPr>
         <w:tab/>
+      </w:r>
+      <w:r>
+        <w:rPr>
+          <w:rFonts w:ascii="Calibri" w:hAnsi="Calibri" w:cs="Calibri"/>
+        </w:rPr>
         <w:tab/>
+      </w:r>
+      <w:r>
+        <w:rPr>
+          <w:rFonts w:ascii="Calibri" w:hAnsi="Calibri" w:cs="Calibri"/>
+        </w:rPr>
         <w:tab/>
         <w:t>Docente: Maria Cobo</w:t>
       </w:r>
     </w:p>
     <w:p>
       <w:pPr>
+        <w:spacing w:line="278" w:lineRule="auto"/>
         <w:jc w:val="both"/>
         <w:rPr>
           <w:rFonts w:ascii="Calibri" w:hAnsi="Calibri" w:cs="Calibri"/>
@@ -206,6 +257,7 @@
     </w:p>
     <w:p>
       <w:pPr>
+        <w:spacing w:line="278" w:lineRule="auto"/>
         <w:jc w:val="both"/>
         <w:rPr>
           <w:rFonts w:ascii="Calibri" w:hAnsi="Calibri" w:cs="Calibri"/>
@@ -214,6 +266,7 @@
     </w:p>
     <w:p>
       <w:pPr>
+        <w:spacing w:line="278" w:lineRule="auto"/>
         <w:jc w:val="both"/>
         <w:rPr>
           <w:rFonts w:ascii="Calibri" w:hAnsi="Calibri" w:cs="Calibri"/>
@@ -245,15 +298,16 @@
       <w:sdtContent>
         <w:p>
           <w:pPr>
-            <w:pStyle w:val="TOCHeading"/>
+            <w:pStyle w:val="TtuloTDC"/>
+            <w:pageBreakBefore/>
           </w:pPr>
           <w:r>
-            <w:t>Contents</w:t>
+            <w:t>Índice</w:t>
           </w:r>
         </w:p>
         <w:p>
           <w:pPr>
-            <w:pStyle w:val="TOC1"/>
+            <w:pStyle w:val="TDC1"/>
             <w:tabs>
               <w:tab w:val="right" w:leader="dot" w:pos="8828"/>
             </w:tabs>
@@ -265,13 +319,17 @@
           </w:pPr>
           <w:r>
             <w:fldChar w:fldCharType="begin"/>
+          </w:r>
+          <w:r>
             <w:instrText xml:space="preserve"> TOC \o "1-3" \h \z \u </w:instrText>
+          </w:r>
+          <w:r>
             <w:fldChar w:fldCharType="separate"/>
           </w:r>
           <w:hyperlink w:anchor="_Toc9209101" w:history="1">
             <w:r>
               <w:rPr>
-                <w:rStyle w:val="Hyperlink"/>
+                <w:rStyle w:val="Hipervnculo"/>
                 <w:rFonts w:ascii="Calibri" w:hAnsi="Calibri" w:cs="Calibri"/>
                 <w:noProof/>
               </w:rPr>
@@ -283,17 +341,53 @@
                 <w:webHidden/>
               </w:rPr>
               <w:tab/>
+            </w:r>
+            <w:r>
+              <w:rPr>
+                <w:noProof/>
+                <w:webHidden/>
+              </w:rPr>
               <w:fldChar w:fldCharType="begin"/>
+            </w:r>
+            <w:r>
+              <w:rPr>
+                <w:noProof/>
+                <w:webHidden/>
+              </w:rPr>
               <w:instrText xml:space="preserve"> PAGEREF _Toc9209101 \h </w:instrText>
+            </w:r>
+            <w:r>
+              <w:rPr>
+                <w:noProof/>
+                <w:webHidden/>
+              </w:rPr>
+            </w:r>
+            <w:r>
+              <w:rPr>
+                <w:noProof/>
+                <w:webHidden/>
+              </w:rPr>
               <w:fldChar w:fldCharType="separate"/>
+            </w:r>
+            <w:r>
+              <w:rPr>
+                <w:noProof/>
+                <w:webHidden/>
+              </w:rPr>
               <w:t>3</w:t>
+            </w:r>
+            <w:r>
+              <w:rPr>
+                <w:noProof/>
+                <w:webHidden/>
+              </w:rPr>
               <w:fldChar w:fldCharType="end"/>
             </w:r>
           </w:hyperlink>
         </w:p>
         <w:p>
           <w:pPr>
-            <w:pStyle w:val="TOC1"/>
+            <w:pStyle w:val="TDC1"/>
             <w:tabs>
               <w:tab w:val="right" w:leader="dot" w:pos="8828"/>
             </w:tabs>
@@ -306,7 +400,7 @@
           <w:hyperlink w:anchor="_Toc9209102" w:history="1">
             <w:r>
               <w:rPr>
-                <w:rStyle w:val="Hyperlink"/>
+                <w:rStyle w:val="Hipervnculo"/>
                 <w:rFonts w:ascii="Calibri" w:hAnsi="Calibri" w:cs="Calibri"/>
                 <w:noProof/>
               </w:rPr>
@@ -318,17 +412,53 @@
                 <w:webHidden/>
               </w:rPr>
               <w:tab/>
+            </w:r>
+            <w:r>
+              <w:rPr>
+                <w:noProof/>
+                <w:webHidden/>
+              </w:rPr>
               <w:fldChar w:fldCharType="begin"/>
+            </w:r>
+            <w:r>
+              <w:rPr>
+                <w:noProof/>
+                <w:webHidden/>
+              </w:rPr>
               <w:instrText xml:space="preserve"> PAGEREF _Toc9209102 \h </w:instrText>
+            </w:r>
+            <w:r>
+              <w:rPr>
+                <w:noProof/>
+                <w:webHidden/>
+              </w:rPr>
+            </w:r>
+            <w:r>
+              <w:rPr>
+                <w:noProof/>
+                <w:webHidden/>
+              </w:rPr>
               <w:fldChar w:fldCharType="separate"/>
+            </w:r>
+            <w:r>
+              <w:rPr>
+                <w:noProof/>
+                <w:webHidden/>
+              </w:rPr>
               <w:t>3</w:t>
+            </w:r>
+            <w:r>
+              <w:rPr>
+                <w:noProof/>
+                <w:webHidden/>
+              </w:rPr>
               <w:fldChar w:fldCharType="end"/>
             </w:r>
           </w:hyperlink>
         </w:p>
         <w:p>
           <w:pPr>
-            <w:pStyle w:val="TOC1"/>
+            <w:pStyle w:val="TDC1"/>
             <w:tabs>
               <w:tab w:val="right" w:leader="dot" w:pos="8828"/>
             </w:tabs>
@@ -341,7 +471,7 @@
           <w:hyperlink w:anchor="_Toc9209103" w:history="1">
             <w:r>
               <w:rPr>
-                <w:rStyle w:val="Hyperlink"/>
+                <w:rStyle w:val="Hipervnculo"/>
                 <w:rFonts w:ascii="Calibri" w:hAnsi="Calibri" w:cs="Calibri"/>
                 <w:noProof/>
               </w:rPr>
@@ -353,17 +483,53 @@
                 <w:webHidden/>
               </w:rPr>
               <w:tab/>
+            </w:r>
+            <w:r>
+              <w:rPr>
+                <w:noProof/>
+                <w:webHidden/>
+              </w:rPr>
               <w:fldChar w:fldCharType="begin"/>
+            </w:r>
+            <w:r>
+              <w:rPr>
+                <w:noProof/>
+                <w:webHidden/>
+              </w:rPr>
               <w:instrText xml:space="preserve"> PAGEREF _Toc9209103 \h </w:instrText>
+            </w:r>
+            <w:r>
+              <w:rPr>
+                <w:noProof/>
+                <w:webHidden/>
+              </w:rPr>
+            </w:r>
+            <w:r>
+              <w:rPr>
+                <w:noProof/>
+                <w:webHidden/>
+              </w:rPr>
               <w:fldChar w:fldCharType="separate"/>
-              <w:t>4</w:t>
+            </w:r>
+            <w:r>
+              <w:rPr>
+                <w:noProof/>
+                <w:webHidden/>
+              </w:rPr>
+              <w:t>3</w:t>
+            </w:r>
+            <w:r>
+              <w:rPr>
+                <w:noProof/>
+                <w:webHidden/>
+              </w:rPr>
               <w:fldChar w:fldCharType="end"/>
             </w:r>
           </w:hyperlink>
         </w:p>
         <w:p>
           <w:pPr>
-            <w:pStyle w:val="TOC1"/>
+            <w:pStyle w:val="TDC1"/>
             <w:tabs>
               <w:tab w:val="right" w:leader="dot" w:pos="8828"/>
             </w:tabs>
@@ -376,7 +542,7 @@
           <w:hyperlink w:anchor="_Toc9209104" w:history="1">
             <w:r>
               <w:rPr>
-                <w:rStyle w:val="Hyperlink"/>
+                <w:rStyle w:val="Hipervnculo"/>
                 <w:rFonts w:ascii="Calibri" w:hAnsi="Calibri" w:cs="Calibri"/>
                 <w:noProof/>
               </w:rPr>
@@ -388,17 +554,53 @@
                 <w:webHidden/>
               </w:rPr>
               <w:tab/>
+            </w:r>
+            <w:r>
+              <w:rPr>
+                <w:noProof/>
+                <w:webHidden/>
+              </w:rPr>
               <w:fldChar w:fldCharType="begin"/>
+            </w:r>
+            <w:r>
+              <w:rPr>
+                <w:noProof/>
+                <w:webHidden/>
+              </w:rPr>
               <w:instrText xml:space="preserve"> PAGEREF _Toc9209104 \h </w:instrText>
+            </w:r>
+            <w:r>
+              <w:rPr>
+                <w:noProof/>
+                <w:webHidden/>
+              </w:rPr>
+            </w:r>
+            <w:r>
+              <w:rPr>
+                <w:noProof/>
+                <w:webHidden/>
+              </w:rPr>
               <w:fldChar w:fldCharType="separate"/>
+            </w:r>
+            <w:r>
+              <w:rPr>
+                <w:noProof/>
+                <w:webHidden/>
+              </w:rPr>
               <w:t>4</w:t>
+            </w:r>
+            <w:r>
+              <w:rPr>
+                <w:noProof/>
+                <w:webHidden/>
+              </w:rPr>
               <w:fldChar w:fldCharType="end"/>
             </w:r>
           </w:hyperlink>
         </w:p>
         <w:p>
           <w:pPr>
-            <w:pStyle w:val="TOC1"/>
+            <w:pStyle w:val="TDC1"/>
             <w:tabs>
               <w:tab w:val="right" w:leader="dot" w:pos="8828"/>
             </w:tabs>
@@ -411,7 +613,7 @@
           <w:hyperlink w:anchor="_Toc9209105" w:history="1">
             <w:r>
               <w:rPr>
-                <w:rStyle w:val="Hyperlink"/>
+                <w:rStyle w:val="Hipervnculo"/>
                 <w:rFonts w:ascii="Calibri" w:hAnsi="Calibri" w:cs="Calibri"/>
                 <w:noProof/>
               </w:rPr>
@@ -423,17 +625,53 @@
                 <w:webHidden/>
               </w:rPr>
               <w:tab/>
+            </w:r>
+            <w:r>
+              <w:rPr>
+                <w:noProof/>
+                <w:webHidden/>
+              </w:rPr>
               <w:fldChar w:fldCharType="begin"/>
+            </w:r>
+            <w:r>
+              <w:rPr>
+                <w:noProof/>
+                <w:webHidden/>
+              </w:rPr>
               <w:instrText xml:space="preserve"> PAGEREF _Toc9209105 \h </w:instrText>
+            </w:r>
+            <w:r>
+              <w:rPr>
+                <w:noProof/>
+                <w:webHidden/>
+              </w:rPr>
+            </w:r>
+            <w:r>
+              <w:rPr>
+                <w:noProof/>
+                <w:webHidden/>
+              </w:rPr>
               <w:fldChar w:fldCharType="separate"/>
+            </w:r>
+            <w:r>
+              <w:rPr>
+                <w:noProof/>
+                <w:webHidden/>
+              </w:rPr>
               <w:t>5</w:t>
+            </w:r>
+            <w:r>
+              <w:rPr>
+                <w:noProof/>
+                <w:webHidden/>
+              </w:rPr>
               <w:fldChar w:fldCharType="end"/>
             </w:r>
           </w:hyperlink>
         </w:p>
         <w:p>
           <w:pPr>
-            <w:pStyle w:val="TOC1"/>
+            <w:pStyle w:val="TDC1"/>
             <w:tabs>
               <w:tab w:val="right" w:leader="dot" w:pos="8828"/>
             </w:tabs>
@@ -446,7 +684,7 @@
           <w:hyperlink w:anchor="_Toc9209106" w:history="1">
             <w:r>
               <w:rPr>
-                <w:rStyle w:val="Hyperlink"/>
+                <w:rStyle w:val="Hipervnculo"/>
                 <w:rFonts w:ascii="Calibri" w:hAnsi="Calibri" w:cs="Calibri"/>
                 <w:noProof/>
               </w:rPr>
@@ -458,17 +696,53 @@
                 <w:webHidden/>
               </w:rPr>
               <w:tab/>
+            </w:r>
+            <w:r>
+              <w:rPr>
+                <w:noProof/>
+                <w:webHidden/>
+              </w:rPr>
               <w:fldChar w:fldCharType="begin"/>
+            </w:r>
+            <w:r>
+              <w:rPr>
+                <w:noProof/>
+                <w:webHidden/>
+              </w:rPr>
               <w:instrText xml:space="preserve"> PAGEREF _Toc9209106 \h </w:instrText>
+            </w:r>
+            <w:r>
+              <w:rPr>
+                <w:noProof/>
+                <w:webHidden/>
+              </w:rPr>
+            </w:r>
+            <w:r>
+              <w:rPr>
+                <w:noProof/>
+                <w:webHidden/>
+              </w:rPr>
               <w:fldChar w:fldCharType="separate"/>
+            </w:r>
+            <w:r>
+              <w:rPr>
+                <w:noProof/>
+                <w:webHidden/>
+              </w:rPr>
               <w:t>6</w:t>
+            </w:r>
+            <w:r>
+              <w:rPr>
+                <w:noProof/>
+                <w:webHidden/>
+              </w:rPr>
               <w:fldChar w:fldCharType="end"/>
             </w:r>
           </w:hyperlink>
         </w:p>
         <w:p>
           <w:pPr>
-            <w:pStyle w:val="TOC1"/>
+            <w:pStyle w:val="TDC1"/>
             <w:tabs>
               <w:tab w:val="right" w:leader="dot" w:pos="8828"/>
             </w:tabs>
@@ -481,7 +755,7 @@
           <w:hyperlink w:anchor="_Toc9209107" w:history="1">
             <w:r>
               <w:rPr>
-                <w:rStyle w:val="Hyperlink"/>
+                <w:rStyle w:val="Hipervnculo"/>
                 <w:rFonts w:ascii="Calibri" w:hAnsi="Calibri" w:cs="Calibri"/>
                 <w:noProof/>
               </w:rPr>
@@ -493,17 +767,53 @@
                 <w:webHidden/>
               </w:rPr>
               <w:tab/>
+            </w:r>
+            <w:r>
+              <w:rPr>
+                <w:noProof/>
+                <w:webHidden/>
+              </w:rPr>
               <w:fldChar w:fldCharType="begin"/>
+            </w:r>
+            <w:r>
+              <w:rPr>
+                <w:noProof/>
+                <w:webHidden/>
+              </w:rPr>
               <w:instrText xml:space="preserve"> PAGEREF _Toc9209107 \h </w:instrText>
+            </w:r>
+            <w:r>
+              <w:rPr>
+                <w:noProof/>
+                <w:webHidden/>
+              </w:rPr>
+            </w:r>
+            <w:r>
+              <w:rPr>
+                <w:noProof/>
+                <w:webHidden/>
+              </w:rPr>
               <w:fldChar w:fldCharType="separate"/>
-              <w:t>7</w:t>
+            </w:r>
+            <w:r>
+              <w:rPr>
+                <w:noProof/>
+                <w:webHidden/>
+              </w:rPr>
+              <w:t>6</w:t>
+            </w:r>
+            <w:r>
+              <w:rPr>
+                <w:noProof/>
+                <w:webHidden/>
+              </w:rPr>
               <w:fldChar w:fldCharType="end"/>
             </w:r>
           </w:hyperlink>
         </w:p>
         <w:p>
           <w:pPr>
-            <w:pStyle w:val="TOC1"/>
+            <w:pStyle w:val="TDC1"/>
             <w:tabs>
               <w:tab w:val="right" w:leader="dot" w:pos="8828"/>
             </w:tabs>
@@ -516,7 +826,7 @@
           <w:hyperlink w:anchor="_Toc9209108" w:history="1">
             <w:r>
               <w:rPr>
-                <w:rStyle w:val="Hyperlink"/>
+                <w:rStyle w:val="Hipervnculo"/>
                 <w:rFonts w:ascii="Calibri" w:hAnsi="Calibri" w:cs="Calibri"/>
                 <w:noProof/>
               </w:rPr>
@@ -528,17 +838,53 @@
                 <w:webHidden/>
               </w:rPr>
               <w:tab/>
+            </w:r>
+            <w:r>
+              <w:rPr>
+                <w:noProof/>
+                <w:webHidden/>
+              </w:rPr>
               <w:fldChar w:fldCharType="begin"/>
+            </w:r>
+            <w:r>
+              <w:rPr>
+                <w:noProof/>
+                <w:webHidden/>
+              </w:rPr>
               <w:instrText xml:space="preserve"> PAGEREF _Toc9209108 \h </w:instrText>
+            </w:r>
+            <w:r>
+              <w:rPr>
+                <w:noProof/>
+                <w:webHidden/>
+              </w:rPr>
+            </w:r>
+            <w:r>
+              <w:rPr>
+                <w:noProof/>
+                <w:webHidden/>
+              </w:rPr>
               <w:fldChar w:fldCharType="separate"/>
-              <w:t>8</w:t>
+            </w:r>
+            <w:r>
+              <w:rPr>
+                <w:noProof/>
+                <w:webHidden/>
+              </w:rPr>
+              <w:t>7</w:t>
+            </w:r>
+            <w:r>
+              <w:rPr>
+                <w:noProof/>
+                <w:webHidden/>
+              </w:rPr>
               <w:fldChar w:fldCharType="end"/>
             </w:r>
           </w:hyperlink>
         </w:p>
         <w:p>
           <w:pPr>
-            <w:pStyle w:val="TOC1"/>
+            <w:pStyle w:val="TDC1"/>
             <w:tabs>
               <w:tab w:val="right" w:leader="dot" w:pos="8828"/>
             </w:tabs>
@@ -551,7 +897,7 @@
           <w:hyperlink w:anchor="_Toc9209109" w:history="1">
             <w:r>
               <w:rPr>
-                <w:rStyle w:val="Hyperlink"/>
+                <w:rStyle w:val="Hipervnculo"/>
                 <w:rFonts w:ascii="Calibri" w:hAnsi="Calibri" w:cs="Calibri"/>
                 <w:noProof/>
               </w:rPr>
@@ -563,17 +909,53 @@
                 <w:webHidden/>
               </w:rPr>
               <w:tab/>
+            </w:r>
+            <w:r>
+              <w:rPr>
+                <w:noProof/>
+                <w:webHidden/>
+              </w:rPr>
               <w:fldChar w:fldCharType="begin"/>
+            </w:r>
+            <w:r>
+              <w:rPr>
+                <w:noProof/>
+                <w:webHidden/>
+              </w:rPr>
               <w:instrText xml:space="preserve"> PAGEREF _Toc9209109 \h </w:instrText>
+            </w:r>
+            <w:r>
+              <w:rPr>
+                <w:noProof/>
+                <w:webHidden/>
+              </w:rPr>
+            </w:r>
+            <w:r>
+              <w:rPr>
+                <w:noProof/>
+                <w:webHidden/>
+              </w:rPr>
               <w:fldChar w:fldCharType="separate"/>
+            </w:r>
+            <w:r>
+              <w:rPr>
+                <w:noProof/>
+                <w:webHidden/>
+              </w:rPr>
               <w:t>8</w:t>
+            </w:r>
+            <w:r>
+              <w:rPr>
+                <w:noProof/>
+                <w:webHidden/>
+              </w:rPr>
               <w:fldChar w:fldCharType="end"/>
             </w:r>
           </w:hyperlink>
         </w:p>
         <w:p>
           <w:pPr>
-            <w:pStyle w:val="TOC1"/>
+            <w:pStyle w:val="TDC1"/>
             <w:tabs>
               <w:tab w:val="right" w:leader="dot" w:pos="8828"/>
             </w:tabs>
@@ -586,7 +968,7 @@
           <w:hyperlink w:anchor="_Toc9209110" w:history="1">
             <w:r>
               <w:rPr>
-                <w:rStyle w:val="Hyperlink"/>
+                <w:rStyle w:val="Hipervnculo"/>
                 <w:rFonts w:ascii="Calibri" w:hAnsi="Calibri" w:cs="Calibri"/>
                 <w:noProof/>
               </w:rPr>
@@ -598,17 +980,53 @@
                 <w:webHidden/>
               </w:rPr>
               <w:tab/>
+            </w:r>
+            <w:r>
+              <w:rPr>
+                <w:noProof/>
+                <w:webHidden/>
+              </w:rPr>
               <w:fldChar w:fldCharType="begin"/>
+            </w:r>
+            <w:r>
+              <w:rPr>
+                <w:noProof/>
+                <w:webHidden/>
+              </w:rPr>
               <w:instrText xml:space="preserve"> PAGEREF _Toc9209110 \h </w:instrText>
+            </w:r>
+            <w:r>
+              <w:rPr>
+                <w:noProof/>
+                <w:webHidden/>
+              </w:rPr>
+            </w:r>
+            <w:r>
+              <w:rPr>
+                <w:noProof/>
+                <w:webHidden/>
+              </w:rPr>
               <w:fldChar w:fldCharType="separate"/>
-              <w:t>9</w:t>
+            </w:r>
+            <w:r>
+              <w:rPr>
+                <w:noProof/>
+                <w:webHidden/>
+              </w:rPr>
+              <w:t>8</w:t>
+            </w:r>
+            <w:r>
+              <w:rPr>
+                <w:noProof/>
+                <w:webHidden/>
+              </w:rPr>
               <w:fldChar w:fldCharType="end"/>
             </w:r>
           </w:hyperlink>
         </w:p>
         <w:p>
           <w:pPr>
-            <w:pStyle w:val="TOC1"/>
+            <w:pStyle w:val="TDC1"/>
             <w:tabs>
               <w:tab w:val="right" w:leader="dot" w:pos="8828"/>
             </w:tabs>
@@ -621,7 +1039,7 @@
           <w:hyperlink w:anchor="_Toc9209111" w:history="1">
             <w:r>
               <w:rPr>
-                <w:rStyle w:val="Hyperlink"/>
+                <w:rStyle w:val="Hipervnculo"/>
                 <w:rFonts w:ascii="Calibri" w:hAnsi="Calibri" w:cs="Calibri"/>
                 <w:noProof/>
               </w:rPr>
@@ -633,17 +1051,53 @@
                 <w:webHidden/>
               </w:rPr>
               <w:tab/>
+            </w:r>
+            <w:r>
+              <w:rPr>
+                <w:noProof/>
+                <w:webHidden/>
+              </w:rPr>
               <w:fldChar w:fldCharType="begin"/>
+            </w:r>
+            <w:r>
+              <w:rPr>
+                <w:noProof/>
+                <w:webHidden/>
+              </w:rPr>
               <w:instrText xml:space="preserve"> PAGEREF _Toc9209111 \h </w:instrText>
+            </w:r>
+            <w:r>
+              <w:rPr>
+                <w:noProof/>
+                <w:webHidden/>
+              </w:rPr>
+            </w:r>
+            <w:r>
+              <w:rPr>
+                <w:noProof/>
+                <w:webHidden/>
+              </w:rPr>
               <w:fldChar w:fldCharType="separate"/>
+            </w:r>
+            <w:r>
+              <w:rPr>
+                <w:noProof/>
+                <w:webHidden/>
+              </w:rPr>
               <w:t>9</w:t>
+            </w:r>
+            <w:r>
+              <w:rPr>
+                <w:noProof/>
+                <w:webHidden/>
+              </w:rPr>
               <w:fldChar w:fldCharType="end"/>
             </w:r>
           </w:hyperlink>
         </w:p>
         <w:p>
           <w:pPr>
-            <w:pStyle w:val="TOC1"/>
+            <w:pStyle w:val="TDC1"/>
             <w:tabs>
               <w:tab w:val="right" w:leader="dot" w:pos="8828"/>
             </w:tabs>
@@ -656,7 +1110,7 @@
           <w:hyperlink w:anchor="_Toc9209112" w:history="1">
             <w:r>
               <w:rPr>
-                <w:rStyle w:val="Hyperlink"/>
+                <w:rStyle w:val="Hipervnculo"/>
                 <w:rFonts w:ascii="Calibri" w:hAnsi="Calibri" w:cs="Calibri"/>
                 <w:noProof/>
               </w:rPr>
@@ -668,10 +1122,46 @@
                 <w:webHidden/>
               </w:rPr>
               <w:tab/>
+            </w:r>
+            <w:r>
+              <w:rPr>
+                <w:noProof/>
+                <w:webHidden/>
+              </w:rPr>
               <w:fldChar w:fldCharType="begin"/>
+            </w:r>
+            <w:r>
+              <w:rPr>
+                <w:noProof/>
+                <w:webHidden/>
+              </w:rPr>
               <w:instrText xml:space="preserve"> PAGEREF _Toc9209112 \h </w:instrText>
+            </w:r>
+            <w:r>
+              <w:rPr>
+                <w:noProof/>
+                <w:webHidden/>
+              </w:rPr>
+            </w:r>
+            <w:r>
+              <w:rPr>
+                <w:noProof/>
+                <w:webHidden/>
+              </w:rPr>
               <w:fldChar w:fldCharType="separate"/>
-              <w:t>10</w:t>
+            </w:r>
+            <w:r>
+              <w:rPr>
+                <w:noProof/>
+                <w:webHidden/>
+              </w:rPr>
+              <w:t>9</w:t>
+            </w:r>
+            <w:r>
+              <w:rPr>
+                <w:noProof/>
+                <w:webHidden/>
+              </w:rPr>
               <w:fldChar w:fldCharType="end"/>
             </w:r>
           </w:hyperlink>
@@ -693,7 +1183,7 @@
     </w:p>
     <w:p>
       <w:pPr>
-        <w:pStyle w:val="Heading1"/>
+        <w:pStyle w:val="Ttulo1"/>
         <w:jc w:val="both"/>
         <w:rPr>
           <w:rFonts w:ascii="Calibri" w:hAnsi="Calibri" w:cs="Calibri"/>
@@ -714,15 +1204,15 @@
         <w:jc w:val="both"/>
         <w:rPr>
           <w:rFonts w:ascii="Calibri" w:hAnsi="Calibri" w:cs="Calibri"/>
-          <w:sz w:val="20"/>
-          <w:szCs w:val="20"/>
+          <w:sz w:val="22"/>
+          <w:szCs w:val="22"/>
         </w:rPr>
       </w:pPr>
       <w:r>
         <w:rPr>
           <w:rFonts w:ascii="Calibri" w:hAnsi="Calibri" w:cs="Calibri"/>
-          <w:sz w:val="20"/>
-          <w:szCs w:val="20"/>
+          <w:sz w:val="22"/>
+          <w:szCs w:val="22"/>
         </w:rPr>
         <w:t>Este documento define los requisitos no funcionales de ErgoSense, es decir, las condiciones de calidad que deben cumplir la aplicación de escritorio y el servidor, independientemente de las funcionalidades descritas en el Product Backlog. Estos requisitos orientan las decisiones de arquitectura y diseño, y se verifican mediante las pruebas planificadas en los Sprints.</w:t>
       </w:r>
@@ -732,17 +1222,17 @@
         <w:jc w:val="both"/>
         <w:rPr>
           <w:rFonts w:ascii="Calibri" w:hAnsi="Calibri" w:cs="Calibri"/>
-          <w:sz w:val="20"/>
-          <w:szCs w:val="20"/>
+          <w:sz w:val="22"/>
+          <w:szCs w:val="22"/>
         </w:rPr>
       </w:pPr>
       <w:r>
         <w:rPr>
           <w:rFonts w:ascii="Calibri" w:hAnsi="Calibri" w:cs="Calibri"/>
-          <w:sz w:val="20"/>
-          <w:szCs w:val="20"/>
-        </w:rPr>
-        <w:t xml:space="preserve">Los requisitos se organizan según las características del modelo de calidad de producto de la norma ISO/IEC 25010:2011 (International Organization for Standardization [ISO], 2011), agregando una categoría específica de privacidad debido a que la aplicación procesa información del teclado, del mouse, de la cámara y del micrófono.</w:t>
+          <w:sz w:val="22"/>
+          <w:szCs w:val="22"/>
+        </w:rPr>
+        <w:t>Los requisitos se organizan según las características del modelo de calidad de producto de la norma ISO/IEC 25010:2011 (International Organization for Standardization [ISO], 2011), agregando una categoría específica de privacidad debido a que la aplicación procesa información del teclado, del mouse, de la cámara y del micrófono.</w:t>
       </w:r>
     </w:p>
     <w:p>
@@ -750,14 +1240,14 @@
         <w:jc w:val="both"/>
         <w:rPr>
           <w:rFonts w:ascii="Calibri" w:hAnsi="Calibri" w:cs="Calibri"/>
-          <w:sz w:val="20"/>
-          <w:szCs w:val="20"/>
+          <w:sz w:val="22"/>
+          <w:szCs w:val="22"/>
         </w:rPr>
       </w:pPr>
     </w:p>
     <w:p>
       <w:pPr>
-        <w:pStyle w:val="Heading1"/>
+        <w:pStyle w:val="Ttulo1"/>
         <w:jc w:val="both"/>
         <w:rPr>
           <w:rFonts w:ascii="Calibri" w:hAnsi="Calibri" w:cs="Calibri"/>
@@ -777,15 +1267,15 @@
         <w:jc w:val="both"/>
         <w:rPr>
           <w:rFonts w:ascii="Calibri" w:hAnsi="Calibri" w:cs="Calibri"/>
-          <w:sz w:val="20"/>
-          <w:szCs w:val="20"/>
+          <w:sz w:val="22"/>
+          <w:szCs w:val="22"/>
         </w:rPr>
       </w:pPr>
       <w:r>
         <w:rPr>
           <w:rFonts w:ascii="Calibri" w:hAnsi="Calibri" w:cs="Calibri"/>
-          <w:sz w:val="20"/>
-          <w:szCs w:val="20"/>
+          <w:sz w:val="22"/>
+          <w:szCs w:val="22"/>
         </w:rPr>
         <w:t>Cada requisito tiene un identificador, un criterio de verificación medible, una prioridad y los elementos del Product Backlog con los que se relaciona. Las prioridades se definen de la siguiente forma:</w:t>
       </w:r>
@@ -824,8 +1314,8 @@
               <w:spacing w:after="40"/>
               <w:rPr>
                 <w:rFonts w:ascii="Calibri" w:hAnsi="Calibri" w:cs="Calibri"/>
-                <w:sz w:val="20"/>
-                <w:szCs w:val="20"/>
+                <w:sz w:val="22"/>
+                <w:szCs w:val="22"/>
               </w:rPr>
             </w:pPr>
             <w:r>
@@ -833,8 +1323,8 @@
                 <w:rFonts w:ascii="Calibri" w:hAnsi="Calibri" w:cs="Calibri"/>
                 <w:b/>
                 <w:bCs/>
-                <w:sz w:val="20"/>
-                <w:szCs w:val="20"/>
+                <w:sz w:val="22"/>
+                <w:szCs w:val="22"/>
               </w:rPr>
               <w:t>Prioridad</w:t>
             </w:r>
@@ -851,8 +1341,8 @@
               <w:spacing w:after="40"/>
               <w:rPr>
                 <w:rFonts w:ascii="Calibri" w:hAnsi="Calibri" w:cs="Calibri"/>
-                <w:sz w:val="20"/>
-                <w:szCs w:val="20"/>
+                <w:sz w:val="22"/>
+                <w:szCs w:val="22"/>
               </w:rPr>
             </w:pPr>
             <w:r>
@@ -860,8 +1350,8 @@
                 <w:rFonts w:ascii="Calibri" w:hAnsi="Calibri" w:cs="Calibri"/>
                 <w:b/>
                 <w:bCs/>
-                <w:sz w:val="20"/>
-                <w:szCs w:val="20"/>
+                <w:sz w:val="22"/>
+                <w:szCs w:val="22"/>
               </w:rPr>
               <w:t>Significado</w:t>
             </w:r>
@@ -882,15 +1372,15 @@
               <w:spacing w:after="40"/>
               <w:rPr>
                 <w:rFonts w:ascii="Calibri" w:hAnsi="Calibri" w:cs="Calibri"/>
-                <w:sz w:val="20"/>
-                <w:szCs w:val="20"/>
-              </w:rPr>
-            </w:pPr>
-            <w:r>
-              <w:rPr>
-                <w:rFonts w:ascii="Calibri" w:hAnsi="Calibri" w:cs="Calibri"/>
-                <w:sz w:val="20"/>
-                <w:szCs w:val="20"/>
+                <w:sz w:val="22"/>
+                <w:szCs w:val="22"/>
+              </w:rPr>
+            </w:pPr>
+            <w:r>
+              <w:rPr>
+                <w:rFonts w:ascii="Calibri" w:hAnsi="Calibri" w:cs="Calibri"/>
+                <w:sz w:val="22"/>
+                <w:szCs w:val="22"/>
               </w:rPr>
               <w:t>Alta</w:t>
             </w:r>
@@ -906,15 +1396,15 @@
               <w:spacing w:after="40"/>
               <w:rPr>
                 <w:rFonts w:ascii="Calibri" w:hAnsi="Calibri" w:cs="Calibri"/>
-                <w:sz w:val="20"/>
-                <w:szCs w:val="20"/>
-              </w:rPr>
-            </w:pPr>
-            <w:r>
-              <w:rPr>
-                <w:rFonts w:ascii="Calibri" w:hAnsi="Calibri" w:cs="Calibri"/>
-                <w:sz w:val="20"/>
-                <w:szCs w:val="20"/>
+                <w:sz w:val="22"/>
+                <w:szCs w:val="22"/>
+              </w:rPr>
+            </w:pPr>
+            <w:r>
+              <w:rPr>
+                <w:rFonts w:ascii="Calibri" w:hAnsi="Calibri" w:cs="Calibri"/>
+                <w:sz w:val="22"/>
+                <w:szCs w:val="22"/>
               </w:rPr>
               <w:t>Debe cumplirse para considerar terminado el incremento en que se implementa el elemento relacionado.</w:t>
             </w:r>
@@ -935,15 +1425,15 @@
               <w:spacing w:after="40"/>
               <w:rPr>
                 <w:rFonts w:ascii="Calibri" w:hAnsi="Calibri" w:cs="Calibri"/>
-                <w:sz w:val="20"/>
-                <w:szCs w:val="20"/>
-              </w:rPr>
-            </w:pPr>
-            <w:r>
-              <w:rPr>
-                <w:rFonts w:ascii="Calibri" w:hAnsi="Calibri" w:cs="Calibri"/>
-                <w:sz w:val="20"/>
-                <w:szCs w:val="20"/>
+                <w:sz w:val="22"/>
+                <w:szCs w:val="22"/>
+              </w:rPr>
+            </w:pPr>
+            <w:r>
+              <w:rPr>
+                <w:rFonts w:ascii="Calibri" w:hAnsi="Calibri" w:cs="Calibri"/>
+                <w:sz w:val="22"/>
+                <w:szCs w:val="22"/>
               </w:rPr>
               <w:t>Media</w:t>
             </w:r>
@@ -959,15 +1449,15 @@
               <w:spacing w:after="40"/>
               <w:rPr>
                 <w:rFonts w:ascii="Calibri" w:hAnsi="Calibri" w:cs="Calibri"/>
-                <w:sz w:val="20"/>
-                <w:szCs w:val="20"/>
-              </w:rPr>
-            </w:pPr>
-            <w:r>
-              <w:rPr>
-                <w:rFonts w:ascii="Calibri" w:hAnsi="Calibri" w:cs="Calibri"/>
-                <w:sz w:val="20"/>
-                <w:szCs w:val="20"/>
+                <w:sz w:val="22"/>
+                <w:szCs w:val="22"/>
+              </w:rPr>
+            </w:pPr>
+            <w:r>
+              <w:rPr>
+                <w:rFonts w:ascii="Calibri" w:hAnsi="Calibri" w:cs="Calibri"/>
+                <w:sz w:val="22"/>
+                <w:szCs w:val="22"/>
               </w:rPr>
               <w:t>Debe cumplirse en el MVP, pero su meta puede ajustarse en una Sprint Retrospective si existe una justificación técnica documentada.</w:t>
             </w:r>
@@ -980,8 +1470,8 @@
         <w:jc w:val="both"/>
         <w:rPr>
           <w:rFonts w:ascii="Calibri" w:hAnsi="Calibri" w:cs="Calibri"/>
-          <w:sz w:val="20"/>
-          <w:szCs w:val="20"/>
+          <w:sz w:val="22"/>
+          <w:szCs w:val="22"/>
         </w:rPr>
       </w:pPr>
     </w:p>
@@ -990,15 +1480,15 @@
         <w:jc w:val="both"/>
         <w:rPr>
           <w:rFonts w:ascii="Calibri" w:hAnsi="Calibri" w:cs="Calibri"/>
-          <w:sz w:val="20"/>
-          <w:szCs w:val="20"/>
+          <w:sz w:val="22"/>
+          <w:szCs w:val="22"/>
         </w:rPr>
       </w:pPr>
       <w:r>
         <w:rPr>
           <w:rFonts w:ascii="Calibri" w:hAnsi="Calibri" w:cs="Calibri"/>
-          <w:sz w:val="20"/>
-          <w:szCs w:val="20"/>
+          <w:sz w:val="22"/>
+          <w:szCs w:val="22"/>
         </w:rPr>
         <w:t>Las mediciones de rendimiento se realizan en un computador de referencia con Windows 10 u 11 de 64 bits, procesador de 4 núcleos, 8 GB de memoria RAM, cámara web de 720p y conexión a internet doméstica.</w:t>
       </w:r>
@@ -1008,8 +1498,8 @@
         <w:jc w:val="both"/>
         <w:rPr>
           <w:rFonts w:ascii="Calibri" w:hAnsi="Calibri" w:cs="Calibri"/>
-          <w:sz w:val="20"/>
-          <w:szCs w:val="20"/>
+          <w:sz w:val="22"/>
+          <w:szCs w:val="22"/>
         </w:rPr>
       </w:pPr>
     </w:p>
@@ -1018,8 +1508,8 @@
         <w:jc w:val="both"/>
         <w:rPr>
           <w:rFonts w:ascii="Calibri" w:hAnsi="Calibri" w:cs="Calibri"/>
-          <w:sz w:val="20"/>
-          <w:szCs w:val="20"/>
+          <w:sz w:val="22"/>
+          <w:szCs w:val="22"/>
         </w:rPr>
       </w:pPr>
     </w:p>
@@ -1028,8 +1518,8 @@
         <w:jc w:val="both"/>
         <w:rPr>
           <w:rFonts w:ascii="Calibri" w:hAnsi="Calibri" w:cs="Calibri"/>
-          <w:sz w:val="20"/>
-          <w:szCs w:val="20"/>
+          <w:sz w:val="22"/>
+          <w:szCs w:val="22"/>
         </w:rPr>
       </w:pPr>
     </w:p>
@@ -1038,8 +1528,8 @@
         <w:jc w:val="both"/>
         <w:rPr>
           <w:rFonts w:ascii="Calibri" w:hAnsi="Calibri" w:cs="Calibri"/>
-          <w:sz w:val="20"/>
-          <w:szCs w:val="20"/>
+          <w:sz w:val="22"/>
+          <w:szCs w:val="22"/>
         </w:rPr>
       </w:pPr>
     </w:p>
@@ -1048,8 +1538,8 @@
         <w:jc w:val="both"/>
         <w:rPr>
           <w:rFonts w:ascii="Calibri" w:hAnsi="Calibri" w:cs="Calibri"/>
-          <w:sz w:val="20"/>
-          <w:szCs w:val="20"/>
+          <w:sz w:val="22"/>
+          <w:szCs w:val="22"/>
         </w:rPr>
       </w:pPr>
     </w:p>
@@ -1058,8 +1548,8 @@
         <w:jc w:val="both"/>
         <w:rPr>
           <w:rFonts w:ascii="Calibri" w:hAnsi="Calibri" w:cs="Calibri"/>
-          <w:sz w:val="20"/>
-          <w:szCs w:val="20"/>
+          <w:sz w:val="22"/>
+          <w:szCs w:val="22"/>
         </w:rPr>
       </w:pPr>
     </w:p>
@@ -1068,8 +1558,8 @@
         <w:jc w:val="both"/>
         <w:rPr>
           <w:rFonts w:ascii="Calibri" w:hAnsi="Calibri" w:cs="Calibri"/>
-          <w:sz w:val="20"/>
-          <w:szCs w:val="20"/>
+          <w:sz w:val="22"/>
+          <w:szCs w:val="22"/>
         </w:rPr>
       </w:pPr>
     </w:p>
@@ -1078,8 +1568,8 @@
         <w:jc w:val="both"/>
         <w:rPr>
           <w:rFonts w:ascii="Calibri" w:hAnsi="Calibri" w:cs="Calibri"/>
-          <w:sz w:val="20"/>
-          <w:szCs w:val="20"/>
+          <w:sz w:val="22"/>
+          <w:szCs w:val="22"/>
         </w:rPr>
       </w:pPr>
     </w:p>
@@ -1088,14 +1578,14 @@
         <w:jc w:val="both"/>
         <w:rPr>
           <w:rFonts w:ascii="Calibri" w:hAnsi="Calibri" w:cs="Calibri"/>
-          <w:sz w:val="20"/>
-          <w:szCs w:val="20"/>
+          <w:sz w:val="22"/>
+          <w:szCs w:val="22"/>
         </w:rPr>
       </w:pPr>
     </w:p>
     <w:p>
       <w:pPr>
-        <w:pStyle w:val="Heading1"/>
+        <w:pStyle w:val="Ttulo1"/>
         <w:jc w:val="both"/>
         <w:rPr>
           <w:rFonts w:ascii="Calibri" w:hAnsi="Calibri" w:cs="Calibri"/>
@@ -1106,7 +1596,6 @@
         <w:rPr>
           <w:rFonts w:ascii="Calibri" w:hAnsi="Calibri" w:cs="Calibri"/>
         </w:rPr>
-        <w:lastRenderedPageBreak/>
         <w:t>3. Adecuación funcional</w:t>
       </w:r>
       <w:bookmarkEnd w:id="2"/>
@@ -1116,15 +1605,15 @@
         <w:jc w:val="both"/>
         <w:rPr>
           <w:rFonts w:ascii="Calibri" w:hAnsi="Calibri" w:cs="Calibri"/>
-          <w:sz w:val="20"/>
-          <w:szCs w:val="20"/>
+          <w:sz w:val="22"/>
+          <w:szCs w:val="22"/>
         </w:rPr>
       </w:pPr>
       <w:r>
         <w:rPr>
           <w:rFonts w:ascii="Calibri" w:hAnsi="Calibri" w:cs="Calibri"/>
-          <w:sz w:val="20"/>
-          <w:szCs w:val="20"/>
+          <w:sz w:val="22"/>
+          <w:szCs w:val="22"/>
         </w:rPr>
         <w:t>Requisitos relacionados con la precisión de las funcionalidades principales.</w:t>
       </w:r>
@@ -1166,8 +1655,8 @@
               <w:spacing w:after="40"/>
               <w:rPr>
                 <w:rFonts w:ascii="Calibri" w:hAnsi="Calibri" w:cs="Calibri"/>
-                <w:sz w:val="20"/>
-                <w:szCs w:val="20"/>
+                <w:sz w:val="22"/>
+                <w:szCs w:val="22"/>
               </w:rPr>
             </w:pPr>
             <w:r>
@@ -1175,8 +1664,8 @@
                 <w:rFonts w:ascii="Calibri" w:hAnsi="Calibri" w:cs="Calibri"/>
                 <w:b/>
                 <w:bCs/>
-                <w:sz w:val="20"/>
-                <w:szCs w:val="20"/>
+                <w:sz w:val="22"/>
+                <w:szCs w:val="22"/>
               </w:rPr>
               <w:t>ID</w:t>
             </w:r>
@@ -1193,8 +1682,8 @@
               <w:spacing w:after="40"/>
               <w:rPr>
                 <w:rFonts w:ascii="Calibri" w:hAnsi="Calibri" w:cs="Calibri"/>
-                <w:sz w:val="20"/>
-                <w:szCs w:val="20"/>
+                <w:sz w:val="22"/>
+                <w:szCs w:val="22"/>
               </w:rPr>
             </w:pPr>
             <w:r>
@@ -1202,8 +1691,8 @@
                 <w:rFonts w:ascii="Calibri" w:hAnsi="Calibri" w:cs="Calibri"/>
                 <w:b/>
                 <w:bCs/>
-                <w:sz w:val="20"/>
-                <w:szCs w:val="20"/>
+                <w:sz w:val="22"/>
+                <w:szCs w:val="22"/>
               </w:rPr>
               <w:t>Requisito</w:t>
             </w:r>
@@ -1220,8 +1709,8 @@
               <w:spacing w:after="40"/>
               <w:rPr>
                 <w:rFonts w:ascii="Calibri" w:hAnsi="Calibri" w:cs="Calibri"/>
-                <w:sz w:val="20"/>
-                <w:szCs w:val="20"/>
+                <w:sz w:val="22"/>
+                <w:szCs w:val="22"/>
               </w:rPr>
             </w:pPr>
             <w:r>
@@ -1229,8 +1718,8 @@
                 <w:rFonts w:ascii="Calibri" w:hAnsi="Calibri" w:cs="Calibri"/>
                 <w:b/>
                 <w:bCs/>
-                <w:sz w:val="20"/>
-                <w:szCs w:val="20"/>
+                <w:sz w:val="22"/>
+                <w:szCs w:val="22"/>
               </w:rPr>
               <w:t>Criterio de verificación</w:t>
             </w:r>
@@ -1247,8 +1736,8 @@
               <w:spacing w:after="40"/>
               <w:rPr>
                 <w:rFonts w:ascii="Calibri" w:hAnsi="Calibri" w:cs="Calibri"/>
-                <w:sz w:val="20"/>
-                <w:szCs w:val="20"/>
+                <w:sz w:val="22"/>
+                <w:szCs w:val="22"/>
               </w:rPr>
             </w:pPr>
             <w:r>
@@ -1256,8 +1745,8 @@
                 <w:rFonts w:ascii="Calibri" w:hAnsi="Calibri" w:cs="Calibri"/>
                 <w:b/>
                 <w:bCs/>
-                <w:sz w:val="20"/>
-                <w:szCs w:val="20"/>
+                <w:sz w:val="22"/>
+                <w:szCs w:val="22"/>
               </w:rPr>
               <w:t>Prioridad</w:t>
             </w:r>
@@ -1274,8 +1763,8 @@
               <w:spacing w:after="40"/>
               <w:rPr>
                 <w:rFonts w:ascii="Calibri" w:hAnsi="Calibri" w:cs="Calibri"/>
-                <w:sz w:val="20"/>
-                <w:szCs w:val="20"/>
+                <w:sz w:val="22"/>
+                <w:szCs w:val="22"/>
               </w:rPr>
             </w:pPr>
             <w:r>
@@ -1283,8 +1772,8 @@
                 <w:rFonts w:ascii="Calibri" w:hAnsi="Calibri" w:cs="Calibri"/>
                 <w:b/>
                 <w:bCs/>
-                <w:sz w:val="20"/>
-                <w:szCs w:val="20"/>
+                <w:sz w:val="22"/>
+                <w:szCs w:val="22"/>
               </w:rPr>
               <w:t>PB</w:t>
             </w:r>
@@ -1305,17 +1794,17 @@
               <w:spacing w:after="40"/>
               <w:rPr>
                 <w:rFonts w:ascii="Calibri" w:hAnsi="Calibri" w:cs="Calibri"/>
-                <w:sz w:val="20"/>
-                <w:szCs w:val="20"/>
-              </w:rPr>
-            </w:pPr>
-            <w:r>
-              <w:rPr>
-                <w:rFonts w:ascii="Calibri" w:hAnsi="Calibri" w:cs="Calibri"/>
-                <w:sz w:val="20"/>
-                <w:szCs w:val="20"/>
-              </w:rPr>
-              <w:t xml:space="preserve">RNF-01</w:t>
+                <w:sz w:val="22"/>
+                <w:szCs w:val="22"/>
+              </w:rPr>
+            </w:pPr>
+            <w:r>
+              <w:rPr>
+                <w:rFonts w:ascii="Calibri" w:hAnsi="Calibri" w:cs="Calibri"/>
+                <w:sz w:val="22"/>
+                <w:szCs w:val="22"/>
+              </w:rPr>
+              <w:t>RNF-01</w:t>
             </w:r>
           </w:p>
         </w:tc>
@@ -1329,17 +1818,17 @@
               <w:spacing w:after="40"/>
               <w:rPr>
                 <w:rFonts w:ascii="Calibri" w:hAnsi="Calibri" w:cs="Calibri"/>
-                <w:sz w:val="20"/>
-                <w:szCs w:val="20"/>
-              </w:rPr>
-            </w:pPr>
-            <w:r>
-              <w:rPr>
-                <w:rFonts w:ascii="Calibri" w:hAnsi="Calibri" w:cs="Calibri"/>
-                <w:sz w:val="20"/>
-                <w:szCs w:val="20"/>
-              </w:rPr>
-              <w:t xml:space="preserve">El reconocimiento de gestos debe identificar correctamente los gestos definidos.</w:t>
+                <w:sz w:val="22"/>
+                <w:szCs w:val="22"/>
+              </w:rPr>
+            </w:pPr>
+            <w:r>
+              <w:rPr>
+                <w:rFonts w:ascii="Calibri" w:hAnsi="Calibri" w:cs="Calibri"/>
+                <w:sz w:val="22"/>
+                <w:szCs w:val="22"/>
+              </w:rPr>
+              <w:t>El reconocimiento de gestos debe identificar correctamente los gestos definidos.</w:t>
             </w:r>
           </w:p>
         </w:tc>
@@ -1353,17 +1842,17 @@
               <w:spacing w:after="40"/>
               <w:rPr>
                 <w:rFonts w:ascii="Calibri" w:hAnsi="Calibri" w:cs="Calibri"/>
-                <w:sz w:val="20"/>
-                <w:szCs w:val="20"/>
-              </w:rPr>
-            </w:pPr>
-            <w:r>
-              <w:rPr>
-                <w:rFonts w:ascii="Calibri" w:hAnsi="Calibri" w:cs="Calibri"/>
-                <w:sz w:val="20"/>
-                <w:szCs w:val="20"/>
-              </w:rPr>
-              <w:t xml:space="preserve">Al menos 90 % de aciertos en 50 intentos por gesto, con iluminación de oficina y a 40–80 cm de la cámara.</w:t>
+                <w:sz w:val="22"/>
+                <w:szCs w:val="22"/>
+              </w:rPr>
+            </w:pPr>
+            <w:r>
+              <w:rPr>
+                <w:rFonts w:ascii="Calibri" w:hAnsi="Calibri" w:cs="Calibri"/>
+                <w:sz w:val="22"/>
+                <w:szCs w:val="22"/>
+              </w:rPr>
+              <w:t>Al menos 90 % de aciertos en 50 intentos por gesto, con iluminación de oficina y a 40–80 cm de la cámara.</w:t>
             </w:r>
           </w:p>
         </w:tc>
@@ -1377,17 +1866,17 @@
               <w:spacing w:after="40"/>
               <w:rPr>
                 <w:rFonts w:ascii="Calibri" w:hAnsi="Calibri" w:cs="Calibri"/>
-                <w:sz w:val="20"/>
-                <w:szCs w:val="20"/>
-              </w:rPr>
-            </w:pPr>
-            <w:r>
-              <w:rPr>
-                <w:rFonts w:ascii="Calibri" w:hAnsi="Calibri" w:cs="Calibri"/>
-                <w:sz w:val="20"/>
-                <w:szCs w:val="20"/>
-              </w:rPr>
-              <w:t xml:space="preserve">Alta</w:t>
+                <w:sz w:val="22"/>
+                <w:szCs w:val="22"/>
+              </w:rPr>
+            </w:pPr>
+            <w:r>
+              <w:rPr>
+                <w:rFonts w:ascii="Calibri" w:hAnsi="Calibri" w:cs="Calibri"/>
+                <w:sz w:val="22"/>
+                <w:szCs w:val="22"/>
+              </w:rPr>
+              <w:t>Alta</w:t>
             </w:r>
           </w:p>
         </w:tc>
@@ -1401,17 +1890,17 @@
               <w:spacing w:after="40"/>
               <w:rPr>
                 <w:rFonts w:ascii="Calibri" w:hAnsi="Calibri" w:cs="Calibri"/>
-                <w:sz w:val="20"/>
-                <w:szCs w:val="20"/>
-              </w:rPr>
-            </w:pPr>
-            <w:r>
-              <w:rPr>
-                <w:rFonts w:ascii="Calibri" w:hAnsi="Calibri" w:cs="Calibri"/>
-                <w:sz w:val="20"/>
-                <w:szCs w:val="20"/>
-              </w:rPr>
-              <w:t xml:space="preserve">PB-08, PB-25</w:t>
+                <w:sz w:val="22"/>
+                <w:szCs w:val="22"/>
+              </w:rPr>
+            </w:pPr>
+            <w:r>
+              <w:rPr>
+                <w:rFonts w:ascii="Calibri" w:hAnsi="Calibri" w:cs="Calibri"/>
+                <w:sz w:val="22"/>
+                <w:szCs w:val="22"/>
+              </w:rPr>
+              <w:t>PB-08, PB-25</w:t>
             </w:r>
           </w:p>
         </w:tc>
@@ -1430,17 +1919,17 @@
               <w:spacing w:after="40"/>
               <w:rPr>
                 <w:rFonts w:ascii="Calibri" w:hAnsi="Calibri" w:cs="Calibri"/>
-                <w:sz w:val="20"/>
-                <w:szCs w:val="20"/>
-              </w:rPr>
-            </w:pPr>
-            <w:r>
-              <w:rPr>
-                <w:rFonts w:ascii="Calibri" w:hAnsi="Calibri" w:cs="Calibri"/>
-                <w:sz w:val="20"/>
-                <w:szCs w:val="20"/>
-              </w:rPr>
-              <w:t xml:space="preserve">RNF-02</w:t>
+                <w:sz w:val="22"/>
+                <w:szCs w:val="22"/>
+              </w:rPr>
+            </w:pPr>
+            <w:r>
+              <w:rPr>
+                <w:rFonts w:ascii="Calibri" w:hAnsi="Calibri" w:cs="Calibri"/>
+                <w:sz w:val="22"/>
+                <w:szCs w:val="22"/>
+              </w:rPr>
+              <w:t>RNF-02</w:t>
             </w:r>
           </w:p>
         </w:tc>
@@ -1454,17 +1943,17 @@
               <w:spacing w:after="40"/>
               <w:rPr>
                 <w:rFonts w:ascii="Calibri" w:hAnsi="Calibri" w:cs="Calibri"/>
-                <w:sz w:val="20"/>
-                <w:szCs w:val="20"/>
-              </w:rPr>
-            </w:pPr>
-            <w:r>
-              <w:rPr>
-                <w:rFonts w:ascii="Calibri" w:hAnsi="Calibri" w:cs="Calibri"/>
-                <w:sz w:val="20"/>
-                <w:szCs w:val="20"/>
-              </w:rPr>
-              <w:t xml:space="preserve">Los movimientos de la mano que no corresponden a un gesto no deben ejecutar acciones.</w:t>
+                <w:sz w:val="22"/>
+                <w:szCs w:val="22"/>
+              </w:rPr>
+            </w:pPr>
+            <w:r>
+              <w:rPr>
+                <w:rFonts w:ascii="Calibri" w:hAnsi="Calibri" w:cs="Calibri"/>
+                <w:sz w:val="22"/>
+                <w:szCs w:val="22"/>
+              </w:rPr>
+              <w:t>Los movimientos de la mano que no corresponden a un gesto no deben ejecutar acciones.</w:t>
             </w:r>
           </w:p>
         </w:tc>
@@ -1478,17 +1967,17 @@
               <w:spacing w:after="40"/>
               <w:rPr>
                 <w:rFonts w:ascii="Calibri" w:hAnsi="Calibri" w:cs="Calibri"/>
-                <w:sz w:val="20"/>
-                <w:szCs w:val="20"/>
-              </w:rPr>
-            </w:pPr>
-            <w:r>
-              <w:rPr>
-                <w:rFonts w:ascii="Calibri" w:hAnsi="Calibri" w:cs="Calibri"/>
-                <w:sz w:val="20"/>
-                <w:szCs w:val="20"/>
-              </w:rPr>
-              <w:t xml:space="preserve">No más de 2 acciones involuntarias durante 5 minutos de movimiento libre de la mano.</w:t>
+                <w:sz w:val="22"/>
+                <w:szCs w:val="22"/>
+              </w:rPr>
+            </w:pPr>
+            <w:r>
+              <w:rPr>
+                <w:rFonts w:ascii="Calibri" w:hAnsi="Calibri" w:cs="Calibri"/>
+                <w:sz w:val="22"/>
+                <w:szCs w:val="22"/>
+              </w:rPr>
+              <w:t>No más de 2 acciones involuntarias durante 5 minutos de movimiento libre de la mano.</w:t>
             </w:r>
           </w:p>
         </w:tc>
@@ -1502,17 +1991,17 @@
               <w:spacing w:after="40"/>
               <w:rPr>
                 <w:rFonts w:ascii="Calibri" w:hAnsi="Calibri" w:cs="Calibri"/>
-                <w:sz w:val="20"/>
-                <w:szCs w:val="20"/>
-              </w:rPr>
-            </w:pPr>
-            <w:r>
-              <w:rPr>
-                <w:rFonts w:ascii="Calibri" w:hAnsi="Calibri" w:cs="Calibri"/>
-                <w:sz w:val="20"/>
-                <w:szCs w:val="20"/>
-              </w:rPr>
-              <w:t xml:space="preserve">Alta</w:t>
+                <w:sz w:val="22"/>
+                <w:szCs w:val="22"/>
+              </w:rPr>
+            </w:pPr>
+            <w:r>
+              <w:rPr>
+                <w:rFonts w:ascii="Calibri" w:hAnsi="Calibri" w:cs="Calibri"/>
+                <w:sz w:val="22"/>
+                <w:szCs w:val="22"/>
+              </w:rPr>
+              <w:t>Alta</w:t>
             </w:r>
           </w:p>
         </w:tc>
@@ -1526,17 +2015,17 @@
               <w:spacing w:after="40"/>
               <w:rPr>
                 <w:rFonts w:ascii="Calibri" w:hAnsi="Calibri" w:cs="Calibri"/>
-                <w:sz w:val="20"/>
-                <w:szCs w:val="20"/>
-              </w:rPr>
-            </w:pPr>
-            <w:r>
-              <w:rPr>
-                <w:rFonts w:ascii="Calibri" w:hAnsi="Calibri" w:cs="Calibri"/>
-                <w:sz w:val="20"/>
-                <w:szCs w:val="20"/>
-              </w:rPr>
-              <w:t xml:space="preserve">PB-13</w:t>
+                <w:sz w:val="22"/>
+                <w:szCs w:val="22"/>
+              </w:rPr>
+            </w:pPr>
+            <w:r>
+              <w:rPr>
+                <w:rFonts w:ascii="Calibri" w:hAnsi="Calibri" w:cs="Calibri"/>
+                <w:sz w:val="22"/>
+                <w:szCs w:val="22"/>
+              </w:rPr>
+              <w:t>PB-13</w:t>
             </w:r>
           </w:p>
         </w:tc>
@@ -1555,17 +2044,17 @@
               <w:spacing w:after="40"/>
               <w:rPr>
                 <w:rFonts w:ascii="Calibri" w:hAnsi="Calibri" w:cs="Calibri"/>
-                <w:sz w:val="20"/>
-                <w:szCs w:val="20"/>
-              </w:rPr>
-            </w:pPr>
-            <w:r>
-              <w:rPr>
-                <w:rFonts w:ascii="Calibri" w:hAnsi="Calibri" w:cs="Calibri"/>
-                <w:sz w:val="20"/>
-                <w:szCs w:val="20"/>
-              </w:rPr>
-              <w:t xml:space="preserve">RNF-03</w:t>
+                <w:sz w:val="22"/>
+                <w:szCs w:val="22"/>
+              </w:rPr>
+            </w:pPr>
+            <w:r>
+              <w:rPr>
+                <w:rFonts w:ascii="Calibri" w:hAnsi="Calibri" w:cs="Calibri"/>
+                <w:sz w:val="22"/>
+                <w:szCs w:val="22"/>
+              </w:rPr>
+              <w:t>RNF-03</w:t>
             </w:r>
           </w:p>
         </w:tc>
@@ -1579,17 +2068,17 @@
               <w:spacing w:after="40"/>
               <w:rPr>
                 <w:rFonts w:ascii="Calibri" w:hAnsi="Calibri" w:cs="Calibri"/>
-                <w:sz w:val="20"/>
-                <w:szCs w:val="20"/>
-              </w:rPr>
-            </w:pPr>
-            <w:r>
-              <w:rPr>
-                <w:rFonts w:ascii="Calibri" w:hAnsi="Calibri" w:cs="Calibri"/>
-                <w:sz w:val="20"/>
-                <w:szCs w:val="20"/>
-              </w:rPr>
-              <w:t xml:space="preserve">El reconocimiento de voz debe identificar correctamente los comandos definidos y no ejecutar acciones ante otras frases.</w:t>
+                <w:sz w:val="22"/>
+                <w:szCs w:val="22"/>
+              </w:rPr>
+            </w:pPr>
+            <w:r>
+              <w:rPr>
+                <w:rFonts w:ascii="Calibri" w:hAnsi="Calibri" w:cs="Calibri"/>
+                <w:sz w:val="22"/>
+                <w:szCs w:val="22"/>
+              </w:rPr>
+              <w:t>El reconocimiento de voz debe identificar correctamente los comandos definidos y no ejecutar acciones ante otras frases.</w:t>
             </w:r>
           </w:p>
         </w:tc>
@@ -1603,17 +2092,17 @@
               <w:spacing w:after="40"/>
               <w:rPr>
                 <w:rFonts w:ascii="Calibri" w:hAnsi="Calibri" w:cs="Calibri"/>
-                <w:sz w:val="20"/>
-                <w:szCs w:val="20"/>
-              </w:rPr>
-            </w:pPr>
-            <w:r>
-              <w:rPr>
-                <w:rFonts w:ascii="Calibri" w:hAnsi="Calibri" w:cs="Calibri"/>
-                <w:sz w:val="20"/>
-                <w:szCs w:val="20"/>
-              </w:rPr>
-              <w:t xml:space="preserve">Al menos 85 % de aciertos en 20 repeticiones por comando en un ambiente silencioso; 0 acciones ante 20 frases que no son comandos.</w:t>
+                <w:sz w:val="22"/>
+                <w:szCs w:val="22"/>
+              </w:rPr>
+            </w:pPr>
+            <w:r>
+              <w:rPr>
+                <w:rFonts w:ascii="Calibri" w:hAnsi="Calibri" w:cs="Calibri"/>
+                <w:sz w:val="22"/>
+                <w:szCs w:val="22"/>
+              </w:rPr>
+              <w:t>Al menos 85 % de aciertos en 20 repeticiones por comando en un ambiente silencioso; 0 acciones ante 20 frases que no son comandos.</w:t>
             </w:r>
           </w:p>
         </w:tc>
@@ -1627,17 +2116,17 @@
               <w:spacing w:after="40"/>
               <w:rPr>
                 <w:rFonts w:ascii="Calibri" w:hAnsi="Calibri" w:cs="Calibri"/>
-                <w:sz w:val="20"/>
-                <w:szCs w:val="20"/>
-              </w:rPr>
-            </w:pPr>
-            <w:r>
-              <w:rPr>
-                <w:rFonts w:ascii="Calibri" w:hAnsi="Calibri" w:cs="Calibri"/>
-                <w:sz w:val="20"/>
-                <w:szCs w:val="20"/>
-              </w:rPr>
-              <w:t xml:space="preserve">Alta</w:t>
+                <w:sz w:val="22"/>
+                <w:szCs w:val="22"/>
+              </w:rPr>
+            </w:pPr>
+            <w:r>
+              <w:rPr>
+                <w:rFonts w:ascii="Calibri" w:hAnsi="Calibri" w:cs="Calibri"/>
+                <w:sz w:val="22"/>
+                <w:szCs w:val="22"/>
+              </w:rPr>
+              <w:t>Alta</w:t>
             </w:r>
           </w:p>
         </w:tc>
@@ -1651,17 +2140,17 @@
               <w:spacing w:after="40"/>
               <w:rPr>
                 <w:rFonts w:ascii="Calibri" w:hAnsi="Calibri" w:cs="Calibri"/>
-                <w:sz w:val="20"/>
-                <w:szCs w:val="20"/>
-              </w:rPr>
-            </w:pPr>
-            <w:r>
-              <w:rPr>
-                <w:rFonts w:ascii="Calibri" w:hAnsi="Calibri" w:cs="Calibri"/>
-                <w:sz w:val="20"/>
-                <w:szCs w:val="20"/>
-              </w:rPr>
-              <w:t xml:space="preserve">PB-14, PB-16, PB-26</w:t>
+                <w:sz w:val="22"/>
+                <w:szCs w:val="22"/>
+              </w:rPr>
+            </w:pPr>
+            <w:r>
+              <w:rPr>
+                <w:rFonts w:ascii="Calibri" w:hAnsi="Calibri" w:cs="Calibri"/>
+                <w:sz w:val="22"/>
+                <w:szCs w:val="22"/>
+              </w:rPr>
+              <w:t>PB-14, PB-16, PB-26</w:t>
             </w:r>
           </w:p>
         </w:tc>
@@ -1680,17 +2169,17 @@
               <w:spacing w:after="40"/>
               <w:rPr>
                 <w:rFonts w:ascii="Calibri" w:hAnsi="Calibri" w:cs="Calibri"/>
-                <w:sz w:val="20"/>
-                <w:szCs w:val="20"/>
-              </w:rPr>
-            </w:pPr>
-            <w:r>
-              <w:rPr>
-                <w:rFonts w:ascii="Calibri" w:hAnsi="Calibri" w:cs="Calibri"/>
-                <w:sz w:val="20"/>
-                <w:szCs w:val="20"/>
-              </w:rPr>
-              <w:t xml:space="preserve">RNF-04</w:t>
+                <w:sz w:val="22"/>
+                <w:szCs w:val="22"/>
+              </w:rPr>
+            </w:pPr>
+            <w:r>
+              <w:rPr>
+                <w:rFonts w:ascii="Calibri" w:hAnsi="Calibri" w:cs="Calibri"/>
+                <w:sz w:val="22"/>
+                <w:szCs w:val="22"/>
+              </w:rPr>
+              <w:t>RNF-04</w:t>
             </w:r>
           </w:p>
         </w:tc>
@@ -1704,17 +2193,17 @@
               <w:spacing w:after="40"/>
               <w:rPr>
                 <w:rFonts w:ascii="Calibri" w:hAnsi="Calibri" w:cs="Calibri"/>
-                <w:sz w:val="20"/>
-                <w:szCs w:val="20"/>
-              </w:rPr>
-            </w:pPr>
-            <w:r>
-              <w:rPr>
-                <w:rFonts w:ascii="Calibri" w:hAnsi="Calibri" w:cs="Calibri"/>
-                <w:sz w:val="20"/>
-                <w:szCs w:val="20"/>
-              </w:rPr>
-              <w:t xml:space="preserve">Los tiempos de monitoreo deben medirse con precisión.</w:t>
+                <w:sz w:val="22"/>
+                <w:szCs w:val="22"/>
+              </w:rPr>
+            </w:pPr>
+            <w:r>
+              <w:rPr>
+                <w:rFonts w:ascii="Calibri" w:hAnsi="Calibri" w:cs="Calibri"/>
+                <w:sz w:val="22"/>
+                <w:szCs w:val="22"/>
+              </w:rPr>
+              <w:t>Los tiempos de monitoreo deben medirse con precisión.</w:t>
             </w:r>
           </w:p>
         </w:tc>
@@ -1728,17 +2217,17 @@
               <w:spacing w:after="40"/>
               <w:rPr>
                 <w:rFonts w:ascii="Calibri" w:hAnsi="Calibri" w:cs="Calibri"/>
-                <w:sz w:val="20"/>
-                <w:szCs w:val="20"/>
-              </w:rPr>
-            </w:pPr>
-            <w:r>
-              <w:rPr>
-                <w:rFonts w:ascii="Calibri" w:hAnsi="Calibri" w:cs="Calibri"/>
-                <w:sz w:val="20"/>
-                <w:szCs w:val="20"/>
-              </w:rPr>
-              <w:t xml:space="preserve">El aviso se genera a los 60:00 ± 5 s de actividad y la pausa se registra a los 10:00 ± 5 s de inactividad.</w:t>
+                <w:sz w:val="22"/>
+                <w:szCs w:val="22"/>
+              </w:rPr>
+            </w:pPr>
+            <w:r>
+              <w:rPr>
+                <w:rFonts w:ascii="Calibri" w:hAnsi="Calibri" w:cs="Calibri"/>
+                <w:sz w:val="22"/>
+                <w:szCs w:val="22"/>
+              </w:rPr>
+              <w:t>El aviso se genera a los 60:00 ± 5 s de actividad y la pausa se registra a los 10:00 ± 5 s de inactividad.</w:t>
             </w:r>
           </w:p>
         </w:tc>
@@ -1752,17 +2241,17 @@
               <w:spacing w:after="40"/>
               <w:rPr>
                 <w:rFonts w:ascii="Calibri" w:hAnsi="Calibri" w:cs="Calibri"/>
-                <w:sz w:val="20"/>
-                <w:szCs w:val="20"/>
-              </w:rPr>
-            </w:pPr>
-            <w:r>
-              <w:rPr>
-                <w:rFonts w:ascii="Calibri" w:hAnsi="Calibri" w:cs="Calibri"/>
-                <w:sz w:val="20"/>
-                <w:szCs w:val="20"/>
-              </w:rPr>
-              <w:t xml:space="preserve">Alta</w:t>
+                <w:sz w:val="22"/>
+                <w:szCs w:val="22"/>
+              </w:rPr>
+            </w:pPr>
+            <w:r>
+              <w:rPr>
+                <w:rFonts w:ascii="Calibri" w:hAnsi="Calibri" w:cs="Calibri"/>
+                <w:sz w:val="22"/>
+                <w:szCs w:val="22"/>
+              </w:rPr>
+              <w:t>Alta</w:t>
             </w:r>
           </w:p>
         </w:tc>
@@ -1776,17 +2265,17 @@
               <w:spacing w:after="40"/>
               <w:rPr>
                 <w:rFonts w:ascii="Calibri" w:hAnsi="Calibri" w:cs="Calibri"/>
-                <w:sz w:val="20"/>
-                <w:szCs w:val="20"/>
-              </w:rPr>
-            </w:pPr>
-            <w:r>
-              <w:rPr>
-                <w:rFonts w:ascii="Calibri" w:hAnsi="Calibri" w:cs="Calibri"/>
-                <w:sz w:val="20"/>
-                <w:szCs w:val="20"/>
-              </w:rPr>
-              <w:t xml:space="preserve">PB-05, PB-28, PB-35</w:t>
+                <w:sz w:val="22"/>
+                <w:szCs w:val="22"/>
+              </w:rPr>
+            </w:pPr>
+            <w:r>
+              <w:rPr>
+                <w:rFonts w:ascii="Calibri" w:hAnsi="Calibri" w:cs="Calibri"/>
+                <w:sz w:val="22"/>
+                <w:szCs w:val="22"/>
+              </w:rPr>
+              <w:t>PB-05, PB-28, PB-35</w:t>
             </w:r>
           </w:p>
         </w:tc>
@@ -1797,14 +2286,14 @@
         <w:jc w:val="both"/>
         <w:rPr>
           <w:rFonts w:ascii="Calibri" w:hAnsi="Calibri" w:cs="Calibri"/>
-          <w:sz w:val="20"/>
-          <w:szCs w:val="20"/>
+          <w:sz w:val="22"/>
+          <w:szCs w:val="22"/>
         </w:rPr>
       </w:pPr>
     </w:p>
     <w:p>
       <w:pPr>
-        <w:pStyle w:val="Heading1"/>
+        <w:pStyle w:val="Ttulo1"/>
         <w:jc w:val="both"/>
         <w:rPr>
           <w:rFonts w:ascii="Calibri" w:hAnsi="Calibri" w:cs="Calibri"/>
@@ -1824,15 +2313,15 @@
         <w:jc w:val="both"/>
         <w:rPr>
           <w:rFonts w:ascii="Calibri" w:hAnsi="Calibri" w:cs="Calibri"/>
-          <w:sz w:val="20"/>
-          <w:szCs w:val="20"/>
+          <w:sz w:val="22"/>
+          <w:szCs w:val="22"/>
         </w:rPr>
       </w:pPr>
       <w:r>
         <w:rPr>
           <w:rFonts w:ascii="Calibri" w:hAnsi="Calibri" w:cs="Calibri"/>
-          <w:sz w:val="20"/>
-          <w:szCs w:val="20"/>
+          <w:sz w:val="22"/>
+          <w:szCs w:val="22"/>
         </w:rPr>
         <w:t>Requisitos de tiempo de respuesta y uso de recursos, considerando que la aplicación permanece abierta durante la jornada del usuario.</w:t>
       </w:r>
@@ -1876,8 +2365,8 @@
               <w:spacing w:after="40"/>
               <w:rPr>
                 <w:rFonts w:ascii="Calibri" w:hAnsi="Calibri" w:cs="Calibri"/>
-                <w:sz w:val="20"/>
-                <w:szCs w:val="20"/>
+                <w:sz w:val="22"/>
+                <w:szCs w:val="22"/>
               </w:rPr>
             </w:pPr>
             <w:r>
@@ -1885,8 +2374,8 @@
                 <w:rFonts w:ascii="Calibri" w:hAnsi="Calibri" w:cs="Calibri"/>
                 <w:b/>
                 <w:bCs/>
-                <w:sz w:val="20"/>
-                <w:szCs w:val="20"/>
+                <w:sz w:val="22"/>
+                <w:szCs w:val="22"/>
               </w:rPr>
               <w:t>ID</w:t>
             </w:r>
@@ -1903,8 +2392,8 @@
               <w:spacing w:after="40"/>
               <w:rPr>
                 <w:rFonts w:ascii="Calibri" w:hAnsi="Calibri" w:cs="Calibri"/>
-                <w:sz w:val="20"/>
-                <w:szCs w:val="20"/>
+                <w:sz w:val="22"/>
+                <w:szCs w:val="22"/>
               </w:rPr>
             </w:pPr>
             <w:r>
@@ -1912,8 +2401,8 @@
                 <w:rFonts w:ascii="Calibri" w:hAnsi="Calibri" w:cs="Calibri"/>
                 <w:b/>
                 <w:bCs/>
-                <w:sz w:val="20"/>
-                <w:szCs w:val="20"/>
+                <w:sz w:val="22"/>
+                <w:szCs w:val="22"/>
               </w:rPr>
               <w:t>Requisito</w:t>
             </w:r>
@@ -1930,8 +2419,8 @@
               <w:spacing w:after="40"/>
               <w:rPr>
                 <w:rFonts w:ascii="Calibri" w:hAnsi="Calibri" w:cs="Calibri"/>
-                <w:sz w:val="20"/>
-                <w:szCs w:val="20"/>
+                <w:sz w:val="22"/>
+                <w:szCs w:val="22"/>
               </w:rPr>
             </w:pPr>
             <w:r>
@@ -1939,8 +2428,8 @@
                 <w:rFonts w:ascii="Calibri" w:hAnsi="Calibri" w:cs="Calibri"/>
                 <w:b/>
                 <w:bCs/>
-                <w:sz w:val="20"/>
-                <w:szCs w:val="20"/>
+                <w:sz w:val="22"/>
+                <w:szCs w:val="22"/>
               </w:rPr>
               <w:t>Criterio de verificación</w:t>
             </w:r>
@@ -1957,8 +2446,8 @@
               <w:spacing w:after="40"/>
               <w:rPr>
                 <w:rFonts w:ascii="Calibri" w:hAnsi="Calibri" w:cs="Calibri"/>
-                <w:sz w:val="20"/>
-                <w:szCs w:val="20"/>
+                <w:sz w:val="22"/>
+                <w:szCs w:val="22"/>
               </w:rPr>
             </w:pPr>
             <w:r>
@@ -1966,8 +2455,8 @@
                 <w:rFonts w:ascii="Calibri" w:hAnsi="Calibri" w:cs="Calibri"/>
                 <w:b/>
                 <w:bCs/>
-                <w:sz w:val="20"/>
-                <w:szCs w:val="20"/>
+                <w:sz w:val="22"/>
+                <w:szCs w:val="22"/>
               </w:rPr>
               <w:t>Prioridad</w:t>
             </w:r>
@@ -1984,8 +2473,8 @@
               <w:spacing w:after="40"/>
               <w:rPr>
                 <w:rFonts w:ascii="Calibri" w:hAnsi="Calibri" w:cs="Calibri"/>
-                <w:sz w:val="20"/>
-                <w:szCs w:val="20"/>
+                <w:sz w:val="22"/>
+                <w:szCs w:val="22"/>
               </w:rPr>
             </w:pPr>
             <w:r>
@@ -1993,8 +2482,8 @@
                 <w:rFonts w:ascii="Calibri" w:hAnsi="Calibri" w:cs="Calibri"/>
                 <w:b/>
                 <w:bCs/>
-                <w:sz w:val="20"/>
-                <w:szCs w:val="20"/>
+                <w:sz w:val="22"/>
+                <w:szCs w:val="22"/>
               </w:rPr>
               <w:t>PB</w:t>
             </w:r>
@@ -2015,17 +2504,17 @@
               <w:spacing w:after="40"/>
               <w:rPr>
                 <w:rFonts w:ascii="Calibri" w:hAnsi="Calibri" w:cs="Calibri"/>
-                <w:sz w:val="20"/>
-                <w:szCs w:val="20"/>
-              </w:rPr>
-            </w:pPr>
-            <w:r>
-              <w:rPr>
-                <w:rFonts w:ascii="Calibri" w:hAnsi="Calibri" w:cs="Calibri"/>
-                <w:sz w:val="20"/>
-                <w:szCs w:val="20"/>
-              </w:rPr>
-              <w:t xml:space="preserve">RNF-05</w:t>
+                <w:sz w:val="22"/>
+                <w:szCs w:val="22"/>
+              </w:rPr>
+            </w:pPr>
+            <w:r>
+              <w:rPr>
+                <w:rFonts w:ascii="Calibri" w:hAnsi="Calibri" w:cs="Calibri"/>
+                <w:sz w:val="22"/>
+                <w:szCs w:val="22"/>
+              </w:rPr>
+              <w:t>RNF-05</w:t>
             </w:r>
           </w:p>
         </w:tc>
@@ -2039,17 +2528,17 @@
               <w:spacing w:after="40"/>
               <w:rPr>
                 <w:rFonts w:ascii="Calibri" w:hAnsi="Calibri" w:cs="Calibri"/>
-                <w:sz w:val="20"/>
-                <w:szCs w:val="20"/>
-              </w:rPr>
-            </w:pPr>
-            <w:r>
-              <w:rPr>
-                <w:rFonts w:ascii="Calibri" w:hAnsi="Calibri" w:cs="Calibri"/>
-                <w:sz w:val="20"/>
-                <w:szCs w:val="20"/>
-              </w:rPr>
-              <w:t xml:space="preserve">La detección de la mano debe procesar la imagen de la cámara con fluidez.</w:t>
+                <w:sz w:val="22"/>
+                <w:szCs w:val="22"/>
+              </w:rPr>
+            </w:pPr>
+            <w:r>
+              <w:rPr>
+                <w:rFonts w:ascii="Calibri" w:hAnsi="Calibri" w:cs="Calibri"/>
+                <w:sz w:val="22"/>
+                <w:szCs w:val="22"/>
+              </w:rPr>
+              <w:t>La detección de la mano debe procesar la imagen de la cámara con fluidez.</w:t>
             </w:r>
           </w:p>
         </w:tc>
@@ -2063,17 +2552,17 @@
               <w:spacing w:after="40"/>
               <w:rPr>
                 <w:rFonts w:ascii="Calibri" w:hAnsi="Calibri" w:cs="Calibri"/>
-                <w:sz w:val="20"/>
-                <w:szCs w:val="20"/>
-              </w:rPr>
-            </w:pPr>
-            <w:r>
-              <w:rPr>
-                <w:rFonts w:ascii="Calibri" w:hAnsi="Calibri" w:cs="Calibri"/>
-                <w:sz w:val="20"/>
-                <w:szCs w:val="20"/>
-              </w:rPr>
-              <w:t xml:space="preserve">Tasa de procesamiento de al menos 15 cuadros por segundo durante 5 minutos.</w:t>
+                <w:sz w:val="22"/>
+                <w:szCs w:val="22"/>
+              </w:rPr>
+            </w:pPr>
+            <w:r>
+              <w:rPr>
+                <w:rFonts w:ascii="Calibri" w:hAnsi="Calibri" w:cs="Calibri"/>
+                <w:sz w:val="22"/>
+                <w:szCs w:val="22"/>
+              </w:rPr>
+              <w:t>Tasa de procesamiento de al menos 15 cuadros por segundo durante 5 minutos.</w:t>
             </w:r>
           </w:p>
         </w:tc>
@@ -2087,17 +2576,17 @@
               <w:spacing w:after="40"/>
               <w:rPr>
                 <w:rFonts w:ascii="Calibri" w:hAnsi="Calibri" w:cs="Calibri"/>
-                <w:sz w:val="20"/>
-                <w:szCs w:val="20"/>
-              </w:rPr>
-            </w:pPr>
-            <w:r>
-              <w:rPr>
-                <w:rFonts w:ascii="Calibri" w:hAnsi="Calibri" w:cs="Calibri"/>
-                <w:sz w:val="20"/>
-                <w:szCs w:val="20"/>
-              </w:rPr>
-              <w:t xml:space="preserve">Alta</w:t>
+                <w:sz w:val="22"/>
+                <w:szCs w:val="22"/>
+              </w:rPr>
+            </w:pPr>
+            <w:r>
+              <w:rPr>
+                <w:rFonts w:ascii="Calibri" w:hAnsi="Calibri" w:cs="Calibri"/>
+                <w:sz w:val="22"/>
+                <w:szCs w:val="22"/>
+              </w:rPr>
+              <w:t>Alta</w:t>
             </w:r>
           </w:p>
         </w:tc>
@@ -2111,17 +2600,17 @@
               <w:spacing w:after="40"/>
               <w:rPr>
                 <w:rFonts w:ascii="Calibri" w:hAnsi="Calibri" w:cs="Calibri"/>
-                <w:sz w:val="20"/>
-                <w:szCs w:val="20"/>
-              </w:rPr>
-            </w:pPr>
-            <w:r>
-              <w:rPr>
-                <w:rFonts w:ascii="Calibri" w:hAnsi="Calibri" w:cs="Calibri"/>
-                <w:sz w:val="20"/>
-                <w:szCs w:val="20"/>
-              </w:rPr>
-              <w:t xml:space="preserve">PB-07</w:t>
+                <w:sz w:val="22"/>
+                <w:szCs w:val="22"/>
+              </w:rPr>
+            </w:pPr>
+            <w:r>
+              <w:rPr>
+                <w:rFonts w:ascii="Calibri" w:hAnsi="Calibri" w:cs="Calibri"/>
+                <w:sz w:val="22"/>
+                <w:szCs w:val="22"/>
+              </w:rPr>
+              <w:t>PB-07</w:t>
             </w:r>
           </w:p>
         </w:tc>
@@ -2140,17 +2629,17 @@
               <w:spacing w:after="40"/>
               <w:rPr>
                 <w:rFonts w:ascii="Calibri" w:hAnsi="Calibri" w:cs="Calibri"/>
-                <w:sz w:val="20"/>
-                <w:szCs w:val="20"/>
-              </w:rPr>
-            </w:pPr>
-            <w:r>
-              <w:rPr>
-                <w:rFonts w:ascii="Calibri" w:hAnsi="Calibri" w:cs="Calibri"/>
-                <w:sz w:val="20"/>
-                <w:szCs w:val="20"/>
-              </w:rPr>
-              <w:t xml:space="preserve">RNF-06</w:t>
+                <w:sz w:val="22"/>
+                <w:szCs w:val="22"/>
+              </w:rPr>
+            </w:pPr>
+            <w:r>
+              <w:rPr>
+                <w:rFonts w:ascii="Calibri" w:hAnsi="Calibri" w:cs="Calibri"/>
+                <w:sz w:val="22"/>
+                <w:szCs w:val="22"/>
+              </w:rPr>
+              <w:t>RNF-06</w:t>
             </w:r>
           </w:p>
         </w:tc>
@@ -2164,17 +2653,17 @@
               <w:spacing w:after="40"/>
               <w:rPr>
                 <w:rFonts w:ascii="Calibri" w:hAnsi="Calibri" w:cs="Calibri"/>
-                <w:sz w:val="20"/>
-                <w:szCs w:val="20"/>
-              </w:rPr>
-            </w:pPr>
-            <w:r>
-              <w:rPr>
-                <w:rFonts w:ascii="Calibri" w:hAnsi="Calibri" w:cs="Calibri"/>
-                <w:sz w:val="20"/>
-                <w:szCs w:val="20"/>
-              </w:rPr>
-              <w:t xml:space="preserve">Las acciones por gestos deben ejecutarse sin retraso perceptible.</w:t>
+                <w:sz w:val="22"/>
+                <w:szCs w:val="22"/>
+              </w:rPr>
+            </w:pPr>
+            <w:r>
+              <w:rPr>
+                <w:rFonts w:ascii="Calibri" w:hAnsi="Calibri" w:cs="Calibri"/>
+                <w:sz w:val="22"/>
+                <w:szCs w:val="22"/>
+              </w:rPr>
+              <w:t>Las acciones por gestos deben ejecutarse sin retraso perceptible.</w:t>
             </w:r>
           </w:p>
         </w:tc>
@@ -2188,17 +2677,17 @@
               <w:spacing w:after="40"/>
               <w:rPr>
                 <w:rFonts w:ascii="Calibri" w:hAnsi="Calibri" w:cs="Calibri"/>
-                <w:sz w:val="20"/>
-                <w:szCs w:val="20"/>
-              </w:rPr>
-            </w:pPr>
-            <w:r>
-              <w:rPr>
-                <w:rFonts w:ascii="Calibri" w:hAnsi="Calibri" w:cs="Calibri"/>
-                <w:sz w:val="20"/>
-                <w:szCs w:val="20"/>
-              </w:rPr>
-              <w:t xml:space="preserve">Tiempo entre el gesto y la acción menor o igual a 200 ms en 20 mediciones.</w:t>
+                <w:sz w:val="22"/>
+                <w:szCs w:val="22"/>
+              </w:rPr>
+            </w:pPr>
+            <w:r>
+              <w:rPr>
+                <w:rFonts w:ascii="Calibri" w:hAnsi="Calibri" w:cs="Calibri"/>
+                <w:sz w:val="22"/>
+                <w:szCs w:val="22"/>
+              </w:rPr>
+              <w:t>Tiempo entre el gesto y la acción menor o igual a 200 ms en 20 mediciones.</w:t>
             </w:r>
           </w:p>
         </w:tc>
@@ -2212,17 +2701,17 @@
               <w:spacing w:after="40"/>
               <w:rPr>
                 <w:rFonts w:ascii="Calibri" w:hAnsi="Calibri" w:cs="Calibri"/>
-                <w:sz w:val="20"/>
-                <w:szCs w:val="20"/>
-              </w:rPr>
-            </w:pPr>
-            <w:r>
-              <w:rPr>
-                <w:rFonts w:ascii="Calibri" w:hAnsi="Calibri" w:cs="Calibri"/>
-                <w:sz w:val="20"/>
-                <w:szCs w:val="20"/>
-              </w:rPr>
-              <w:t xml:space="preserve">Alta</w:t>
+                <w:sz w:val="22"/>
+                <w:szCs w:val="22"/>
+              </w:rPr>
+            </w:pPr>
+            <w:r>
+              <w:rPr>
+                <w:rFonts w:ascii="Calibri" w:hAnsi="Calibri" w:cs="Calibri"/>
+                <w:sz w:val="22"/>
+                <w:szCs w:val="22"/>
+              </w:rPr>
+              <w:t>Alta</w:t>
             </w:r>
           </w:p>
         </w:tc>
@@ -2236,17 +2725,17 @@
               <w:spacing w:after="40"/>
               <w:rPr>
                 <w:rFonts w:ascii="Calibri" w:hAnsi="Calibri" w:cs="Calibri"/>
-                <w:sz w:val="20"/>
-                <w:szCs w:val="20"/>
-              </w:rPr>
-            </w:pPr>
-            <w:r>
-              <w:rPr>
-                <w:rFonts w:ascii="Calibri" w:hAnsi="Calibri" w:cs="Calibri"/>
-                <w:sz w:val="20"/>
-                <w:szCs w:val="20"/>
-              </w:rPr>
-              <w:t xml:space="preserve">PB-09, PB-10</w:t>
+                <w:sz w:val="22"/>
+                <w:szCs w:val="22"/>
+              </w:rPr>
+            </w:pPr>
+            <w:r>
+              <w:rPr>
+                <w:rFonts w:ascii="Calibri" w:hAnsi="Calibri" w:cs="Calibri"/>
+                <w:sz w:val="22"/>
+                <w:szCs w:val="22"/>
+              </w:rPr>
+              <w:t>PB-09, PB-10</w:t>
             </w:r>
           </w:p>
         </w:tc>
@@ -2265,17 +2754,17 @@
               <w:spacing w:after="40"/>
               <w:rPr>
                 <w:rFonts w:ascii="Calibri" w:hAnsi="Calibri" w:cs="Calibri"/>
-                <w:sz w:val="20"/>
-                <w:szCs w:val="20"/>
-              </w:rPr>
-            </w:pPr>
-            <w:r>
-              <w:rPr>
-                <w:rFonts w:ascii="Calibri" w:hAnsi="Calibri" w:cs="Calibri"/>
-                <w:sz w:val="20"/>
-                <w:szCs w:val="20"/>
-              </w:rPr>
-              <w:t xml:space="preserve">RNF-07</w:t>
+                <w:sz w:val="22"/>
+                <w:szCs w:val="22"/>
+              </w:rPr>
+            </w:pPr>
+            <w:r>
+              <w:rPr>
+                <w:rFonts w:ascii="Calibri" w:hAnsi="Calibri" w:cs="Calibri"/>
+                <w:sz w:val="22"/>
+                <w:szCs w:val="22"/>
+              </w:rPr>
+              <w:t>RNF-07</w:t>
             </w:r>
           </w:p>
         </w:tc>
@@ -2289,17 +2778,17 @@
               <w:spacing w:after="40"/>
               <w:rPr>
                 <w:rFonts w:ascii="Calibri" w:hAnsi="Calibri" w:cs="Calibri"/>
-                <w:sz w:val="20"/>
-                <w:szCs w:val="20"/>
-              </w:rPr>
-            </w:pPr>
-            <w:r>
-              <w:rPr>
-                <w:rFonts w:ascii="Calibri" w:hAnsi="Calibri" w:cs="Calibri"/>
-                <w:sz w:val="20"/>
-                <w:szCs w:val="20"/>
-              </w:rPr>
-              <w:t xml:space="preserve">Las acciones por voz deben ejecutarse con rapidez.</w:t>
+                <w:sz w:val="22"/>
+                <w:szCs w:val="22"/>
+              </w:rPr>
+            </w:pPr>
+            <w:r>
+              <w:rPr>
+                <w:rFonts w:ascii="Calibri" w:hAnsi="Calibri" w:cs="Calibri"/>
+                <w:sz w:val="22"/>
+                <w:szCs w:val="22"/>
+              </w:rPr>
+              <w:t>Las acciones por voz deben ejecutarse con rapidez.</w:t>
             </w:r>
           </w:p>
         </w:tc>
@@ -2313,17 +2802,17 @@
               <w:spacing w:after="40"/>
               <w:rPr>
                 <w:rFonts w:ascii="Calibri" w:hAnsi="Calibri" w:cs="Calibri"/>
-                <w:sz w:val="20"/>
-                <w:szCs w:val="20"/>
-              </w:rPr>
-            </w:pPr>
-            <w:r>
-              <w:rPr>
-                <w:rFonts w:ascii="Calibri" w:hAnsi="Calibri" w:cs="Calibri"/>
-                <w:sz w:val="20"/>
-                <w:szCs w:val="20"/>
-              </w:rPr>
-              <w:t xml:space="preserve">Tiempo entre el término del comando y la acción menor o igual a 1,5 s en 20 mediciones.</w:t>
+                <w:sz w:val="22"/>
+                <w:szCs w:val="22"/>
+              </w:rPr>
+            </w:pPr>
+            <w:r>
+              <w:rPr>
+                <w:rFonts w:ascii="Calibri" w:hAnsi="Calibri" w:cs="Calibri"/>
+                <w:sz w:val="22"/>
+                <w:szCs w:val="22"/>
+              </w:rPr>
+              <w:t>Tiempo entre el término del comando y la acción menor o igual a 1,5 s en 20 mediciones.</w:t>
             </w:r>
           </w:p>
         </w:tc>
@@ -2337,17 +2826,17 @@
               <w:spacing w:after="40"/>
               <w:rPr>
                 <w:rFonts w:ascii="Calibri" w:hAnsi="Calibri" w:cs="Calibri"/>
-                <w:sz w:val="20"/>
-                <w:szCs w:val="20"/>
-              </w:rPr>
-            </w:pPr>
-            <w:r>
-              <w:rPr>
-                <w:rFonts w:ascii="Calibri" w:hAnsi="Calibri" w:cs="Calibri"/>
-                <w:sz w:val="20"/>
-                <w:szCs w:val="20"/>
-              </w:rPr>
-              <w:t xml:space="preserve">Media</w:t>
+                <w:sz w:val="22"/>
+                <w:szCs w:val="22"/>
+              </w:rPr>
+            </w:pPr>
+            <w:r>
+              <w:rPr>
+                <w:rFonts w:ascii="Calibri" w:hAnsi="Calibri" w:cs="Calibri"/>
+                <w:sz w:val="22"/>
+                <w:szCs w:val="22"/>
+              </w:rPr>
+              <w:t>Media</w:t>
             </w:r>
           </w:p>
         </w:tc>
@@ -2361,17 +2850,17 @@
               <w:spacing w:after="40"/>
               <w:rPr>
                 <w:rFonts w:ascii="Calibri" w:hAnsi="Calibri" w:cs="Calibri"/>
-                <w:sz w:val="20"/>
-                <w:szCs w:val="20"/>
-              </w:rPr>
-            </w:pPr>
-            <w:r>
-              <w:rPr>
-                <w:rFonts w:ascii="Calibri" w:hAnsi="Calibri" w:cs="Calibri"/>
-                <w:sz w:val="20"/>
-                <w:szCs w:val="20"/>
-              </w:rPr>
-              <w:t xml:space="preserve">PB-15</w:t>
+                <w:sz w:val="22"/>
+                <w:szCs w:val="22"/>
+              </w:rPr>
+            </w:pPr>
+            <w:r>
+              <w:rPr>
+                <w:rFonts w:ascii="Calibri" w:hAnsi="Calibri" w:cs="Calibri"/>
+                <w:sz w:val="22"/>
+                <w:szCs w:val="22"/>
+              </w:rPr>
+              <w:t>PB-15</w:t>
             </w:r>
           </w:p>
         </w:tc>
@@ -2390,17 +2879,17 @@
               <w:spacing w:after="40"/>
               <w:rPr>
                 <w:rFonts w:ascii="Calibri" w:hAnsi="Calibri" w:cs="Calibri"/>
-                <w:sz w:val="20"/>
-                <w:szCs w:val="20"/>
-              </w:rPr>
-            </w:pPr>
-            <w:r>
-              <w:rPr>
-                <w:rFonts w:ascii="Calibri" w:hAnsi="Calibri" w:cs="Calibri"/>
-                <w:sz w:val="20"/>
-                <w:szCs w:val="20"/>
-              </w:rPr>
-              <w:t xml:space="preserve">RNF-08</w:t>
+                <w:sz w:val="22"/>
+                <w:szCs w:val="22"/>
+              </w:rPr>
+            </w:pPr>
+            <w:r>
+              <w:rPr>
+                <w:rFonts w:ascii="Calibri" w:hAnsi="Calibri" w:cs="Calibri"/>
+                <w:sz w:val="22"/>
+                <w:szCs w:val="22"/>
+              </w:rPr>
+              <w:t>RNF-08</w:t>
             </w:r>
           </w:p>
         </w:tc>
@@ -2414,17 +2903,17 @@
               <w:spacing w:after="40"/>
               <w:rPr>
                 <w:rFonts w:ascii="Calibri" w:hAnsi="Calibri" w:cs="Calibri"/>
-                <w:sz w:val="20"/>
-                <w:szCs w:val="20"/>
-              </w:rPr>
-            </w:pPr>
-            <w:r>
-              <w:rPr>
-                <w:rFonts w:ascii="Calibri" w:hAnsi="Calibri" w:cs="Calibri"/>
-                <w:sz w:val="20"/>
-                <w:szCs w:val="20"/>
-              </w:rPr>
-              <w:t xml:space="preserve">La aplicación debe usar pocos recursos del computador.</w:t>
+                <w:sz w:val="22"/>
+                <w:szCs w:val="22"/>
+              </w:rPr>
+            </w:pPr>
+            <w:r>
+              <w:rPr>
+                <w:rFonts w:ascii="Calibri" w:hAnsi="Calibri" w:cs="Calibri"/>
+                <w:sz w:val="22"/>
+                <w:szCs w:val="22"/>
+              </w:rPr>
+              <w:t>La aplicación debe usar pocos recursos del computador.</w:t>
             </w:r>
           </w:p>
         </w:tc>
@@ -2438,18 +2927,17 @@
               <w:spacing w:after="40"/>
               <w:rPr>
                 <w:rFonts w:ascii="Calibri" w:hAnsi="Calibri" w:cs="Calibri"/>
-                <w:sz w:val="20"/>
-                <w:szCs w:val="20"/>
-              </w:rPr>
-            </w:pPr>
-            <w:r>
-              <w:rPr>
-                <w:rFonts w:ascii="Calibri" w:hAnsi="Calibri" w:cs="Calibri"/>
-                <w:sz w:val="20"/>
-                <w:szCs w:val="20"/>
-              </w:rPr>
-              <w:t xml:space="preserve">Solo con monitoreo activo: CPU promedio ≤ 5 % y memoria ≤ 200 MB. Con gestos activos: CPU promedio ≤ 40 %. Medición de 10 minutos.</w:t>
-              <w:lastRenderedPageBreak/>
+                <w:sz w:val="22"/>
+                <w:szCs w:val="22"/>
+              </w:rPr>
+            </w:pPr>
+            <w:r>
+              <w:rPr>
+                <w:rFonts w:ascii="Calibri" w:hAnsi="Calibri" w:cs="Calibri"/>
+                <w:sz w:val="22"/>
+                <w:szCs w:val="22"/>
+              </w:rPr>
+              <w:t>Solo con monitoreo activo: CPU promedio ≤ 5 % y memoria ≤ 200 MB. Con gestos activos: CPU promedio ≤ 40 %. Medición de 10 minutos.</w:t>
             </w:r>
           </w:p>
         </w:tc>
@@ -2463,18 +2951,17 @@
               <w:spacing w:after="40"/>
               <w:rPr>
                 <w:rFonts w:ascii="Calibri" w:hAnsi="Calibri" w:cs="Calibri"/>
-                <w:sz w:val="20"/>
-                <w:szCs w:val="20"/>
-              </w:rPr>
-            </w:pPr>
-            <w:r>
-              <w:rPr>
-                <w:rFonts w:ascii="Calibri" w:hAnsi="Calibri" w:cs="Calibri"/>
-                <w:sz w:val="20"/>
-                <w:szCs w:val="20"/>
-              </w:rPr>
-              <w:lastRenderedPageBreak/>
-              <w:t xml:space="preserve">Media</w:t>
+                <w:sz w:val="22"/>
+                <w:szCs w:val="22"/>
+              </w:rPr>
+            </w:pPr>
+            <w:r>
+              <w:rPr>
+                <w:rFonts w:ascii="Calibri" w:hAnsi="Calibri" w:cs="Calibri"/>
+                <w:sz w:val="22"/>
+                <w:szCs w:val="22"/>
+              </w:rPr>
+              <w:t>Media</w:t>
             </w:r>
           </w:p>
         </w:tc>
@@ -2488,17 +2975,17 @@
               <w:spacing w:after="40"/>
               <w:rPr>
                 <w:rFonts w:ascii="Calibri" w:hAnsi="Calibri" w:cs="Calibri"/>
-                <w:sz w:val="20"/>
-                <w:szCs w:val="20"/>
-              </w:rPr>
-            </w:pPr>
-            <w:r>
-              <w:rPr>
-                <w:rFonts w:ascii="Calibri" w:hAnsi="Calibri" w:cs="Calibri"/>
-                <w:sz w:val="20"/>
-                <w:szCs w:val="20"/>
-              </w:rPr>
-              <w:t xml:space="preserve">PB-31</w:t>
+                <w:sz w:val="22"/>
+                <w:szCs w:val="22"/>
+              </w:rPr>
+            </w:pPr>
+            <w:r>
+              <w:rPr>
+                <w:rFonts w:ascii="Calibri" w:hAnsi="Calibri" w:cs="Calibri"/>
+                <w:sz w:val="22"/>
+                <w:szCs w:val="22"/>
+              </w:rPr>
+              <w:t>PB-31</w:t>
             </w:r>
           </w:p>
         </w:tc>
@@ -2517,17 +3004,17 @@
               <w:spacing w:after="40"/>
               <w:rPr>
                 <w:rFonts w:ascii="Calibri" w:hAnsi="Calibri" w:cs="Calibri"/>
-                <w:sz w:val="20"/>
-                <w:szCs w:val="20"/>
-              </w:rPr>
-            </w:pPr>
-            <w:r>
-              <w:rPr>
-                <w:rFonts w:ascii="Calibri" w:hAnsi="Calibri" w:cs="Calibri"/>
-                <w:sz w:val="20"/>
-                <w:szCs w:val="20"/>
-              </w:rPr>
-              <w:t xml:space="preserve">RNF-09</w:t>
+                <w:sz w:val="22"/>
+                <w:szCs w:val="22"/>
+              </w:rPr>
+            </w:pPr>
+            <w:r>
+              <w:rPr>
+                <w:rFonts w:ascii="Calibri" w:hAnsi="Calibri" w:cs="Calibri"/>
+                <w:sz w:val="22"/>
+                <w:szCs w:val="22"/>
+              </w:rPr>
+              <w:t>RNF-09</w:t>
             </w:r>
           </w:p>
         </w:tc>
@@ -2541,17 +3028,17 @@
               <w:spacing w:after="40"/>
               <w:rPr>
                 <w:rFonts w:ascii="Calibri" w:hAnsi="Calibri" w:cs="Calibri"/>
-                <w:sz w:val="20"/>
-                <w:szCs w:val="20"/>
-              </w:rPr>
-            </w:pPr>
-            <w:r>
-              <w:rPr>
-                <w:rFonts w:ascii="Calibri" w:hAnsi="Calibri" w:cs="Calibri"/>
-                <w:sz w:val="20"/>
-                <w:szCs w:val="20"/>
-              </w:rPr>
-              <w:t xml:space="preserve">La API debe responder rápidamente a las solicitudes de la aplicación.</w:t>
+                <w:sz w:val="22"/>
+                <w:szCs w:val="22"/>
+              </w:rPr>
+            </w:pPr>
+            <w:r>
+              <w:rPr>
+                <w:rFonts w:ascii="Calibri" w:hAnsi="Calibri" w:cs="Calibri"/>
+                <w:sz w:val="22"/>
+                <w:szCs w:val="22"/>
+              </w:rPr>
+              <w:t>La API debe responder rápidamente a las solicitudes de la aplicación.</w:t>
             </w:r>
           </w:p>
         </w:tc>
@@ -2565,17 +3052,17 @@
               <w:spacing w:after="40"/>
               <w:rPr>
                 <w:rFonts w:ascii="Calibri" w:hAnsi="Calibri" w:cs="Calibri"/>
-                <w:sz w:val="20"/>
-                <w:szCs w:val="20"/>
-              </w:rPr>
-            </w:pPr>
-            <w:r>
-              <w:rPr>
-                <w:rFonts w:ascii="Calibri" w:hAnsi="Calibri" w:cs="Calibri"/>
-                <w:sz w:val="20"/>
-                <w:szCs w:val="20"/>
-              </w:rPr>
-              <w:t xml:space="preserve">El 95 % de las solicitudes responde en 1 s o menos durante una sesión de prueba de 30 minutos.</w:t>
+                <w:sz w:val="22"/>
+                <w:szCs w:val="22"/>
+              </w:rPr>
+            </w:pPr>
+            <w:r>
+              <w:rPr>
+                <w:rFonts w:ascii="Calibri" w:hAnsi="Calibri" w:cs="Calibri"/>
+                <w:sz w:val="22"/>
+                <w:szCs w:val="22"/>
+              </w:rPr>
+              <w:t>El 95 % de las solicitudes responde en 1 s o menos durante una sesión de prueba de 30 minutos.</w:t>
             </w:r>
           </w:p>
         </w:tc>
@@ -2589,17 +3076,17 @@
               <w:spacing w:after="40"/>
               <w:rPr>
                 <w:rFonts w:ascii="Calibri" w:hAnsi="Calibri" w:cs="Calibri"/>
-                <w:sz w:val="20"/>
-                <w:szCs w:val="20"/>
-              </w:rPr>
-            </w:pPr>
-            <w:r>
-              <w:rPr>
-                <w:rFonts w:ascii="Calibri" w:hAnsi="Calibri" w:cs="Calibri"/>
-                <w:sz w:val="20"/>
-                <w:szCs w:val="20"/>
-              </w:rPr>
-              <w:t xml:space="preserve">Media</w:t>
+                <w:sz w:val="22"/>
+                <w:szCs w:val="22"/>
+              </w:rPr>
+            </w:pPr>
+            <w:r>
+              <w:rPr>
+                <w:rFonts w:ascii="Calibri" w:hAnsi="Calibri" w:cs="Calibri"/>
+                <w:sz w:val="22"/>
+                <w:szCs w:val="22"/>
+              </w:rPr>
+              <w:t>Media</w:t>
             </w:r>
           </w:p>
         </w:tc>
@@ -2613,17 +3100,17 @@
               <w:spacing w:after="40"/>
               <w:rPr>
                 <w:rFonts w:ascii="Calibri" w:hAnsi="Calibri" w:cs="Calibri"/>
-                <w:sz w:val="20"/>
-                <w:szCs w:val="20"/>
-              </w:rPr>
-            </w:pPr>
-            <w:r>
-              <w:rPr>
-                <w:rFonts w:ascii="Calibri" w:hAnsi="Calibri" w:cs="Calibri"/>
-                <w:sz w:val="20"/>
-                <w:szCs w:val="20"/>
-              </w:rPr>
-              <w:t xml:space="preserve">PB-49</w:t>
+                <w:sz w:val="22"/>
+                <w:szCs w:val="22"/>
+              </w:rPr>
+            </w:pPr>
+            <w:r>
+              <w:rPr>
+                <w:rFonts w:ascii="Calibri" w:hAnsi="Calibri" w:cs="Calibri"/>
+                <w:sz w:val="22"/>
+                <w:szCs w:val="22"/>
+              </w:rPr>
+              <w:t>PB-49</w:t>
             </w:r>
           </w:p>
         </w:tc>
@@ -2631,7 +3118,7 @@
     </w:tbl>
     <w:p>
       <w:pPr>
-        <w:pStyle w:val="Heading1"/>
+        <w:pStyle w:val="Ttulo1"/>
         <w:jc w:val="both"/>
         <w:rPr>
           <w:rFonts w:ascii="Calibri" w:hAnsi="Calibri" w:cs="Calibri"/>
@@ -2651,15 +3138,15 @@
         <w:jc w:val="both"/>
         <w:rPr>
           <w:rFonts w:ascii="Calibri" w:hAnsi="Calibri" w:cs="Calibri"/>
-          <w:sz w:val="20"/>
-          <w:szCs w:val="20"/>
+          <w:sz w:val="22"/>
+          <w:szCs w:val="22"/>
         </w:rPr>
       </w:pPr>
       <w:r>
         <w:rPr>
           <w:rFonts w:ascii="Calibri" w:hAnsi="Calibri" w:cs="Calibri"/>
-          <w:sz w:val="20"/>
-          <w:szCs w:val="20"/>
+          <w:sz w:val="22"/>
+          <w:szCs w:val="22"/>
         </w:rPr>
         <w:t>Requisitos para proteger las cuentas de usuario y la información almacenada en el servidor.</w:t>
       </w:r>
@@ -2702,8 +3189,8 @@
               <w:spacing w:after="40"/>
               <w:rPr>
                 <w:rFonts w:ascii="Calibri" w:hAnsi="Calibri" w:cs="Calibri"/>
-                <w:sz w:val="20"/>
-                <w:szCs w:val="20"/>
+                <w:sz w:val="22"/>
+                <w:szCs w:val="22"/>
               </w:rPr>
             </w:pPr>
             <w:r>
@@ -2711,8 +3198,8 @@
                 <w:rFonts w:ascii="Calibri" w:hAnsi="Calibri" w:cs="Calibri"/>
                 <w:b/>
                 <w:bCs/>
-                <w:sz w:val="20"/>
-                <w:szCs w:val="20"/>
+                <w:sz w:val="22"/>
+                <w:szCs w:val="22"/>
               </w:rPr>
               <w:t>ID</w:t>
             </w:r>
@@ -2729,8 +3216,8 @@
               <w:spacing w:after="40"/>
               <w:rPr>
                 <w:rFonts w:ascii="Calibri" w:hAnsi="Calibri" w:cs="Calibri"/>
-                <w:sz w:val="20"/>
-                <w:szCs w:val="20"/>
+                <w:sz w:val="22"/>
+                <w:szCs w:val="22"/>
               </w:rPr>
             </w:pPr>
             <w:r>
@@ -2738,8 +3225,8 @@
                 <w:rFonts w:ascii="Calibri" w:hAnsi="Calibri" w:cs="Calibri"/>
                 <w:b/>
                 <w:bCs/>
-                <w:sz w:val="20"/>
-                <w:szCs w:val="20"/>
+                <w:sz w:val="22"/>
+                <w:szCs w:val="22"/>
               </w:rPr>
               <w:t>Requisito</w:t>
             </w:r>
@@ -2756,8 +3243,8 @@
               <w:spacing w:after="40"/>
               <w:rPr>
                 <w:rFonts w:ascii="Calibri" w:hAnsi="Calibri" w:cs="Calibri"/>
-                <w:sz w:val="20"/>
-                <w:szCs w:val="20"/>
+                <w:sz w:val="22"/>
+                <w:szCs w:val="22"/>
               </w:rPr>
             </w:pPr>
             <w:r>
@@ -2765,8 +3252,8 @@
                 <w:rFonts w:ascii="Calibri" w:hAnsi="Calibri" w:cs="Calibri"/>
                 <w:b/>
                 <w:bCs/>
-                <w:sz w:val="20"/>
-                <w:szCs w:val="20"/>
+                <w:sz w:val="22"/>
+                <w:szCs w:val="22"/>
               </w:rPr>
               <w:t>Criterio de verificación</w:t>
             </w:r>
@@ -2783,8 +3270,8 @@
               <w:spacing w:after="40"/>
               <w:rPr>
                 <w:rFonts w:ascii="Calibri" w:hAnsi="Calibri" w:cs="Calibri"/>
-                <w:sz w:val="20"/>
-                <w:szCs w:val="20"/>
+                <w:sz w:val="22"/>
+                <w:szCs w:val="22"/>
               </w:rPr>
             </w:pPr>
             <w:r>
@@ -2792,8 +3279,8 @@
                 <w:rFonts w:ascii="Calibri" w:hAnsi="Calibri" w:cs="Calibri"/>
                 <w:b/>
                 <w:bCs/>
-                <w:sz w:val="20"/>
-                <w:szCs w:val="20"/>
+                <w:sz w:val="22"/>
+                <w:szCs w:val="22"/>
               </w:rPr>
               <w:t>Prioridad</w:t>
             </w:r>
@@ -2810,8 +3297,8 @@
               <w:spacing w:after="40"/>
               <w:rPr>
                 <w:rFonts w:ascii="Calibri" w:hAnsi="Calibri" w:cs="Calibri"/>
-                <w:sz w:val="20"/>
-                <w:szCs w:val="20"/>
+                <w:sz w:val="22"/>
+                <w:szCs w:val="22"/>
               </w:rPr>
             </w:pPr>
             <w:r>
@@ -2819,8 +3306,8 @@
                 <w:rFonts w:ascii="Calibri" w:hAnsi="Calibri" w:cs="Calibri"/>
                 <w:b/>
                 <w:bCs/>
-                <w:sz w:val="20"/>
-                <w:szCs w:val="20"/>
+                <w:sz w:val="22"/>
+                <w:szCs w:val="22"/>
               </w:rPr>
               <w:t>PB</w:t>
             </w:r>
@@ -2841,17 +3328,17 @@
               <w:spacing w:after="40"/>
               <w:rPr>
                 <w:rFonts w:ascii="Calibri" w:hAnsi="Calibri" w:cs="Calibri"/>
-                <w:sz w:val="20"/>
-                <w:szCs w:val="20"/>
-              </w:rPr>
-            </w:pPr>
-            <w:r>
-              <w:rPr>
-                <w:rFonts w:ascii="Calibri" w:hAnsi="Calibri" w:cs="Calibri"/>
-                <w:sz w:val="20"/>
-                <w:szCs w:val="20"/>
-              </w:rPr>
-              <w:t xml:space="preserve">RNF-10</w:t>
+                <w:sz w:val="22"/>
+                <w:szCs w:val="22"/>
+              </w:rPr>
+            </w:pPr>
+            <w:r>
+              <w:rPr>
+                <w:rFonts w:ascii="Calibri" w:hAnsi="Calibri" w:cs="Calibri"/>
+                <w:sz w:val="22"/>
+                <w:szCs w:val="22"/>
+              </w:rPr>
+              <w:t>RNF-10</w:t>
             </w:r>
           </w:p>
         </w:tc>
@@ -2865,17 +3352,17 @@
               <w:spacing w:after="40"/>
               <w:rPr>
                 <w:rFonts w:ascii="Calibri" w:hAnsi="Calibri" w:cs="Calibri"/>
-                <w:sz w:val="20"/>
-                <w:szCs w:val="20"/>
-              </w:rPr>
-            </w:pPr>
-            <w:r>
-              <w:rPr>
-                <w:rFonts w:ascii="Calibri" w:hAnsi="Calibri" w:cs="Calibri"/>
-                <w:sz w:val="20"/>
-                <w:szCs w:val="20"/>
-              </w:rPr>
-              <w:t xml:space="preserve">Las contraseñas deben almacenarse solo como hash, utilizando bcrypt.</w:t>
+                <w:sz w:val="22"/>
+                <w:szCs w:val="22"/>
+              </w:rPr>
+            </w:pPr>
+            <w:r>
+              <w:rPr>
+                <w:rFonts w:ascii="Calibri" w:hAnsi="Calibri" w:cs="Calibri"/>
+                <w:sz w:val="22"/>
+                <w:szCs w:val="22"/>
+              </w:rPr>
+              <w:t>Las contraseñas deben almacenarse solo como hash, utilizando bcrypt.</w:t>
             </w:r>
           </w:p>
         </w:tc>
@@ -2889,17 +3376,17 @@
               <w:spacing w:after="40"/>
               <w:rPr>
                 <w:rFonts w:ascii="Calibri" w:hAnsi="Calibri" w:cs="Calibri"/>
-                <w:sz w:val="20"/>
-                <w:szCs w:val="20"/>
-              </w:rPr>
-            </w:pPr>
-            <w:r>
-              <w:rPr>
-                <w:rFonts w:ascii="Calibri" w:hAnsi="Calibri" w:cs="Calibri"/>
-                <w:sz w:val="20"/>
-                <w:szCs w:val="20"/>
-              </w:rPr>
-              <w:t xml:space="preserve">Revisión de la base de datos: ninguna contraseña en texto plano en tablas, registros ni en el equipo del usuario.</w:t>
+                <w:sz w:val="22"/>
+                <w:szCs w:val="22"/>
+              </w:rPr>
+            </w:pPr>
+            <w:r>
+              <w:rPr>
+                <w:rFonts w:ascii="Calibri" w:hAnsi="Calibri" w:cs="Calibri"/>
+                <w:sz w:val="22"/>
+                <w:szCs w:val="22"/>
+              </w:rPr>
+              <w:t>Revisión de la base de datos: ninguna contraseña en texto plano en tablas, registros ni en el equipo del usuario.</w:t>
             </w:r>
           </w:p>
         </w:tc>
@@ -2913,17 +3400,17 @@
               <w:spacing w:after="40"/>
               <w:rPr>
                 <w:rFonts w:ascii="Calibri" w:hAnsi="Calibri" w:cs="Calibri"/>
-                <w:sz w:val="20"/>
-                <w:szCs w:val="20"/>
-              </w:rPr>
-            </w:pPr>
-            <w:r>
-              <w:rPr>
-                <w:rFonts w:ascii="Calibri" w:hAnsi="Calibri" w:cs="Calibri"/>
-                <w:sz w:val="20"/>
-                <w:szCs w:val="20"/>
-              </w:rPr>
-              <w:t xml:space="preserve">Alta</w:t>
+                <w:sz w:val="22"/>
+                <w:szCs w:val="22"/>
+              </w:rPr>
+            </w:pPr>
+            <w:r>
+              <w:rPr>
+                <w:rFonts w:ascii="Calibri" w:hAnsi="Calibri" w:cs="Calibri"/>
+                <w:sz w:val="22"/>
+                <w:szCs w:val="22"/>
+              </w:rPr>
+              <w:t>Alta</w:t>
             </w:r>
           </w:p>
         </w:tc>
@@ -2937,17 +3424,17 @@
               <w:spacing w:after="40"/>
               <w:rPr>
                 <w:rFonts w:ascii="Calibri" w:hAnsi="Calibri" w:cs="Calibri"/>
-                <w:sz w:val="20"/>
-                <w:szCs w:val="20"/>
-              </w:rPr>
-            </w:pPr>
-            <w:r>
-              <w:rPr>
-                <w:rFonts w:ascii="Calibri" w:hAnsi="Calibri" w:cs="Calibri"/>
-                <w:sz w:val="20"/>
-                <w:szCs w:val="20"/>
-              </w:rPr>
-              <w:t xml:space="preserve">PB-33, PB-49</w:t>
+                <w:sz w:val="22"/>
+                <w:szCs w:val="22"/>
+              </w:rPr>
+            </w:pPr>
+            <w:r>
+              <w:rPr>
+                <w:rFonts w:ascii="Calibri" w:hAnsi="Calibri" w:cs="Calibri"/>
+                <w:sz w:val="22"/>
+                <w:szCs w:val="22"/>
+              </w:rPr>
+              <w:t>PB-33, PB-49</w:t>
             </w:r>
           </w:p>
         </w:tc>
@@ -2966,17 +3453,17 @@
               <w:spacing w:after="40"/>
               <w:rPr>
                 <w:rFonts w:ascii="Calibri" w:hAnsi="Calibri" w:cs="Calibri"/>
-                <w:sz w:val="20"/>
-                <w:szCs w:val="20"/>
-              </w:rPr>
-            </w:pPr>
-            <w:r>
-              <w:rPr>
-                <w:rFonts w:ascii="Calibri" w:hAnsi="Calibri" w:cs="Calibri"/>
-                <w:sz w:val="20"/>
-                <w:szCs w:val="20"/>
-              </w:rPr>
-              <w:t xml:space="preserve">RNF-11</w:t>
+                <w:sz w:val="22"/>
+                <w:szCs w:val="22"/>
+              </w:rPr>
+            </w:pPr>
+            <w:r>
+              <w:rPr>
+                <w:rFonts w:ascii="Calibri" w:hAnsi="Calibri" w:cs="Calibri"/>
+                <w:sz w:val="22"/>
+                <w:szCs w:val="22"/>
+              </w:rPr>
+              <w:t>RNF-11</w:t>
             </w:r>
           </w:p>
         </w:tc>
@@ -2990,17 +3477,17 @@
               <w:spacing w:after="40"/>
               <w:rPr>
                 <w:rFonts w:ascii="Calibri" w:hAnsi="Calibri" w:cs="Calibri"/>
-                <w:sz w:val="20"/>
-                <w:szCs w:val="20"/>
-              </w:rPr>
-            </w:pPr>
-            <w:r>
-              <w:rPr>
-                <w:rFonts w:ascii="Calibri" w:hAnsi="Calibri" w:cs="Calibri"/>
-                <w:sz w:val="20"/>
-                <w:szCs w:val="20"/>
-              </w:rPr>
-              <w:t xml:space="preserve">La comunicación entre la aplicación y el servidor desplegado debe estar cifrada.</w:t>
+                <w:sz w:val="22"/>
+                <w:szCs w:val="22"/>
+              </w:rPr>
+            </w:pPr>
+            <w:r>
+              <w:rPr>
+                <w:rFonts w:ascii="Calibri" w:hAnsi="Calibri" w:cs="Calibri"/>
+                <w:sz w:val="22"/>
+                <w:szCs w:val="22"/>
+              </w:rPr>
+              <w:t>La comunicación entre la aplicación y el servidor desplegado debe estar cifrada.</w:t>
             </w:r>
           </w:p>
         </w:tc>
@@ -3014,17 +3501,17 @@
               <w:spacing w:after="40"/>
               <w:rPr>
                 <w:rFonts w:ascii="Calibri" w:hAnsi="Calibri" w:cs="Calibri"/>
-                <w:sz w:val="20"/>
-                <w:szCs w:val="20"/>
-              </w:rPr>
-            </w:pPr>
-            <w:r>
-              <w:rPr>
-                <w:rFonts w:ascii="Calibri" w:hAnsi="Calibri" w:cs="Calibri"/>
-                <w:sz w:val="20"/>
-                <w:szCs w:val="20"/>
-              </w:rPr>
-              <w:t xml:space="preserve">Todas las solicitudes a la API desplegada se realizan mediante HTTPS; en el entorno de desarrollo local se permite HTTP.</w:t>
+                <w:sz w:val="22"/>
+                <w:szCs w:val="22"/>
+              </w:rPr>
+            </w:pPr>
+            <w:r>
+              <w:rPr>
+                <w:rFonts w:ascii="Calibri" w:hAnsi="Calibri" w:cs="Calibri"/>
+                <w:sz w:val="22"/>
+                <w:szCs w:val="22"/>
+              </w:rPr>
+              <w:t>Todas las solicitudes a la API desplegada se realizan mediante HTTPS; en el entorno de desarrollo local se permite HTTP.</w:t>
             </w:r>
           </w:p>
         </w:tc>
@@ -3038,17 +3525,17 @@
               <w:spacing w:after="40"/>
               <w:rPr>
                 <w:rFonts w:ascii="Calibri" w:hAnsi="Calibri" w:cs="Calibri"/>
-                <w:sz w:val="20"/>
-                <w:szCs w:val="20"/>
-              </w:rPr>
-            </w:pPr>
-            <w:r>
-              <w:rPr>
-                <w:rFonts w:ascii="Calibri" w:hAnsi="Calibri" w:cs="Calibri"/>
-                <w:sz w:val="20"/>
-                <w:szCs w:val="20"/>
-              </w:rPr>
-              <w:t xml:space="preserve">Alta</w:t>
+                <w:sz w:val="22"/>
+                <w:szCs w:val="22"/>
+              </w:rPr>
+            </w:pPr>
+            <w:r>
+              <w:rPr>
+                <w:rFonts w:ascii="Calibri" w:hAnsi="Calibri" w:cs="Calibri"/>
+                <w:sz w:val="22"/>
+                <w:szCs w:val="22"/>
+              </w:rPr>
+              <w:t>Alta</w:t>
             </w:r>
           </w:p>
         </w:tc>
@@ -3062,17 +3549,17 @@
               <w:spacing w:after="40"/>
               <w:rPr>
                 <w:rFonts w:ascii="Calibri" w:hAnsi="Calibri" w:cs="Calibri"/>
-                <w:sz w:val="20"/>
-                <w:szCs w:val="20"/>
-              </w:rPr>
-            </w:pPr>
-            <w:r>
-              <w:rPr>
-                <w:rFonts w:ascii="Calibri" w:hAnsi="Calibri" w:cs="Calibri"/>
-                <w:sz w:val="20"/>
-                <w:szCs w:val="20"/>
-              </w:rPr>
-              <w:t xml:space="preserve">PB-49</w:t>
+                <w:sz w:val="22"/>
+                <w:szCs w:val="22"/>
+              </w:rPr>
+            </w:pPr>
+            <w:r>
+              <w:rPr>
+                <w:rFonts w:ascii="Calibri" w:hAnsi="Calibri" w:cs="Calibri"/>
+                <w:sz w:val="22"/>
+                <w:szCs w:val="22"/>
+              </w:rPr>
+              <w:t>PB-49</w:t>
             </w:r>
           </w:p>
         </w:tc>
@@ -3091,17 +3578,17 @@
               <w:spacing w:after="40"/>
               <w:rPr>
                 <w:rFonts w:ascii="Calibri" w:hAnsi="Calibri" w:cs="Calibri"/>
-                <w:sz w:val="20"/>
-                <w:szCs w:val="20"/>
-              </w:rPr>
-            </w:pPr>
-            <w:r>
-              <w:rPr>
-                <w:rFonts w:ascii="Calibri" w:hAnsi="Calibri" w:cs="Calibri"/>
-                <w:sz w:val="20"/>
-                <w:szCs w:val="20"/>
-              </w:rPr>
-              <w:t xml:space="preserve">RNF-12</w:t>
+                <w:sz w:val="22"/>
+                <w:szCs w:val="22"/>
+              </w:rPr>
+            </w:pPr>
+            <w:r>
+              <w:rPr>
+                <w:rFonts w:ascii="Calibri" w:hAnsi="Calibri" w:cs="Calibri"/>
+                <w:sz w:val="22"/>
+                <w:szCs w:val="22"/>
+              </w:rPr>
+              <w:t>RNF-12</w:t>
             </w:r>
           </w:p>
         </w:tc>
@@ -3115,17 +3602,17 @@
               <w:spacing w:after="40"/>
               <w:rPr>
                 <w:rFonts w:ascii="Calibri" w:hAnsi="Calibri" w:cs="Calibri"/>
-                <w:sz w:val="20"/>
-                <w:szCs w:val="20"/>
-              </w:rPr>
-            </w:pPr>
-            <w:r>
-              <w:rPr>
-                <w:rFonts w:ascii="Calibri" w:hAnsi="Calibri" w:cs="Calibri"/>
-                <w:sz w:val="20"/>
-                <w:szCs w:val="20"/>
-              </w:rPr>
-              <w:t xml:space="preserve">La sesión debe gestionarse mediante tokens con vencimiento.</w:t>
+                <w:sz w:val="22"/>
+                <w:szCs w:val="22"/>
+              </w:rPr>
+            </w:pPr>
+            <w:r>
+              <w:rPr>
+                <w:rFonts w:ascii="Calibri" w:hAnsi="Calibri" w:cs="Calibri"/>
+                <w:sz w:val="22"/>
+                <w:szCs w:val="22"/>
+              </w:rPr>
+              <w:t>La sesión debe gestionarse mediante tokens con vencimiento.</w:t>
             </w:r>
           </w:p>
         </w:tc>
@@ -3139,17 +3626,17 @@
               <w:spacing w:after="40"/>
               <w:rPr>
                 <w:rFonts w:ascii="Calibri" w:hAnsi="Calibri" w:cs="Calibri"/>
-                <w:sz w:val="20"/>
-                <w:szCs w:val="20"/>
-              </w:rPr>
-            </w:pPr>
-            <w:r>
-              <w:rPr>
-                <w:rFonts w:ascii="Calibri" w:hAnsi="Calibri" w:cs="Calibri"/>
-                <w:sz w:val="20"/>
-                <w:szCs w:val="20"/>
-              </w:rPr>
-              <w:t xml:space="preserve">El token de acceso vence a los 60 minutos y el token de renovación a los 30 días o al cerrar sesión; la API rechaza los tokens vencidos, alterados o de una sesión cerrada.</w:t>
+                <w:sz w:val="22"/>
+                <w:szCs w:val="22"/>
+              </w:rPr>
+            </w:pPr>
+            <w:r>
+              <w:rPr>
+                <w:rFonts w:ascii="Calibri" w:hAnsi="Calibri" w:cs="Calibri"/>
+                <w:sz w:val="22"/>
+                <w:szCs w:val="22"/>
+              </w:rPr>
+              <w:t>El token de acceso vence a los 60 minutos y el token de renovación a los 30 días o al cerrar sesión; la API rechaza los tokens vencidos, alterados o de una sesión cerrada.</w:t>
             </w:r>
           </w:p>
         </w:tc>
@@ -3163,17 +3650,17 @@
               <w:spacing w:after="40"/>
               <w:rPr>
                 <w:rFonts w:ascii="Calibri" w:hAnsi="Calibri" w:cs="Calibri"/>
-                <w:sz w:val="20"/>
-                <w:szCs w:val="20"/>
-              </w:rPr>
-            </w:pPr>
-            <w:r>
-              <w:rPr>
-                <w:rFonts w:ascii="Calibri" w:hAnsi="Calibri" w:cs="Calibri"/>
-                <w:sz w:val="20"/>
-                <w:szCs w:val="20"/>
-              </w:rPr>
-              <w:t xml:space="preserve">Alta</w:t>
+                <w:sz w:val="22"/>
+                <w:szCs w:val="22"/>
+              </w:rPr>
+            </w:pPr>
+            <w:r>
+              <w:rPr>
+                <w:rFonts w:ascii="Calibri" w:hAnsi="Calibri" w:cs="Calibri"/>
+                <w:sz w:val="22"/>
+                <w:szCs w:val="22"/>
+              </w:rPr>
+              <w:t>Alta</w:t>
             </w:r>
           </w:p>
         </w:tc>
@@ -3187,17 +3674,17 @@
               <w:spacing w:after="40"/>
               <w:rPr>
                 <w:rFonts w:ascii="Calibri" w:hAnsi="Calibri" w:cs="Calibri"/>
-                <w:sz w:val="20"/>
-                <w:szCs w:val="20"/>
-              </w:rPr>
-            </w:pPr>
-            <w:r>
-              <w:rPr>
-                <w:rFonts w:ascii="Calibri" w:hAnsi="Calibri" w:cs="Calibri"/>
-                <w:sz w:val="20"/>
-                <w:szCs w:val="20"/>
-              </w:rPr>
-              <w:t xml:space="preserve">PB-48</w:t>
+                <w:sz w:val="22"/>
+                <w:szCs w:val="22"/>
+              </w:rPr>
+            </w:pPr>
+            <w:r>
+              <w:rPr>
+                <w:rFonts w:ascii="Calibri" w:hAnsi="Calibri" w:cs="Calibri"/>
+                <w:sz w:val="22"/>
+                <w:szCs w:val="22"/>
+              </w:rPr>
+              <w:t>PB-48</w:t>
             </w:r>
           </w:p>
         </w:tc>
@@ -3216,17 +3703,17 @@
               <w:spacing w:after="40"/>
               <w:rPr>
                 <w:rFonts w:ascii="Calibri" w:hAnsi="Calibri" w:cs="Calibri"/>
-                <w:sz w:val="20"/>
-                <w:szCs w:val="20"/>
-              </w:rPr>
-            </w:pPr>
-            <w:r>
-              <w:rPr>
-                <w:rFonts w:ascii="Calibri" w:hAnsi="Calibri" w:cs="Calibri"/>
-                <w:sz w:val="20"/>
-                <w:szCs w:val="20"/>
-              </w:rPr>
-              <w:t xml:space="preserve">RNF-13</w:t>
+                <w:sz w:val="22"/>
+                <w:szCs w:val="22"/>
+              </w:rPr>
+            </w:pPr>
+            <w:r>
+              <w:rPr>
+                <w:rFonts w:ascii="Calibri" w:hAnsi="Calibri" w:cs="Calibri"/>
+                <w:sz w:val="22"/>
+                <w:szCs w:val="22"/>
+              </w:rPr>
+              <w:t>RNF-13</w:t>
             </w:r>
           </w:p>
         </w:tc>
@@ -3240,17 +3727,17 @@
               <w:spacing w:after="40"/>
               <w:rPr>
                 <w:rFonts w:ascii="Calibri" w:hAnsi="Calibri" w:cs="Calibri"/>
-                <w:sz w:val="20"/>
-                <w:szCs w:val="20"/>
-              </w:rPr>
-            </w:pPr>
-            <w:r>
-              <w:rPr>
-                <w:rFonts w:ascii="Calibri" w:hAnsi="Calibri" w:cs="Calibri"/>
-                <w:sz w:val="20"/>
-                <w:szCs w:val="20"/>
-              </w:rPr>
-              <w:t xml:space="preserve">Cada usuario debe acceder solo a su propia información.</w:t>
+                <w:sz w:val="22"/>
+                <w:szCs w:val="22"/>
+              </w:rPr>
+            </w:pPr>
+            <w:r>
+              <w:rPr>
+                <w:rFonts w:ascii="Calibri" w:hAnsi="Calibri" w:cs="Calibri"/>
+                <w:sz w:val="22"/>
+                <w:szCs w:val="22"/>
+              </w:rPr>
+              <w:t>Cada usuario debe acceder solo a su propia información.</w:t>
             </w:r>
           </w:p>
         </w:tc>
@@ -3264,17 +3751,17 @@
               <w:spacing w:after="40"/>
               <w:rPr>
                 <w:rFonts w:ascii="Calibri" w:hAnsi="Calibri" w:cs="Calibri"/>
-                <w:sz w:val="20"/>
-                <w:szCs w:val="20"/>
-              </w:rPr>
-            </w:pPr>
-            <w:r>
-              <w:rPr>
-                <w:rFonts w:ascii="Calibri" w:hAnsi="Calibri" w:cs="Calibri"/>
-                <w:sz w:val="20"/>
-                <w:szCs w:val="20"/>
-              </w:rPr>
-              <w:t xml:space="preserve">Una solicitud con el token de una cuenta no puede leer ni modificar datos de otra cuenta.</w:t>
+                <w:sz w:val="22"/>
+                <w:szCs w:val="22"/>
+              </w:rPr>
+            </w:pPr>
+            <w:r>
+              <w:rPr>
+                <w:rFonts w:ascii="Calibri" w:hAnsi="Calibri" w:cs="Calibri"/>
+                <w:sz w:val="22"/>
+                <w:szCs w:val="22"/>
+              </w:rPr>
+              <w:t>Una solicitud con el token de una cuenta no puede leer ni modificar datos de otra cuenta.</w:t>
             </w:r>
           </w:p>
         </w:tc>
@@ -3288,17 +3775,17 @@
               <w:spacing w:after="40"/>
               <w:rPr>
                 <w:rFonts w:ascii="Calibri" w:hAnsi="Calibri" w:cs="Calibri"/>
-                <w:sz w:val="20"/>
-                <w:szCs w:val="20"/>
-              </w:rPr>
-            </w:pPr>
-            <w:r>
-              <w:rPr>
-                <w:rFonts w:ascii="Calibri" w:hAnsi="Calibri" w:cs="Calibri"/>
-                <w:sz w:val="20"/>
-                <w:szCs w:val="20"/>
-              </w:rPr>
-              <w:t xml:space="preserve">Alta</w:t>
+                <w:sz w:val="22"/>
+                <w:szCs w:val="22"/>
+              </w:rPr>
+            </w:pPr>
+            <w:r>
+              <w:rPr>
+                <w:rFonts w:ascii="Calibri" w:hAnsi="Calibri" w:cs="Calibri"/>
+                <w:sz w:val="22"/>
+                <w:szCs w:val="22"/>
+              </w:rPr>
+              <w:t>Alta</w:t>
             </w:r>
           </w:p>
         </w:tc>
@@ -3312,17 +3799,17 @@
               <w:spacing w:after="40"/>
               <w:rPr>
                 <w:rFonts w:ascii="Calibri" w:hAnsi="Calibri" w:cs="Calibri"/>
-                <w:sz w:val="20"/>
-                <w:szCs w:val="20"/>
-              </w:rPr>
-            </w:pPr>
-            <w:r>
-              <w:rPr>
-                <w:rFonts w:ascii="Calibri" w:hAnsi="Calibri" w:cs="Calibri"/>
-                <w:sz w:val="20"/>
-                <w:szCs w:val="20"/>
-              </w:rPr>
-              <w:t xml:space="preserve">PB-49, PB-51</w:t>
+                <w:sz w:val="22"/>
+                <w:szCs w:val="22"/>
+              </w:rPr>
+            </w:pPr>
+            <w:r>
+              <w:rPr>
+                <w:rFonts w:ascii="Calibri" w:hAnsi="Calibri" w:cs="Calibri"/>
+                <w:sz w:val="22"/>
+                <w:szCs w:val="22"/>
+              </w:rPr>
+              <w:t>PB-49, PB-51</w:t>
             </w:r>
           </w:p>
         </w:tc>
@@ -3341,17 +3828,17 @@
               <w:spacing w:after="40"/>
               <w:rPr>
                 <w:rFonts w:ascii="Calibri" w:hAnsi="Calibri" w:cs="Calibri"/>
-                <w:sz w:val="20"/>
-                <w:szCs w:val="20"/>
-              </w:rPr>
-            </w:pPr>
-            <w:r>
-              <w:rPr>
-                <w:rFonts w:ascii="Calibri" w:hAnsi="Calibri" w:cs="Calibri"/>
-                <w:sz w:val="20"/>
-                <w:szCs w:val="20"/>
-              </w:rPr>
-              <w:t xml:space="preserve">RNF-14</w:t>
+                <w:sz w:val="22"/>
+                <w:szCs w:val="22"/>
+              </w:rPr>
+            </w:pPr>
+            <w:r>
+              <w:rPr>
+                <w:rFonts w:ascii="Calibri" w:hAnsi="Calibri" w:cs="Calibri"/>
+                <w:sz w:val="22"/>
+                <w:szCs w:val="22"/>
+              </w:rPr>
+              <w:t>RNF-14</w:t>
             </w:r>
           </w:p>
         </w:tc>
@@ -3365,17 +3852,17 @@
               <w:spacing w:after="40"/>
               <w:rPr>
                 <w:rFonts w:ascii="Calibri" w:hAnsi="Calibri" w:cs="Calibri"/>
-                <w:sz w:val="20"/>
-                <w:szCs w:val="20"/>
-              </w:rPr>
-            </w:pPr>
-            <w:r>
-              <w:rPr>
-                <w:rFonts w:ascii="Calibri" w:hAnsi="Calibri" w:cs="Calibri"/>
-                <w:sz w:val="20"/>
-                <w:szCs w:val="20"/>
-              </w:rPr>
-              <w:t xml:space="preserve">El token de sesión debe almacenarse de forma protegida en el equipo.</w:t>
+                <w:sz w:val="22"/>
+                <w:szCs w:val="22"/>
+              </w:rPr>
+            </w:pPr>
+            <w:r>
+              <w:rPr>
+                <w:rFonts w:ascii="Calibri" w:hAnsi="Calibri" w:cs="Calibri"/>
+                <w:sz w:val="22"/>
+                <w:szCs w:val="22"/>
+              </w:rPr>
+              <w:t>El token de sesión debe almacenarse de forma protegida en el equipo.</w:t>
             </w:r>
           </w:p>
         </w:tc>
@@ -3389,17 +3876,17 @@
               <w:spacing w:after="40"/>
               <w:rPr>
                 <w:rFonts w:ascii="Calibri" w:hAnsi="Calibri" w:cs="Calibri"/>
-                <w:sz w:val="20"/>
-                <w:szCs w:val="20"/>
-              </w:rPr>
-            </w:pPr>
-            <w:r>
-              <w:rPr>
-                <w:rFonts w:ascii="Calibri" w:hAnsi="Calibri" w:cs="Calibri"/>
-                <w:sz w:val="20"/>
-                <w:szCs w:val="20"/>
-              </w:rPr>
-              <w:t xml:space="preserve">El token se guarda en el administrador de credenciales de Windows y no en archivos de texto.</w:t>
+                <w:sz w:val="22"/>
+                <w:szCs w:val="22"/>
+              </w:rPr>
+            </w:pPr>
+            <w:r>
+              <w:rPr>
+                <w:rFonts w:ascii="Calibri" w:hAnsi="Calibri" w:cs="Calibri"/>
+                <w:sz w:val="22"/>
+                <w:szCs w:val="22"/>
+              </w:rPr>
+              <w:t>El token se guarda en el administrador de credenciales de Windows y no en archivos de texto.</w:t>
             </w:r>
           </w:p>
         </w:tc>
@@ -3413,17 +3900,17 @@
               <w:spacing w:after="40"/>
               <w:rPr>
                 <w:rFonts w:ascii="Calibri" w:hAnsi="Calibri" w:cs="Calibri"/>
-                <w:sz w:val="20"/>
-                <w:szCs w:val="20"/>
-              </w:rPr>
-            </w:pPr>
-            <w:r>
-              <w:rPr>
-                <w:rFonts w:ascii="Calibri" w:hAnsi="Calibri" w:cs="Calibri"/>
-                <w:sz w:val="20"/>
-                <w:szCs w:val="20"/>
-              </w:rPr>
-              <w:t xml:space="preserve">Alta</w:t>
+                <w:sz w:val="22"/>
+                <w:szCs w:val="22"/>
+              </w:rPr>
+            </w:pPr>
+            <w:r>
+              <w:rPr>
+                <w:rFonts w:ascii="Calibri" w:hAnsi="Calibri" w:cs="Calibri"/>
+                <w:sz w:val="22"/>
+                <w:szCs w:val="22"/>
+              </w:rPr>
+              <w:t>Alta</w:t>
             </w:r>
           </w:p>
         </w:tc>
@@ -3437,17 +3924,17 @@
               <w:spacing w:after="40"/>
               <w:rPr>
                 <w:rFonts w:ascii="Calibri" w:hAnsi="Calibri" w:cs="Calibri"/>
-                <w:sz w:val="20"/>
-                <w:szCs w:val="20"/>
-              </w:rPr>
-            </w:pPr>
-            <w:r>
-              <w:rPr>
-                <w:rFonts w:ascii="Calibri" w:hAnsi="Calibri" w:cs="Calibri"/>
-                <w:sz w:val="20"/>
-                <w:szCs w:val="20"/>
-              </w:rPr>
-              <w:t xml:space="preserve">PB-48</w:t>
+                <w:sz w:val="22"/>
+                <w:szCs w:val="22"/>
+              </w:rPr>
+            </w:pPr>
+            <w:r>
+              <w:rPr>
+                <w:rFonts w:ascii="Calibri" w:hAnsi="Calibri" w:cs="Calibri"/>
+                <w:sz w:val="22"/>
+                <w:szCs w:val="22"/>
+              </w:rPr>
+              <w:t>PB-48</w:t>
             </w:r>
           </w:p>
         </w:tc>
@@ -3466,17 +3953,17 @@
               <w:spacing w:after="40"/>
               <w:rPr>
                 <w:rFonts w:ascii="Calibri" w:hAnsi="Calibri" w:cs="Calibri"/>
-                <w:sz w:val="20"/>
-                <w:szCs w:val="20"/>
-              </w:rPr>
-            </w:pPr>
-            <w:r>
-              <w:rPr>
-                <w:rFonts w:ascii="Calibri" w:hAnsi="Calibri" w:cs="Calibri"/>
-                <w:sz w:val="20"/>
-                <w:szCs w:val="20"/>
-              </w:rPr>
-              <w:t xml:space="preserve">RNF-15</w:t>
+                <w:sz w:val="22"/>
+                <w:szCs w:val="22"/>
+              </w:rPr>
+            </w:pPr>
+            <w:r>
+              <w:rPr>
+                <w:rFonts w:ascii="Calibri" w:hAnsi="Calibri" w:cs="Calibri"/>
+                <w:sz w:val="22"/>
+                <w:szCs w:val="22"/>
+              </w:rPr>
+              <w:t>RNF-15</w:t>
             </w:r>
           </w:p>
         </w:tc>
@@ -3490,17 +3977,17 @@
               <w:spacing w:after="40"/>
               <w:rPr>
                 <w:rFonts w:ascii="Calibri" w:hAnsi="Calibri" w:cs="Calibri"/>
-                <w:sz w:val="20"/>
-                <w:szCs w:val="20"/>
-              </w:rPr>
-            </w:pPr>
-            <w:r>
-              <w:rPr>
-                <w:rFonts w:ascii="Calibri" w:hAnsi="Calibri" w:cs="Calibri"/>
-                <w:sz w:val="20"/>
-                <w:szCs w:val="20"/>
-              </w:rPr>
-              <w:t xml:space="preserve">Las credenciales del servidor no deben estar en el código fuente.</w:t>
+                <w:sz w:val="22"/>
+                <w:szCs w:val="22"/>
+              </w:rPr>
+            </w:pPr>
+            <w:r>
+              <w:rPr>
+                <w:rFonts w:ascii="Calibri" w:hAnsi="Calibri" w:cs="Calibri"/>
+                <w:sz w:val="22"/>
+                <w:szCs w:val="22"/>
+              </w:rPr>
+              <w:t>Las credenciales del servidor no deben estar en el código fuente.</w:t>
             </w:r>
           </w:p>
         </w:tc>
@@ -3514,18 +4001,17 @@
               <w:spacing w:after="40"/>
               <w:rPr>
                 <w:rFonts w:ascii="Calibri" w:hAnsi="Calibri" w:cs="Calibri"/>
-                <w:sz w:val="20"/>
-                <w:szCs w:val="20"/>
-              </w:rPr>
-            </w:pPr>
-            <w:r>
-              <w:rPr>
-                <w:rFonts w:ascii="Calibri" w:hAnsi="Calibri" w:cs="Calibri"/>
-                <w:sz w:val="20"/>
-                <w:szCs w:val="20"/>
-              </w:rPr>
-              <w:t xml:space="preserve">La contraseña de la base de datos y la clave de firma de tokens se leen desde variables de entorno y no aparecen en el repositorio.</w:t>
-              <w:lastRenderedPageBreak/>
+                <w:sz w:val="22"/>
+                <w:szCs w:val="22"/>
+              </w:rPr>
+            </w:pPr>
+            <w:r>
+              <w:rPr>
+                <w:rFonts w:ascii="Calibri" w:hAnsi="Calibri" w:cs="Calibri"/>
+                <w:sz w:val="22"/>
+                <w:szCs w:val="22"/>
+              </w:rPr>
+              <w:t>La contraseña de la base de datos y la clave de firma de tokens se leen desde variables de entorno y no aparecen en el repositorio.</w:t>
             </w:r>
           </w:p>
         </w:tc>
@@ -3539,18 +4025,17 @@
               <w:spacing w:after="40"/>
               <w:rPr>
                 <w:rFonts w:ascii="Calibri" w:hAnsi="Calibri" w:cs="Calibri"/>
-                <w:sz w:val="20"/>
-                <w:szCs w:val="20"/>
-              </w:rPr>
-            </w:pPr>
-            <w:r>
-              <w:rPr>
-                <w:rFonts w:ascii="Calibri" w:hAnsi="Calibri" w:cs="Calibri"/>
-                <w:sz w:val="20"/>
-                <w:szCs w:val="20"/>
-              </w:rPr>
-              <w:lastRenderedPageBreak/>
-              <w:t xml:space="preserve">Alta</w:t>
+                <w:sz w:val="22"/>
+                <w:szCs w:val="22"/>
+              </w:rPr>
+            </w:pPr>
+            <w:r>
+              <w:rPr>
+                <w:rFonts w:ascii="Calibri" w:hAnsi="Calibri" w:cs="Calibri"/>
+                <w:sz w:val="22"/>
+                <w:szCs w:val="22"/>
+              </w:rPr>
+              <w:t>Alta</w:t>
             </w:r>
           </w:p>
         </w:tc>
@@ -3564,17 +4049,17 @@
               <w:spacing w:after="40"/>
               <w:rPr>
                 <w:rFonts w:ascii="Calibri" w:hAnsi="Calibri" w:cs="Calibri"/>
-                <w:sz w:val="20"/>
-                <w:szCs w:val="20"/>
-              </w:rPr>
-            </w:pPr>
-            <w:r>
-              <w:rPr>
-                <w:rFonts w:ascii="Calibri" w:hAnsi="Calibri" w:cs="Calibri"/>
-                <w:sz w:val="20"/>
-                <w:szCs w:val="20"/>
-              </w:rPr>
-              <w:t xml:space="preserve">PB-49</w:t>
+                <w:sz w:val="22"/>
+                <w:szCs w:val="22"/>
+              </w:rPr>
+            </w:pPr>
+            <w:r>
+              <w:rPr>
+                <w:rFonts w:ascii="Calibri" w:hAnsi="Calibri" w:cs="Calibri"/>
+                <w:sz w:val="22"/>
+                <w:szCs w:val="22"/>
+              </w:rPr>
+              <w:t>PB-49</w:t>
             </w:r>
           </w:p>
         </w:tc>
@@ -3582,7 +4067,7 @@
     </w:tbl>
     <w:p>
       <w:pPr>
-        <w:pStyle w:val="Heading1"/>
+        <w:pStyle w:val="Ttulo1"/>
         <w:jc w:val="both"/>
         <w:rPr>
           <w:rFonts w:ascii="Calibri" w:hAnsi="Calibri" w:cs="Calibri"/>
@@ -3602,17 +4087,17 @@
         <w:jc w:val="both"/>
         <w:rPr>
           <w:rFonts w:ascii="Calibri" w:hAnsi="Calibri" w:cs="Calibri"/>
-          <w:sz w:val="20"/>
-          <w:szCs w:val="20"/>
+          <w:sz w:val="22"/>
+          <w:szCs w:val="22"/>
         </w:rPr>
       </w:pPr>
       <w:r>
         <w:rPr>
           <w:rFonts w:ascii="Calibri" w:hAnsi="Calibri" w:cs="Calibri"/>
-          <w:sz w:val="20"/>
-          <w:szCs w:val="20"/>
-        </w:rPr>
-        <w:t xml:space="preserve">ErgoSense utiliza el teclado, el mouse, la cámara y el micrófono del usuario, por lo que debe limitar la información que registra a la estrictamente necesaria, de acuerdo con la normativa chilena de protección de datos personales (Ley N.º 19.628, 1999; Ley N.º 21.719, 2024), considerando que la Ley N.º 21.719, que moderniza dicha normativa, entra en vigencia el 1 de diciembre de 2026.</w:t>
+          <w:sz w:val="22"/>
+          <w:szCs w:val="22"/>
+        </w:rPr>
+        <w:t>ErgoSense utiliza el teclado, el mouse, la cámara y el micrófono del usuario, por lo que debe limitar la información que registra a la estrictamente necesaria, de acuerdo con la normativa chilena de protección de datos personales (Ley N.º 19.628, 1999; Ley N.º 21.719, 2024), considerando que la Ley N.º 21.719, que moderniza dicha normativa, entra en vigencia el 1 de diciembre de 2026.</w:t>
       </w:r>
     </w:p>
     <w:tbl>
@@ -3652,8 +4137,8 @@
               <w:spacing w:after="40"/>
               <w:rPr>
                 <w:rFonts w:ascii="Calibri" w:hAnsi="Calibri" w:cs="Calibri"/>
-                <w:sz w:val="20"/>
-                <w:szCs w:val="20"/>
+                <w:sz w:val="22"/>
+                <w:szCs w:val="22"/>
               </w:rPr>
             </w:pPr>
             <w:r>
@@ -3661,8 +4146,8 @@
                 <w:rFonts w:ascii="Calibri" w:hAnsi="Calibri" w:cs="Calibri"/>
                 <w:b/>
                 <w:bCs/>
-                <w:sz w:val="20"/>
-                <w:szCs w:val="20"/>
+                <w:sz w:val="22"/>
+                <w:szCs w:val="22"/>
               </w:rPr>
               <w:t>ID</w:t>
             </w:r>
@@ -3679,8 +4164,8 @@
               <w:spacing w:after="40"/>
               <w:rPr>
                 <w:rFonts w:ascii="Calibri" w:hAnsi="Calibri" w:cs="Calibri"/>
-                <w:sz w:val="20"/>
-                <w:szCs w:val="20"/>
+                <w:sz w:val="22"/>
+                <w:szCs w:val="22"/>
               </w:rPr>
             </w:pPr>
             <w:r>
@@ -3688,8 +4173,8 @@
                 <w:rFonts w:ascii="Calibri" w:hAnsi="Calibri" w:cs="Calibri"/>
                 <w:b/>
                 <w:bCs/>
-                <w:sz w:val="20"/>
-                <w:szCs w:val="20"/>
+                <w:sz w:val="22"/>
+                <w:szCs w:val="22"/>
               </w:rPr>
               <w:t>Requisito</w:t>
             </w:r>
@@ -3706,8 +4191,8 @@
               <w:spacing w:after="40"/>
               <w:rPr>
                 <w:rFonts w:ascii="Calibri" w:hAnsi="Calibri" w:cs="Calibri"/>
-                <w:sz w:val="20"/>
-                <w:szCs w:val="20"/>
+                <w:sz w:val="22"/>
+                <w:szCs w:val="22"/>
               </w:rPr>
             </w:pPr>
             <w:r>
@@ -3715,8 +4200,8 @@
                 <w:rFonts w:ascii="Calibri" w:hAnsi="Calibri" w:cs="Calibri"/>
                 <w:b/>
                 <w:bCs/>
-                <w:sz w:val="20"/>
-                <w:szCs w:val="20"/>
+                <w:sz w:val="22"/>
+                <w:szCs w:val="22"/>
               </w:rPr>
               <w:t>Criterio de verificación</w:t>
             </w:r>
@@ -3733,8 +4218,8 @@
               <w:spacing w:after="40"/>
               <w:rPr>
                 <w:rFonts w:ascii="Calibri" w:hAnsi="Calibri" w:cs="Calibri"/>
-                <w:sz w:val="20"/>
-                <w:szCs w:val="20"/>
+                <w:sz w:val="22"/>
+                <w:szCs w:val="22"/>
               </w:rPr>
             </w:pPr>
             <w:r>
@@ -3742,8 +4227,8 @@
                 <w:rFonts w:ascii="Calibri" w:hAnsi="Calibri" w:cs="Calibri"/>
                 <w:b/>
                 <w:bCs/>
-                <w:sz w:val="20"/>
-                <w:szCs w:val="20"/>
+                <w:sz w:val="22"/>
+                <w:szCs w:val="22"/>
               </w:rPr>
               <w:t>Prioridad</w:t>
             </w:r>
@@ -3760,8 +4245,8 @@
               <w:spacing w:after="40"/>
               <w:rPr>
                 <w:rFonts w:ascii="Calibri" w:hAnsi="Calibri" w:cs="Calibri"/>
-                <w:sz w:val="20"/>
-                <w:szCs w:val="20"/>
+                <w:sz w:val="22"/>
+                <w:szCs w:val="22"/>
               </w:rPr>
             </w:pPr>
             <w:r>
@@ -3769,8 +4254,8 @@
                 <w:rFonts w:ascii="Calibri" w:hAnsi="Calibri" w:cs="Calibri"/>
                 <w:b/>
                 <w:bCs/>
-                <w:sz w:val="20"/>
-                <w:szCs w:val="20"/>
+                <w:sz w:val="22"/>
+                <w:szCs w:val="22"/>
               </w:rPr>
               <w:t>PB</w:t>
             </w:r>
@@ -3791,17 +4276,17 @@
               <w:spacing w:after="40"/>
               <w:rPr>
                 <w:rFonts w:ascii="Calibri" w:hAnsi="Calibri" w:cs="Calibri"/>
-                <w:sz w:val="20"/>
-                <w:szCs w:val="20"/>
-              </w:rPr>
-            </w:pPr>
-            <w:r>
-              <w:rPr>
-                <w:rFonts w:ascii="Calibri" w:hAnsi="Calibri" w:cs="Calibri"/>
-                <w:sz w:val="20"/>
-                <w:szCs w:val="20"/>
-              </w:rPr>
-              <w:t xml:space="preserve">RNF-16</w:t>
+                <w:sz w:val="22"/>
+                <w:szCs w:val="22"/>
+              </w:rPr>
+            </w:pPr>
+            <w:r>
+              <w:rPr>
+                <w:rFonts w:ascii="Calibri" w:hAnsi="Calibri" w:cs="Calibri"/>
+                <w:sz w:val="22"/>
+                <w:szCs w:val="22"/>
+              </w:rPr>
+              <w:t>RNF-16</w:t>
             </w:r>
           </w:p>
         </w:tc>
@@ -3815,17 +4300,17 @@
               <w:spacing w:after="40"/>
               <w:rPr>
                 <w:rFonts w:ascii="Calibri" w:hAnsi="Calibri" w:cs="Calibri"/>
-                <w:sz w:val="20"/>
-                <w:szCs w:val="20"/>
-              </w:rPr>
-            </w:pPr>
-            <w:r>
-              <w:rPr>
-                <w:rFonts w:ascii="Calibri" w:hAnsi="Calibri" w:cs="Calibri"/>
-                <w:sz w:val="20"/>
-                <w:szCs w:val="20"/>
-              </w:rPr>
-              <w:t xml:space="preserve">El monitoreo debe registrar solo la ocurrencia de interacciones, nunca su contenido.</w:t>
+                <w:sz w:val="22"/>
+                <w:szCs w:val="22"/>
+              </w:rPr>
+            </w:pPr>
+            <w:r>
+              <w:rPr>
+                <w:rFonts w:ascii="Calibri" w:hAnsi="Calibri" w:cs="Calibri"/>
+                <w:sz w:val="22"/>
+                <w:szCs w:val="22"/>
+              </w:rPr>
+              <w:t>El monitoreo debe registrar solo la ocurrencia de interacciones, nunca su contenido.</w:t>
             </w:r>
           </w:p>
         </w:tc>
@@ -3839,17 +4324,17 @@
               <w:spacing w:after="40"/>
               <w:rPr>
                 <w:rFonts w:ascii="Calibri" w:hAnsi="Calibri" w:cs="Calibri"/>
-                <w:sz w:val="20"/>
-                <w:szCs w:val="20"/>
-              </w:rPr>
-            </w:pPr>
-            <w:r>
-              <w:rPr>
-                <w:rFonts w:ascii="Calibri" w:hAnsi="Calibri" w:cs="Calibri"/>
-                <w:sz w:val="20"/>
-                <w:szCs w:val="20"/>
-              </w:rPr>
-              <w:t xml:space="preserve">Se registran solo marcas de tiempo de actividad; ninguna tecla presionada ni texto escrito se almacena o envía al servidor.</w:t>
+                <w:sz w:val="22"/>
+                <w:szCs w:val="22"/>
+              </w:rPr>
+            </w:pPr>
+            <w:r>
+              <w:rPr>
+                <w:rFonts w:ascii="Calibri" w:hAnsi="Calibri" w:cs="Calibri"/>
+                <w:sz w:val="22"/>
+                <w:szCs w:val="22"/>
+              </w:rPr>
+              <w:t>Se registran solo marcas de tiempo de actividad; ninguna tecla presionada ni texto escrito se almacena o envía al servidor.</w:t>
             </w:r>
           </w:p>
         </w:tc>
@@ -3863,17 +4348,17 @@
               <w:spacing w:after="40"/>
               <w:rPr>
                 <w:rFonts w:ascii="Calibri" w:hAnsi="Calibri" w:cs="Calibri"/>
-                <w:sz w:val="20"/>
-                <w:szCs w:val="20"/>
-              </w:rPr>
-            </w:pPr>
-            <w:r>
-              <w:rPr>
-                <w:rFonts w:ascii="Calibri" w:hAnsi="Calibri" w:cs="Calibri"/>
-                <w:sz w:val="20"/>
-                <w:szCs w:val="20"/>
-              </w:rPr>
-              <w:t xml:space="preserve">Alta</w:t>
+                <w:sz w:val="22"/>
+                <w:szCs w:val="22"/>
+              </w:rPr>
+            </w:pPr>
+            <w:r>
+              <w:rPr>
+                <w:rFonts w:ascii="Calibri" w:hAnsi="Calibri" w:cs="Calibri"/>
+                <w:sz w:val="22"/>
+                <w:szCs w:val="22"/>
+              </w:rPr>
+              <w:t>Alta</w:t>
             </w:r>
           </w:p>
         </w:tc>
@@ -3887,17 +4372,17 @@
               <w:spacing w:after="40"/>
               <w:rPr>
                 <w:rFonts w:ascii="Calibri" w:hAnsi="Calibri" w:cs="Calibri"/>
-                <w:sz w:val="20"/>
-                <w:szCs w:val="20"/>
-              </w:rPr>
-            </w:pPr>
-            <w:r>
-              <w:rPr>
-                <w:rFonts w:ascii="Calibri" w:hAnsi="Calibri" w:cs="Calibri"/>
-                <w:sz w:val="20"/>
-                <w:szCs w:val="20"/>
-              </w:rPr>
-              <w:t xml:space="preserve">PB-02, PB-03</w:t>
+                <w:sz w:val="22"/>
+                <w:szCs w:val="22"/>
+              </w:rPr>
+            </w:pPr>
+            <w:r>
+              <w:rPr>
+                <w:rFonts w:ascii="Calibri" w:hAnsi="Calibri" w:cs="Calibri"/>
+                <w:sz w:val="22"/>
+                <w:szCs w:val="22"/>
+              </w:rPr>
+              <w:t>PB-02, PB-03</w:t>
             </w:r>
           </w:p>
         </w:tc>
@@ -3916,17 +4401,17 @@
               <w:spacing w:after="40"/>
               <w:rPr>
                 <w:rFonts w:ascii="Calibri" w:hAnsi="Calibri" w:cs="Calibri"/>
-                <w:sz w:val="20"/>
-                <w:szCs w:val="20"/>
-              </w:rPr>
-            </w:pPr>
-            <w:r>
-              <w:rPr>
-                <w:rFonts w:ascii="Calibri" w:hAnsi="Calibri" w:cs="Calibri"/>
-                <w:sz w:val="20"/>
-                <w:szCs w:val="20"/>
-              </w:rPr>
-              <w:t xml:space="preserve">RNF-17</w:t>
+                <w:sz w:val="22"/>
+                <w:szCs w:val="22"/>
+              </w:rPr>
+            </w:pPr>
+            <w:r>
+              <w:rPr>
+                <w:rFonts w:ascii="Calibri" w:hAnsi="Calibri" w:cs="Calibri"/>
+                <w:sz w:val="22"/>
+                <w:szCs w:val="22"/>
+              </w:rPr>
+              <w:t>RNF-17</w:t>
             </w:r>
           </w:p>
         </w:tc>
@@ -3940,17 +4425,17 @@
               <w:spacing w:after="40"/>
               <w:rPr>
                 <w:rFonts w:ascii="Calibri" w:hAnsi="Calibri" w:cs="Calibri"/>
-                <w:sz w:val="20"/>
-                <w:szCs w:val="20"/>
-              </w:rPr>
-            </w:pPr>
-            <w:r>
-              <w:rPr>
-                <w:rFonts w:ascii="Calibri" w:hAnsi="Calibri" w:cs="Calibri"/>
-                <w:sz w:val="20"/>
-                <w:szCs w:val="20"/>
-              </w:rPr>
-              <w:t xml:space="preserve">Las imágenes de la cámara y el audio del micrófono deben procesarse solo en el equipo del usuario.</w:t>
+                <w:sz w:val="22"/>
+                <w:szCs w:val="22"/>
+              </w:rPr>
+            </w:pPr>
+            <w:r>
+              <w:rPr>
+                <w:rFonts w:ascii="Calibri" w:hAnsi="Calibri" w:cs="Calibri"/>
+                <w:sz w:val="22"/>
+                <w:szCs w:val="22"/>
+              </w:rPr>
+              <w:t>Las imágenes de la cámara y el audio del micrófono deben procesarse solo en el equipo del usuario.</w:t>
             </w:r>
           </w:p>
         </w:tc>
@@ -3964,17 +4449,17 @@
               <w:spacing w:after="40"/>
               <w:rPr>
                 <w:rFonts w:ascii="Calibri" w:hAnsi="Calibri" w:cs="Calibri"/>
-                <w:sz w:val="20"/>
-                <w:szCs w:val="20"/>
-              </w:rPr>
-            </w:pPr>
-            <w:r>
-              <w:rPr>
-                <w:rFonts w:ascii="Calibri" w:hAnsi="Calibri" w:cs="Calibri"/>
-                <w:sz w:val="20"/>
-                <w:szCs w:val="20"/>
-              </w:rPr>
-              <w:t xml:space="preserve">Ninguna imagen ni grabación de audio se almacena en disco ni se envía al servidor.</w:t>
+                <w:sz w:val="22"/>
+                <w:szCs w:val="22"/>
+              </w:rPr>
+            </w:pPr>
+            <w:r>
+              <w:rPr>
+                <w:rFonts w:ascii="Calibri" w:hAnsi="Calibri" w:cs="Calibri"/>
+                <w:sz w:val="22"/>
+                <w:szCs w:val="22"/>
+              </w:rPr>
+              <w:t>Ninguna imagen ni grabación de audio se almacena en disco ni se envía al servidor.</w:t>
             </w:r>
           </w:p>
         </w:tc>
@@ -3988,17 +4473,17 @@
               <w:spacing w:after="40"/>
               <w:rPr>
                 <w:rFonts w:ascii="Calibri" w:hAnsi="Calibri" w:cs="Calibri"/>
-                <w:sz w:val="20"/>
-                <w:szCs w:val="20"/>
-              </w:rPr>
-            </w:pPr>
-            <w:r>
-              <w:rPr>
-                <w:rFonts w:ascii="Calibri" w:hAnsi="Calibri" w:cs="Calibri"/>
-                <w:sz w:val="20"/>
-                <w:szCs w:val="20"/>
-              </w:rPr>
-              <w:t xml:space="preserve">Alta</w:t>
+                <w:sz w:val="22"/>
+                <w:szCs w:val="22"/>
+              </w:rPr>
+            </w:pPr>
+            <w:r>
+              <w:rPr>
+                <w:rFonts w:ascii="Calibri" w:hAnsi="Calibri" w:cs="Calibri"/>
+                <w:sz w:val="22"/>
+                <w:szCs w:val="22"/>
+              </w:rPr>
+              <w:t>Alta</w:t>
             </w:r>
           </w:p>
         </w:tc>
@@ -4012,17 +4497,17 @@
               <w:spacing w:after="40"/>
               <w:rPr>
                 <w:rFonts w:ascii="Calibri" w:hAnsi="Calibri" w:cs="Calibri"/>
-                <w:sz w:val="20"/>
-                <w:szCs w:val="20"/>
-              </w:rPr>
-            </w:pPr>
-            <w:r>
-              <w:rPr>
-                <w:rFonts w:ascii="Calibri" w:hAnsi="Calibri" w:cs="Calibri"/>
-                <w:sz w:val="20"/>
-                <w:szCs w:val="20"/>
-              </w:rPr>
-              <w:t xml:space="preserve">PB-07, PB-14</w:t>
+                <w:sz w:val="22"/>
+                <w:szCs w:val="22"/>
+              </w:rPr>
+            </w:pPr>
+            <w:r>
+              <w:rPr>
+                <w:rFonts w:ascii="Calibri" w:hAnsi="Calibri" w:cs="Calibri"/>
+                <w:sz w:val="22"/>
+                <w:szCs w:val="22"/>
+              </w:rPr>
+              <w:t>PB-07, PB-14</w:t>
             </w:r>
           </w:p>
         </w:tc>
@@ -4041,17 +4526,17 @@
               <w:spacing w:after="40"/>
               <w:rPr>
                 <w:rFonts w:ascii="Calibri" w:hAnsi="Calibri" w:cs="Calibri"/>
-                <w:sz w:val="20"/>
-                <w:szCs w:val="20"/>
-              </w:rPr>
-            </w:pPr>
-            <w:r>
-              <w:rPr>
-                <w:rFonts w:ascii="Calibri" w:hAnsi="Calibri" w:cs="Calibri"/>
-                <w:sz w:val="20"/>
-                <w:szCs w:val="20"/>
-              </w:rPr>
-              <w:t xml:space="preserve">RNF-18</w:t>
+                <w:sz w:val="22"/>
+                <w:szCs w:val="22"/>
+              </w:rPr>
+            </w:pPr>
+            <w:r>
+              <w:rPr>
+                <w:rFonts w:ascii="Calibri" w:hAnsi="Calibri" w:cs="Calibri"/>
+                <w:sz w:val="22"/>
+                <w:szCs w:val="22"/>
+              </w:rPr>
+              <w:t>RNF-18</w:t>
             </w:r>
           </w:p>
         </w:tc>
@@ -4065,17 +4550,17 @@
               <w:spacing w:after="40"/>
               <w:rPr>
                 <w:rFonts w:ascii="Calibri" w:hAnsi="Calibri" w:cs="Calibri"/>
-                <w:sz w:val="20"/>
-                <w:szCs w:val="20"/>
-              </w:rPr>
-            </w:pPr>
-            <w:r>
-              <w:rPr>
-                <w:rFonts w:ascii="Calibri" w:hAnsi="Calibri" w:cs="Calibri"/>
-                <w:sz w:val="20"/>
-                <w:szCs w:val="20"/>
-              </w:rPr>
-              <w:t xml:space="preserve">El servidor debe almacenar solo los datos necesarios para el funcionamiento.</w:t>
+                <w:sz w:val="22"/>
+                <w:szCs w:val="22"/>
+              </w:rPr>
+            </w:pPr>
+            <w:r>
+              <w:rPr>
+                <w:rFonts w:ascii="Calibri" w:hAnsi="Calibri" w:cs="Calibri"/>
+                <w:sz w:val="22"/>
+                <w:szCs w:val="22"/>
+              </w:rPr>
+              <w:t>El servidor debe almacenar solo los datos necesarios para el funcionamiento.</w:t>
             </w:r>
           </w:p>
         </w:tc>
@@ -4089,17 +4574,17 @@
               <w:spacing w:after="40"/>
               <w:rPr>
                 <w:rFonts w:ascii="Calibri" w:hAnsi="Calibri" w:cs="Calibri"/>
-                <w:sz w:val="20"/>
-                <w:szCs w:val="20"/>
-              </w:rPr>
-            </w:pPr>
-            <w:r>
-              <w:rPr>
-                <w:rFonts w:ascii="Calibri" w:hAnsi="Calibri" w:cs="Calibri"/>
-                <w:sz w:val="20"/>
-                <w:szCs w:val="20"/>
-              </w:rPr>
-              <w:t xml:space="preserve">La base de datos contiene únicamente los campos definidos en el modelo de datos del Product Backlog.</w:t>
+                <w:sz w:val="22"/>
+                <w:szCs w:val="22"/>
+              </w:rPr>
+            </w:pPr>
+            <w:r>
+              <w:rPr>
+                <w:rFonts w:ascii="Calibri" w:hAnsi="Calibri" w:cs="Calibri"/>
+                <w:sz w:val="22"/>
+                <w:szCs w:val="22"/>
+              </w:rPr>
+              <w:t>La base de datos contiene únicamente los campos definidos en el modelo de datos del Product Backlog.</w:t>
             </w:r>
           </w:p>
         </w:tc>
@@ -4113,17 +4598,17 @@
               <w:spacing w:after="40"/>
               <w:rPr>
                 <w:rFonts w:ascii="Calibri" w:hAnsi="Calibri" w:cs="Calibri"/>
-                <w:sz w:val="20"/>
-                <w:szCs w:val="20"/>
-              </w:rPr>
-            </w:pPr>
-            <w:r>
-              <w:rPr>
-                <w:rFonts w:ascii="Calibri" w:hAnsi="Calibri" w:cs="Calibri"/>
-                <w:sz w:val="20"/>
-                <w:szCs w:val="20"/>
-              </w:rPr>
-              <w:t xml:space="preserve">Media</w:t>
+                <w:sz w:val="22"/>
+                <w:szCs w:val="22"/>
+              </w:rPr>
+            </w:pPr>
+            <w:r>
+              <w:rPr>
+                <w:rFonts w:ascii="Calibri" w:hAnsi="Calibri" w:cs="Calibri"/>
+                <w:sz w:val="22"/>
+                <w:szCs w:val="22"/>
+              </w:rPr>
+              <w:t>Media</w:t>
             </w:r>
           </w:p>
         </w:tc>
@@ -4137,17 +4622,17 @@
               <w:spacing w:after="40"/>
               <w:rPr>
                 <w:rFonts w:ascii="Calibri" w:hAnsi="Calibri" w:cs="Calibri"/>
-                <w:sz w:val="20"/>
-                <w:szCs w:val="20"/>
-              </w:rPr>
-            </w:pPr>
-            <w:r>
-              <w:rPr>
-                <w:rFonts w:ascii="Calibri" w:hAnsi="Calibri" w:cs="Calibri"/>
-                <w:sz w:val="20"/>
-                <w:szCs w:val="20"/>
-              </w:rPr>
-              <w:t xml:space="preserve">PB-32</w:t>
+                <w:sz w:val="22"/>
+                <w:szCs w:val="22"/>
+              </w:rPr>
+            </w:pPr>
+            <w:r>
+              <w:rPr>
+                <w:rFonts w:ascii="Calibri" w:hAnsi="Calibri" w:cs="Calibri"/>
+                <w:sz w:val="22"/>
+                <w:szCs w:val="22"/>
+              </w:rPr>
+              <w:t>PB-32</w:t>
             </w:r>
           </w:p>
         </w:tc>
@@ -4158,8 +4643,8 @@
         <w:jc w:val="both"/>
         <w:rPr>
           <w:rFonts w:ascii="Calibri" w:hAnsi="Calibri" w:cs="Calibri"/>
-          <w:sz w:val="20"/>
-          <w:szCs w:val="20"/>
+          <w:sz w:val="22"/>
+          <w:szCs w:val="22"/>
         </w:rPr>
       </w:pPr>
     </w:p>
@@ -4168,8 +4653,8 @@
         <w:jc w:val="both"/>
         <w:rPr>
           <w:rFonts w:ascii="Calibri" w:hAnsi="Calibri" w:cs="Calibri"/>
-          <w:sz w:val="20"/>
-          <w:szCs w:val="20"/>
+          <w:sz w:val="22"/>
+          <w:szCs w:val="22"/>
         </w:rPr>
       </w:pPr>
     </w:p>
@@ -4178,8 +4663,8 @@
         <w:jc w:val="both"/>
         <w:rPr>
           <w:rFonts w:ascii="Calibri" w:hAnsi="Calibri" w:cs="Calibri"/>
-          <w:sz w:val="20"/>
-          <w:szCs w:val="20"/>
+          <w:sz w:val="22"/>
+          <w:szCs w:val="22"/>
         </w:rPr>
       </w:pPr>
     </w:p>
@@ -4188,8 +4673,8 @@
         <w:jc w:val="both"/>
         <w:rPr>
           <w:rFonts w:ascii="Calibri" w:hAnsi="Calibri" w:cs="Calibri"/>
-          <w:sz w:val="20"/>
-          <w:szCs w:val="20"/>
+          <w:sz w:val="22"/>
+          <w:szCs w:val="22"/>
         </w:rPr>
       </w:pPr>
     </w:p>
@@ -4198,14 +4683,14 @@
         <w:jc w:val="both"/>
         <w:rPr>
           <w:rFonts w:ascii="Calibri" w:hAnsi="Calibri" w:cs="Calibri"/>
-          <w:sz w:val="20"/>
-          <w:szCs w:val="20"/>
+          <w:sz w:val="22"/>
+          <w:szCs w:val="22"/>
         </w:rPr>
       </w:pPr>
     </w:p>
     <w:p>
       <w:pPr>
-        <w:pStyle w:val="Heading1"/>
+        <w:pStyle w:val="Ttulo1"/>
         <w:jc w:val="both"/>
         <w:rPr>
           <w:rFonts w:ascii="Calibri" w:hAnsi="Calibri" w:cs="Calibri"/>
@@ -4216,7 +4701,6 @@
         <w:rPr>
           <w:rFonts w:ascii="Calibri" w:hAnsi="Calibri" w:cs="Calibri"/>
         </w:rPr>
-        <w:lastRenderedPageBreak/>
         <w:t>7. Usabilidad</w:t>
       </w:r>
       <w:bookmarkEnd w:id="6"/>
@@ -4226,15 +4710,15 @@
         <w:jc w:val="both"/>
         <w:rPr>
           <w:rFonts w:ascii="Calibri" w:hAnsi="Calibri" w:cs="Calibri"/>
-          <w:sz w:val="20"/>
-          <w:szCs w:val="20"/>
+          <w:sz w:val="22"/>
+          <w:szCs w:val="22"/>
         </w:rPr>
       </w:pPr>
       <w:r>
         <w:rPr>
           <w:rFonts w:ascii="Calibri" w:hAnsi="Calibri" w:cs="Calibri"/>
-          <w:sz w:val="20"/>
-          <w:szCs w:val="20"/>
+          <w:sz w:val="22"/>
+          <w:szCs w:val="22"/>
         </w:rPr>
         <w:t>Requisitos para que la aplicación pueda utilizarse sin conocimientos técnicos avanzados, como establece el Product Vision.</w:t>
       </w:r>
@@ -4276,8 +4760,8 @@
               <w:spacing w:after="40"/>
               <w:rPr>
                 <w:rFonts w:ascii="Calibri" w:hAnsi="Calibri" w:cs="Calibri"/>
-                <w:sz w:val="20"/>
-                <w:szCs w:val="20"/>
+                <w:sz w:val="22"/>
+                <w:szCs w:val="22"/>
               </w:rPr>
             </w:pPr>
             <w:r>
@@ -4285,8 +4769,8 @@
                 <w:rFonts w:ascii="Calibri" w:hAnsi="Calibri" w:cs="Calibri"/>
                 <w:b/>
                 <w:bCs/>
-                <w:sz w:val="20"/>
-                <w:szCs w:val="20"/>
+                <w:sz w:val="22"/>
+                <w:szCs w:val="22"/>
               </w:rPr>
               <w:t>ID</w:t>
             </w:r>
@@ -4303,8 +4787,8 @@
               <w:spacing w:after="40"/>
               <w:rPr>
                 <w:rFonts w:ascii="Calibri" w:hAnsi="Calibri" w:cs="Calibri"/>
-                <w:sz w:val="20"/>
-                <w:szCs w:val="20"/>
+                <w:sz w:val="22"/>
+                <w:szCs w:val="22"/>
               </w:rPr>
             </w:pPr>
             <w:r>
@@ -4312,8 +4796,8 @@
                 <w:rFonts w:ascii="Calibri" w:hAnsi="Calibri" w:cs="Calibri"/>
                 <w:b/>
                 <w:bCs/>
-                <w:sz w:val="20"/>
-                <w:szCs w:val="20"/>
+                <w:sz w:val="22"/>
+                <w:szCs w:val="22"/>
               </w:rPr>
               <w:t>Requisito</w:t>
             </w:r>
@@ -4330,8 +4814,8 @@
               <w:spacing w:after="40"/>
               <w:rPr>
                 <w:rFonts w:ascii="Calibri" w:hAnsi="Calibri" w:cs="Calibri"/>
-                <w:sz w:val="20"/>
-                <w:szCs w:val="20"/>
+                <w:sz w:val="22"/>
+                <w:szCs w:val="22"/>
               </w:rPr>
             </w:pPr>
             <w:r>
@@ -4339,8 +4823,8 @@
                 <w:rFonts w:ascii="Calibri" w:hAnsi="Calibri" w:cs="Calibri"/>
                 <w:b/>
                 <w:bCs/>
-                <w:sz w:val="20"/>
-                <w:szCs w:val="20"/>
+                <w:sz w:val="22"/>
+                <w:szCs w:val="22"/>
               </w:rPr>
               <w:t>Criterio de verificación</w:t>
             </w:r>
@@ -4357,8 +4841,8 @@
               <w:spacing w:after="40"/>
               <w:rPr>
                 <w:rFonts w:ascii="Calibri" w:hAnsi="Calibri" w:cs="Calibri"/>
-                <w:sz w:val="20"/>
-                <w:szCs w:val="20"/>
+                <w:sz w:val="22"/>
+                <w:szCs w:val="22"/>
               </w:rPr>
             </w:pPr>
             <w:r>
@@ -4366,8 +4850,8 @@
                 <w:rFonts w:ascii="Calibri" w:hAnsi="Calibri" w:cs="Calibri"/>
                 <w:b/>
                 <w:bCs/>
-                <w:sz w:val="20"/>
-                <w:szCs w:val="20"/>
+                <w:sz w:val="22"/>
+                <w:szCs w:val="22"/>
               </w:rPr>
               <w:t>Prioridad</w:t>
             </w:r>
@@ -4384,8 +4868,8 @@
               <w:spacing w:after="40"/>
               <w:rPr>
                 <w:rFonts w:ascii="Calibri" w:hAnsi="Calibri" w:cs="Calibri"/>
-                <w:sz w:val="20"/>
-                <w:szCs w:val="20"/>
+                <w:sz w:val="22"/>
+                <w:szCs w:val="22"/>
               </w:rPr>
             </w:pPr>
             <w:r>
@@ -4393,8 +4877,8 @@
                 <w:rFonts w:ascii="Calibri" w:hAnsi="Calibri" w:cs="Calibri"/>
                 <w:b/>
                 <w:bCs/>
-                <w:sz w:val="20"/>
-                <w:szCs w:val="20"/>
+                <w:sz w:val="22"/>
+                <w:szCs w:val="22"/>
               </w:rPr>
               <w:t>PB</w:t>
             </w:r>
@@ -4415,17 +4899,17 @@
               <w:spacing w:after="40"/>
               <w:rPr>
                 <w:rFonts w:ascii="Calibri" w:hAnsi="Calibri" w:cs="Calibri"/>
-                <w:sz w:val="20"/>
-                <w:szCs w:val="20"/>
-              </w:rPr>
-            </w:pPr>
-            <w:r>
-              <w:rPr>
-                <w:rFonts w:ascii="Calibri" w:hAnsi="Calibri" w:cs="Calibri"/>
-                <w:sz w:val="20"/>
-                <w:szCs w:val="20"/>
-              </w:rPr>
-              <w:t xml:space="preserve">RNF-19</w:t>
+                <w:sz w:val="22"/>
+                <w:szCs w:val="22"/>
+              </w:rPr>
+            </w:pPr>
+            <w:r>
+              <w:rPr>
+                <w:rFonts w:ascii="Calibri" w:hAnsi="Calibri" w:cs="Calibri"/>
+                <w:sz w:val="22"/>
+                <w:szCs w:val="22"/>
+              </w:rPr>
+              <w:t>RNF-19</w:t>
             </w:r>
           </w:p>
         </w:tc>
@@ -4439,17 +4923,17 @@
               <w:spacing w:after="40"/>
               <w:rPr>
                 <w:rFonts w:ascii="Calibri" w:hAnsi="Calibri" w:cs="Calibri"/>
-                <w:sz w:val="20"/>
-                <w:szCs w:val="20"/>
-              </w:rPr>
-            </w:pPr>
-            <w:r>
-              <w:rPr>
-                <w:rFonts w:ascii="Calibri" w:hAnsi="Calibri" w:cs="Calibri"/>
-                <w:sz w:val="20"/>
-                <w:szCs w:val="20"/>
-              </w:rPr>
-              <w:t xml:space="preserve">La interfaz y los mensajes deben estar en español y ser comprensibles.</w:t>
+                <w:sz w:val="22"/>
+                <w:szCs w:val="22"/>
+              </w:rPr>
+            </w:pPr>
+            <w:r>
+              <w:rPr>
+                <w:rFonts w:ascii="Calibri" w:hAnsi="Calibri" w:cs="Calibri"/>
+                <w:sz w:val="22"/>
+                <w:szCs w:val="22"/>
+              </w:rPr>
+              <w:t>La interfaz y los mensajes deben estar en español y ser comprensibles.</w:t>
             </w:r>
           </w:p>
         </w:tc>
@@ -4463,17 +4947,17 @@
               <w:spacing w:after="40"/>
               <w:rPr>
                 <w:rFonts w:ascii="Calibri" w:hAnsi="Calibri" w:cs="Calibri"/>
-                <w:sz w:val="20"/>
-                <w:szCs w:val="20"/>
-              </w:rPr>
-            </w:pPr>
-            <w:r>
-              <w:rPr>
-                <w:rFonts w:ascii="Calibri" w:hAnsi="Calibri" w:cs="Calibri"/>
-                <w:sz w:val="20"/>
-                <w:szCs w:val="20"/>
-              </w:rPr>
-              <w:t xml:space="preserve">Todos los textos de la interfaz están en español, y los mensajes de error indican qué ocurrió y cómo continuar, sin mostrar códigos técnicos.</w:t>
+                <w:sz w:val="22"/>
+                <w:szCs w:val="22"/>
+              </w:rPr>
+            </w:pPr>
+            <w:r>
+              <w:rPr>
+                <w:rFonts w:ascii="Calibri" w:hAnsi="Calibri" w:cs="Calibri"/>
+                <w:sz w:val="22"/>
+                <w:szCs w:val="22"/>
+              </w:rPr>
+              <w:t>Todos los textos de la interfaz están en español, y los mensajes de error indican qué ocurrió y cómo continuar, sin mostrar códigos técnicos.</w:t>
             </w:r>
           </w:p>
         </w:tc>
@@ -4487,17 +4971,17 @@
               <w:spacing w:after="40"/>
               <w:rPr>
                 <w:rFonts w:ascii="Calibri" w:hAnsi="Calibri" w:cs="Calibri"/>
-                <w:sz w:val="20"/>
-                <w:szCs w:val="20"/>
-              </w:rPr>
-            </w:pPr>
-            <w:r>
-              <w:rPr>
-                <w:rFonts w:ascii="Calibri" w:hAnsi="Calibri" w:cs="Calibri"/>
-                <w:sz w:val="20"/>
-                <w:szCs w:val="20"/>
-              </w:rPr>
-              <w:t xml:space="preserve">Alta</w:t>
+                <w:sz w:val="22"/>
+                <w:szCs w:val="22"/>
+              </w:rPr>
+            </w:pPr>
+            <w:r>
+              <w:rPr>
+                <w:rFonts w:ascii="Calibri" w:hAnsi="Calibri" w:cs="Calibri"/>
+                <w:sz w:val="22"/>
+                <w:szCs w:val="22"/>
+              </w:rPr>
+              <w:t>Alta</w:t>
             </w:r>
           </w:p>
         </w:tc>
@@ -4511,17 +4995,17 @@
               <w:spacing w:after="40"/>
               <w:rPr>
                 <w:rFonts w:ascii="Calibri" w:hAnsi="Calibri" w:cs="Calibri"/>
-                <w:sz w:val="20"/>
-                <w:szCs w:val="20"/>
-              </w:rPr>
-            </w:pPr>
-            <w:r>
-              <w:rPr>
-                <w:rFonts w:ascii="Calibri" w:hAnsi="Calibri" w:cs="Calibri"/>
-                <w:sz w:val="20"/>
-                <w:szCs w:val="20"/>
-              </w:rPr>
-              <w:t xml:space="preserve">PB-17, PB-20</w:t>
+                <w:sz w:val="22"/>
+                <w:szCs w:val="22"/>
+              </w:rPr>
+            </w:pPr>
+            <w:r>
+              <w:rPr>
+                <w:rFonts w:ascii="Calibri" w:hAnsi="Calibri" w:cs="Calibri"/>
+                <w:sz w:val="22"/>
+                <w:szCs w:val="22"/>
+              </w:rPr>
+              <w:t>PB-17, PB-20</w:t>
             </w:r>
           </w:p>
         </w:tc>
@@ -4540,17 +5024,17 @@
               <w:spacing w:after="40"/>
               <w:rPr>
                 <w:rFonts w:ascii="Calibri" w:hAnsi="Calibri" w:cs="Calibri"/>
-                <w:sz w:val="20"/>
-                <w:szCs w:val="20"/>
-              </w:rPr>
-            </w:pPr>
-            <w:r>
-              <w:rPr>
-                <w:rFonts w:ascii="Calibri" w:hAnsi="Calibri" w:cs="Calibri"/>
-                <w:sz w:val="20"/>
-                <w:szCs w:val="20"/>
-              </w:rPr>
-              <w:t xml:space="preserve">RNF-20</w:t>
+                <w:sz w:val="22"/>
+                <w:szCs w:val="22"/>
+              </w:rPr>
+            </w:pPr>
+            <w:r>
+              <w:rPr>
+                <w:rFonts w:ascii="Calibri" w:hAnsi="Calibri" w:cs="Calibri"/>
+                <w:sz w:val="22"/>
+                <w:szCs w:val="22"/>
+              </w:rPr>
+              <w:t>RNF-20</w:t>
             </w:r>
           </w:p>
         </w:tc>
@@ -4564,17 +5048,17 @@
               <w:spacing w:after="40"/>
               <w:rPr>
                 <w:rFonts w:ascii="Calibri" w:hAnsi="Calibri" w:cs="Calibri"/>
-                <w:sz w:val="20"/>
-                <w:szCs w:val="20"/>
-              </w:rPr>
-            </w:pPr>
-            <w:r>
-              <w:rPr>
-                <w:rFonts w:ascii="Calibri" w:hAnsi="Calibri" w:cs="Calibri"/>
-                <w:sz w:val="20"/>
-                <w:szCs w:val="20"/>
-              </w:rPr>
-              <w:t xml:space="preserve">La aplicación debe ser fácil de aprender y utilizar.</w:t>
+                <w:sz w:val="22"/>
+                <w:szCs w:val="22"/>
+              </w:rPr>
+            </w:pPr>
+            <w:r>
+              <w:rPr>
+                <w:rFonts w:ascii="Calibri" w:hAnsi="Calibri" w:cs="Calibri"/>
+                <w:sz w:val="22"/>
+                <w:szCs w:val="22"/>
+              </w:rPr>
+              <w:t>La aplicación debe ser fácil de aprender y utilizar.</w:t>
             </w:r>
           </w:p>
         </w:tc>
@@ -4588,17 +5072,17 @@
               <w:spacing w:after="40"/>
               <w:rPr>
                 <w:rFonts w:ascii="Calibri" w:hAnsi="Calibri" w:cs="Calibri"/>
-                <w:sz w:val="20"/>
-                <w:szCs w:val="20"/>
-              </w:rPr>
-            </w:pPr>
-            <w:r>
-              <w:rPr>
-                <w:rFonts w:ascii="Calibri" w:hAnsi="Calibri" w:cs="Calibri"/>
-                <w:sz w:val="20"/>
-                <w:szCs w:val="20"/>
-              </w:rPr>
-              <w:t xml:space="preserve">Al menos 5 usuarios crean su cuenta, inician sesión y activan el control por gestos en 5 minutos o menos sin ayuda, y la evaluación con la escala SUS (Brooke, 1996) obtiene un puntaje promedio de al menos 68, valor que corresponde al promedio de referencia de la escala (Sauro, 2011).</w:t>
+                <w:sz w:val="22"/>
+                <w:szCs w:val="22"/>
+              </w:rPr>
+            </w:pPr>
+            <w:r>
+              <w:rPr>
+                <w:rFonts w:ascii="Calibri" w:hAnsi="Calibri" w:cs="Calibri"/>
+                <w:sz w:val="22"/>
+                <w:szCs w:val="22"/>
+              </w:rPr>
+              <w:t>Al menos 5 usuarios crean su cuenta, inician sesión y activan el control por gestos en 5 minutos o menos sin ayuda, y la evaluación con la escala SUS (Brooke, 1996) obtiene un puntaje promedio de al menos 68, valor que corresponde al promedio de referencia de la escala (Sauro, 2011).</w:t>
             </w:r>
           </w:p>
         </w:tc>
@@ -4612,17 +5096,17 @@
               <w:spacing w:after="40"/>
               <w:rPr>
                 <w:rFonts w:ascii="Calibri" w:hAnsi="Calibri" w:cs="Calibri"/>
-                <w:sz w:val="20"/>
-                <w:szCs w:val="20"/>
-              </w:rPr>
-            </w:pPr>
-            <w:r>
-              <w:rPr>
-                <w:rFonts w:ascii="Calibri" w:hAnsi="Calibri" w:cs="Calibri"/>
-                <w:sz w:val="20"/>
-                <w:szCs w:val="20"/>
-              </w:rPr>
-              <w:t xml:space="preserve">Media</w:t>
+                <w:sz w:val="22"/>
+                <w:szCs w:val="22"/>
+              </w:rPr>
+            </w:pPr>
+            <w:r>
+              <w:rPr>
+                <w:rFonts w:ascii="Calibri" w:hAnsi="Calibri" w:cs="Calibri"/>
+                <w:sz w:val="22"/>
+                <w:szCs w:val="22"/>
+              </w:rPr>
+              <w:t>Media</w:t>
             </w:r>
           </w:p>
         </w:tc>
@@ -4636,17 +5120,17 @@
               <w:spacing w:after="40"/>
               <w:rPr>
                 <w:rFonts w:ascii="Calibri" w:hAnsi="Calibri" w:cs="Calibri"/>
-                <w:sz w:val="20"/>
-                <w:szCs w:val="20"/>
-              </w:rPr>
-            </w:pPr>
-            <w:r>
-              <w:rPr>
-                <w:rFonts w:ascii="Calibri" w:hAnsi="Calibri" w:cs="Calibri"/>
-                <w:sz w:val="20"/>
-                <w:szCs w:val="20"/>
-              </w:rPr>
-              <w:t xml:space="preserve">PB-17, PB-48</w:t>
+                <w:sz w:val="22"/>
+                <w:szCs w:val="22"/>
+              </w:rPr>
+            </w:pPr>
+            <w:r>
+              <w:rPr>
+                <w:rFonts w:ascii="Calibri" w:hAnsi="Calibri" w:cs="Calibri"/>
+                <w:sz w:val="22"/>
+                <w:szCs w:val="22"/>
+              </w:rPr>
+              <w:t>PB-17, PB-48</w:t>
             </w:r>
           </w:p>
         </w:tc>
@@ -4657,8 +5141,8 @@
         <w:jc w:val="both"/>
         <w:rPr>
           <w:rFonts w:ascii="Calibri" w:hAnsi="Calibri" w:cs="Calibri"/>
-          <w:sz w:val="20"/>
-          <w:szCs w:val="20"/>
+          <w:sz w:val="22"/>
+          <w:szCs w:val="22"/>
         </w:rPr>
       </w:pPr>
     </w:p>
@@ -4667,8 +5151,8 @@
         <w:jc w:val="both"/>
         <w:rPr>
           <w:rFonts w:ascii="Calibri" w:hAnsi="Calibri" w:cs="Calibri"/>
-          <w:sz w:val="20"/>
-          <w:szCs w:val="20"/>
+          <w:sz w:val="22"/>
+          <w:szCs w:val="22"/>
         </w:rPr>
       </w:pPr>
     </w:p>
@@ -4677,8 +5161,8 @@
         <w:jc w:val="both"/>
         <w:rPr>
           <w:rFonts w:ascii="Calibri" w:hAnsi="Calibri" w:cs="Calibri"/>
-          <w:sz w:val="20"/>
-          <w:szCs w:val="20"/>
+          <w:sz w:val="22"/>
+          <w:szCs w:val="22"/>
         </w:rPr>
       </w:pPr>
     </w:p>
@@ -4687,8 +5171,8 @@
         <w:jc w:val="both"/>
         <w:rPr>
           <w:rFonts w:ascii="Calibri" w:hAnsi="Calibri" w:cs="Calibri"/>
-          <w:sz w:val="20"/>
-          <w:szCs w:val="20"/>
+          <w:sz w:val="22"/>
+          <w:szCs w:val="22"/>
         </w:rPr>
       </w:pPr>
     </w:p>
@@ -4697,8 +5181,8 @@
         <w:jc w:val="both"/>
         <w:rPr>
           <w:rFonts w:ascii="Calibri" w:hAnsi="Calibri" w:cs="Calibri"/>
-          <w:sz w:val="20"/>
-          <w:szCs w:val="20"/>
+          <w:sz w:val="22"/>
+          <w:szCs w:val="22"/>
         </w:rPr>
       </w:pPr>
     </w:p>
@@ -4707,8 +5191,8 @@
         <w:jc w:val="both"/>
         <w:rPr>
           <w:rFonts w:ascii="Calibri" w:hAnsi="Calibri" w:cs="Calibri"/>
-          <w:sz w:val="20"/>
-          <w:szCs w:val="20"/>
+          <w:sz w:val="22"/>
+          <w:szCs w:val="22"/>
         </w:rPr>
       </w:pPr>
     </w:p>
@@ -4717,8 +5201,8 @@
         <w:jc w:val="both"/>
         <w:rPr>
           <w:rFonts w:ascii="Calibri" w:hAnsi="Calibri" w:cs="Calibri"/>
-          <w:sz w:val="20"/>
-          <w:szCs w:val="20"/>
+          <w:sz w:val="22"/>
+          <w:szCs w:val="22"/>
         </w:rPr>
       </w:pPr>
     </w:p>
@@ -4727,8 +5211,8 @@
         <w:jc w:val="both"/>
         <w:rPr>
           <w:rFonts w:ascii="Calibri" w:hAnsi="Calibri" w:cs="Calibri"/>
-          <w:sz w:val="20"/>
-          <w:szCs w:val="20"/>
+          <w:sz w:val="22"/>
+          <w:szCs w:val="22"/>
         </w:rPr>
       </w:pPr>
     </w:p>
@@ -4737,8 +5221,8 @@
         <w:jc w:val="both"/>
         <w:rPr>
           <w:rFonts w:ascii="Calibri" w:hAnsi="Calibri" w:cs="Calibri"/>
-          <w:sz w:val="20"/>
-          <w:szCs w:val="20"/>
+          <w:sz w:val="22"/>
+          <w:szCs w:val="22"/>
         </w:rPr>
       </w:pPr>
     </w:p>
@@ -4747,14 +5231,14 @@
         <w:jc w:val="both"/>
         <w:rPr>
           <w:rFonts w:ascii="Calibri" w:hAnsi="Calibri" w:cs="Calibri"/>
-          <w:sz w:val="20"/>
-          <w:szCs w:val="20"/>
+          <w:sz w:val="22"/>
+          <w:szCs w:val="22"/>
         </w:rPr>
       </w:pPr>
     </w:p>
     <w:p>
       <w:pPr>
-        <w:pStyle w:val="Heading1"/>
+        <w:pStyle w:val="Ttulo1"/>
         <w:jc w:val="both"/>
         <w:rPr>
           <w:rFonts w:ascii="Calibri" w:hAnsi="Calibri" w:cs="Calibri"/>
@@ -4765,7 +5249,6 @@
         <w:rPr>
           <w:rFonts w:ascii="Calibri" w:hAnsi="Calibri" w:cs="Calibri"/>
         </w:rPr>
-        <w:lastRenderedPageBreak/>
         <w:t>8. Confiabilidad</w:t>
       </w:r>
       <w:bookmarkEnd w:id="7"/>
@@ -4775,15 +5258,15 @@
         <w:jc w:val="both"/>
         <w:rPr>
           <w:rFonts w:ascii="Calibri" w:hAnsi="Calibri" w:cs="Calibri"/>
-          <w:sz w:val="20"/>
-          <w:szCs w:val="20"/>
+          <w:sz w:val="22"/>
+          <w:szCs w:val="22"/>
         </w:rPr>
       </w:pPr>
       <w:r>
         <w:rPr>
           <w:rFonts w:ascii="Calibri" w:hAnsi="Calibri" w:cs="Calibri"/>
-          <w:sz w:val="20"/>
-          <w:szCs w:val="20"/>
+          <w:sz w:val="22"/>
+          <w:szCs w:val="22"/>
         </w:rPr>
         <w:t>Requisitos para que la aplicación funcione de forma estable durante períodos prolongados.</w:t>
       </w:r>
@@ -4825,8 +5308,8 @@
               <w:spacing w:after="40"/>
               <w:rPr>
                 <w:rFonts w:ascii="Calibri" w:hAnsi="Calibri" w:cs="Calibri"/>
-                <w:sz w:val="20"/>
-                <w:szCs w:val="20"/>
+                <w:sz w:val="22"/>
+                <w:szCs w:val="22"/>
               </w:rPr>
             </w:pPr>
             <w:r>
@@ -4834,8 +5317,8 @@
                 <w:rFonts w:ascii="Calibri" w:hAnsi="Calibri" w:cs="Calibri"/>
                 <w:b/>
                 <w:bCs/>
-                <w:sz w:val="20"/>
-                <w:szCs w:val="20"/>
+                <w:sz w:val="22"/>
+                <w:szCs w:val="22"/>
               </w:rPr>
               <w:t>ID</w:t>
             </w:r>
@@ -4852,8 +5335,8 @@
               <w:spacing w:after="40"/>
               <w:rPr>
                 <w:rFonts w:ascii="Calibri" w:hAnsi="Calibri" w:cs="Calibri"/>
-                <w:sz w:val="20"/>
-                <w:szCs w:val="20"/>
+                <w:sz w:val="22"/>
+                <w:szCs w:val="22"/>
               </w:rPr>
             </w:pPr>
             <w:r>
@@ -4861,8 +5344,8 @@
                 <w:rFonts w:ascii="Calibri" w:hAnsi="Calibri" w:cs="Calibri"/>
                 <w:b/>
                 <w:bCs/>
-                <w:sz w:val="20"/>
-                <w:szCs w:val="20"/>
+                <w:sz w:val="22"/>
+                <w:szCs w:val="22"/>
               </w:rPr>
               <w:t>Requisito</w:t>
             </w:r>
@@ -4879,8 +5362,8 @@
               <w:spacing w:after="40"/>
               <w:rPr>
                 <w:rFonts w:ascii="Calibri" w:hAnsi="Calibri" w:cs="Calibri"/>
-                <w:sz w:val="20"/>
-                <w:szCs w:val="20"/>
+                <w:sz w:val="22"/>
+                <w:szCs w:val="22"/>
               </w:rPr>
             </w:pPr>
             <w:r>
@@ -4888,8 +5371,8 @@
                 <w:rFonts w:ascii="Calibri" w:hAnsi="Calibri" w:cs="Calibri"/>
                 <w:b/>
                 <w:bCs/>
-                <w:sz w:val="20"/>
-                <w:szCs w:val="20"/>
+                <w:sz w:val="22"/>
+                <w:szCs w:val="22"/>
               </w:rPr>
               <w:t>Criterio de verificación</w:t>
             </w:r>
@@ -4906,8 +5389,8 @@
               <w:spacing w:after="40"/>
               <w:rPr>
                 <w:rFonts w:ascii="Calibri" w:hAnsi="Calibri" w:cs="Calibri"/>
-                <w:sz w:val="20"/>
-                <w:szCs w:val="20"/>
+                <w:sz w:val="22"/>
+                <w:szCs w:val="22"/>
               </w:rPr>
             </w:pPr>
             <w:r>
@@ -4915,8 +5398,8 @@
                 <w:rFonts w:ascii="Calibri" w:hAnsi="Calibri" w:cs="Calibri"/>
                 <w:b/>
                 <w:bCs/>
-                <w:sz w:val="20"/>
-                <w:szCs w:val="20"/>
+                <w:sz w:val="22"/>
+                <w:szCs w:val="22"/>
               </w:rPr>
               <w:t>Prioridad</w:t>
             </w:r>
@@ -4933,8 +5416,8 @@
               <w:spacing w:after="40"/>
               <w:rPr>
                 <w:rFonts w:ascii="Calibri" w:hAnsi="Calibri" w:cs="Calibri"/>
-                <w:sz w:val="20"/>
-                <w:szCs w:val="20"/>
+                <w:sz w:val="22"/>
+                <w:szCs w:val="22"/>
               </w:rPr>
             </w:pPr>
             <w:r>
@@ -4942,8 +5425,8 @@
                 <w:rFonts w:ascii="Calibri" w:hAnsi="Calibri" w:cs="Calibri"/>
                 <w:b/>
                 <w:bCs/>
-                <w:sz w:val="20"/>
-                <w:szCs w:val="20"/>
+                <w:sz w:val="22"/>
+                <w:szCs w:val="22"/>
               </w:rPr>
               <w:t>PB</w:t>
             </w:r>
@@ -4964,17 +5447,17 @@
               <w:spacing w:after="40"/>
               <w:rPr>
                 <w:rFonts w:ascii="Calibri" w:hAnsi="Calibri" w:cs="Calibri"/>
-                <w:sz w:val="20"/>
-                <w:szCs w:val="20"/>
-              </w:rPr>
-            </w:pPr>
-            <w:r>
-              <w:rPr>
-                <w:rFonts w:ascii="Calibri" w:hAnsi="Calibri" w:cs="Calibri"/>
-                <w:sz w:val="20"/>
-                <w:szCs w:val="20"/>
-              </w:rPr>
-              <w:t xml:space="preserve">RNF-21</w:t>
+                <w:sz w:val="22"/>
+                <w:szCs w:val="22"/>
+              </w:rPr>
+            </w:pPr>
+            <w:r>
+              <w:rPr>
+                <w:rFonts w:ascii="Calibri" w:hAnsi="Calibri" w:cs="Calibri"/>
+                <w:sz w:val="22"/>
+                <w:szCs w:val="22"/>
+              </w:rPr>
+              <w:t>RNF-21</w:t>
             </w:r>
           </w:p>
         </w:tc>
@@ -4988,17 +5471,17 @@
               <w:spacing w:after="40"/>
               <w:rPr>
                 <w:rFonts w:ascii="Calibri" w:hAnsi="Calibri" w:cs="Calibri"/>
-                <w:sz w:val="20"/>
-                <w:szCs w:val="20"/>
-              </w:rPr>
-            </w:pPr>
-            <w:r>
-              <w:rPr>
-                <w:rFonts w:ascii="Calibri" w:hAnsi="Calibri" w:cs="Calibri"/>
-                <w:sz w:val="20"/>
-                <w:szCs w:val="20"/>
-              </w:rPr>
-              <w:t xml:space="preserve">La aplicación debe funcionar de forma continua durante una jornada de trabajo.</w:t>
+                <w:sz w:val="22"/>
+                <w:szCs w:val="22"/>
+              </w:rPr>
+            </w:pPr>
+            <w:r>
+              <w:rPr>
+                <w:rFonts w:ascii="Calibri" w:hAnsi="Calibri" w:cs="Calibri"/>
+                <w:sz w:val="22"/>
+                <w:szCs w:val="22"/>
+              </w:rPr>
+              <w:t>La aplicación debe funcionar de forma continua durante una jornada de trabajo.</w:t>
             </w:r>
           </w:p>
         </w:tc>
@@ -5012,17 +5495,17 @@
               <w:spacing w:after="40"/>
               <w:rPr>
                 <w:rFonts w:ascii="Calibri" w:hAnsi="Calibri" w:cs="Calibri"/>
-                <w:sz w:val="20"/>
-                <w:szCs w:val="20"/>
-              </w:rPr>
-            </w:pPr>
-            <w:r>
-              <w:rPr>
-                <w:rFonts w:ascii="Calibri" w:hAnsi="Calibri" w:cs="Calibri"/>
-                <w:sz w:val="20"/>
-                <w:szCs w:val="20"/>
-              </w:rPr>
-              <w:t xml:space="preserve">8 horas de uso sin cierres inesperados y sin aumento sostenido de memoria mayor al 20 %.</w:t>
+                <w:sz w:val="22"/>
+                <w:szCs w:val="22"/>
+              </w:rPr>
+            </w:pPr>
+            <w:r>
+              <w:rPr>
+                <w:rFonts w:ascii="Calibri" w:hAnsi="Calibri" w:cs="Calibri"/>
+                <w:sz w:val="22"/>
+                <w:szCs w:val="22"/>
+              </w:rPr>
+              <w:t>8 horas de uso sin cierres inesperados y sin aumento sostenido de memoria mayor al 20 %.</w:t>
             </w:r>
           </w:p>
         </w:tc>
@@ -5036,17 +5519,17 @@
               <w:spacing w:after="40"/>
               <w:rPr>
                 <w:rFonts w:ascii="Calibri" w:hAnsi="Calibri" w:cs="Calibri"/>
-                <w:sz w:val="20"/>
-                <w:szCs w:val="20"/>
-              </w:rPr>
-            </w:pPr>
-            <w:r>
-              <w:rPr>
-                <w:rFonts w:ascii="Calibri" w:hAnsi="Calibri" w:cs="Calibri"/>
-                <w:sz w:val="20"/>
-                <w:szCs w:val="20"/>
-              </w:rPr>
-              <w:t xml:space="preserve">Alta</w:t>
+                <w:sz w:val="22"/>
+                <w:szCs w:val="22"/>
+              </w:rPr>
+            </w:pPr>
+            <w:r>
+              <w:rPr>
+                <w:rFonts w:ascii="Calibri" w:hAnsi="Calibri" w:cs="Calibri"/>
+                <w:sz w:val="22"/>
+                <w:szCs w:val="22"/>
+              </w:rPr>
+              <w:t>Alta</w:t>
             </w:r>
           </w:p>
         </w:tc>
@@ -5060,17 +5543,17 @@
               <w:spacing w:after="40"/>
               <w:rPr>
                 <w:rFonts w:ascii="Calibri" w:hAnsi="Calibri" w:cs="Calibri"/>
-                <w:sz w:val="20"/>
-                <w:szCs w:val="20"/>
-              </w:rPr>
-            </w:pPr>
-            <w:r>
-              <w:rPr>
-                <w:rFonts w:ascii="Calibri" w:hAnsi="Calibri" w:cs="Calibri"/>
-                <w:sz w:val="20"/>
-                <w:szCs w:val="20"/>
-              </w:rPr>
-              <w:t xml:space="preserve">PB-31</w:t>
+                <w:sz w:val="22"/>
+                <w:szCs w:val="22"/>
+              </w:rPr>
+            </w:pPr>
+            <w:r>
+              <w:rPr>
+                <w:rFonts w:ascii="Calibri" w:hAnsi="Calibri" w:cs="Calibri"/>
+                <w:sz w:val="22"/>
+                <w:szCs w:val="22"/>
+              </w:rPr>
+              <w:t>PB-31</w:t>
             </w:r>
           </w:p>
         </w:tc>
@@ -5089,17 +5572,17 @@
               <w:spacing w:after="40"/>
               <w:rPr>
                 <w:rFonts w:ascii="Calibri" w:hAnsi="Calibri" w:cs="Calibri"/>
-                <w:sz w:val="20"/>
-                <w:szCs w:val="20"/>
-              </w:rPr>
-            </w:pPr>
-            <w:r>
-              <w:rPr>
-                <w:rFonts w:ascii="Calibri" w:hAnsi="Calibri" w:cs="Calibri"/>
-                <w:sz w:val="20"/>
-                <w:szCs w:val="20"/>
-              </w:rPr>
-              <w:t xml:space="preserve">RNF-22</w:t>
+                <w:sz w:val="22"/>
+                <w:szCs w:val="22"/>
+              </w:rPr>
+            </w:pPr>
+            <w:r>
+              <w:rPr>
+                <w:rFonts w:ascii="Calibri" w:hAnsi="Calibri" w:cs="Calibri"/>
+                <w:sz w:val="22"/>
+                <w:szCs w:val="22"/>
+              </w:rPr>
+              <w:t>RNF-22</w:t>
             </w:r>
           </w:p>
         </w:tc>
@@ -5113,17 +5596,17 @@
               <w:spacing w:after="40"/>
               <w:rPr>
                 <w:rFonts w:ascii="Calibri" w:hAnsi="Calibri" w:cs="Calibri"/>
-                <w:sz w:val="20"/>
-                <w:szCs w:val="20"/>
-              </w:rPr>
-            </w:pPr>
-            <w:r>
-              <w:rPr>
-                <w:rFonts w:ascii="Calibri" w:hAnsi="Calibri" w:cs="Calibri"/>
-                <w:sz w:val="20"/>
-                <w:szCs w:val="20"/>
-              </w:rPr>
-              <w:t xml:space="preserve">La información del servidor debe poder recuperarse ante una falla.</w:t>
+                <w:sz w:val="22"/>
+                <w:szCs w:val="22"/>
+              </w:rPr>
+            </w:pPr>
+            <w:r>
+              <w:rPr>
+                <w:rFonts w:ascii="Calibri" w:hAnsi="Calibri" w:cs="Calibri"/>
+                <w:sz w:val="22"/>
+                <w:szCs w:val="22"/>
+              </w:rPr>
+              <w:t>La información del servidor debe poder recuperarse ante una falla.</w:t>
             </w:r>
           </w:p>
         </w:tc>
@@ -5137,17 +5620,17 @@
               <w:spacing w:after="40"/>
               <w:rPr>
                 <w:rFonts w:ascii="Calibri" w:hAnsi="Calibri" w:cs="Calibri"/>
-                <w:sz w:val="20"/>
-                <w:szCs w:val="20"/>
-              </w:rPr>
-            </w:pPr>
-            <w:r>
-              <w:rPr>
-                <w:rFonts w:ascii="Calibri" w:hAnsi="Calibri" w:cs="Calibri"/>
-                <w:sz w:val="20"/>
-                <w:szCs w:val="20"/>
-              </w:rPr>
-              <w:t xml:space="preserve">Respaldo diario de la base de datos; la restauración se prueba al menos una vez durante el proyecto.</w:t>
+                <w:sz w:val="22"/>
+                <w:szCs w:val="22"/>
+              </w:rPr>
+            </w:pPr>
+            <w:r>
+              <w:rPr>
+                <w:rFonts w:ascii="Calibri" w:hAnsi="Calibri" w:cs="Calibri"/>
+                <w:sz w:val="22"/>
+                <w:szCs w:val="22"/>
+              </w:rPr>
+              <w:t>Respaldo diario de la base de datos; la restauración se prueba al menos una vez durante el proyecto.</w:t>
             </w:r>
           </w:p>
         </w:tc>
@@ -5161,17 +5644,17 @@
               <w:spacing w:after="40"/>
               <w:rPr>
                 <w:rFonts w:ascii="Calibri" w:hAnsi="Calibri" w:cs="Calibri"/>
-                <w:sz w:val="20"/>
-                <w:szCs w:val="20"/>
-              </w:rPr>
-            </w:pPr>
-            <w:r>
-              <w:rPr>
-                <w:rFonts w:ascii="Calibri" w:hAnsi="Calibri" w:cs="Calibri"/>
-                <w:sz w:val="20"/>
-                <w:szCs w:val="20"/>
-              </w:rPr>
-              <w:t xml:space="preserve">Media</w:t>
+                <w:sz w:val="22"/>
+                <w:szCs w:val="22"/>
+              </w:rPr>
+            </w:pPr>
+            <w:r>
+              <w:rPr>
+                <w:rFonts w:ascii="Calibri" w:hAnsi="Calibri" w:cs="Calibri"/>
+                <w:sz w:val="22"/>
+                <w:szCs w:val="22"/>
+              </w:rPr>
+              <w:t>Media</w:t>
             </w:r>
           </w:p>
         </w:tc>
@@ -5185,17 +5668,17 @@
               <w:spacing w:after="40"/>
               <w:rPr>
                 <w:rFonts w:ascii="Calibri" w:hAnsi="Calibri" w:cs="Calibri"/>
-                <w:sz w:val="20"/>
-                <w:szCs w:val="20"/>
-              </w:rPr>
-            </w:pPr>
-            <w:r>
-              <w:rPr>
-                <w:rFonts w:ascii="Calibri" w:hAnsi="Calibri" w:cs="Calibri"/>
-                <w:sz w:val="20"/>
-                <w:szCs w:val="20"/>
-              </w:rPr>
-              <w:t xml:space="preserve">PB-49</w:t>
+                <w:sz w:val="22"/>
+                <w:szCs w:val="22"/>
+              </w:rPr>
+            </w:pPr>
+            <w:r>
+              <w:rPr>
+                <w:rFonts w:ascii="Calibri" w:hAnsi="Calibri" w:cs="Calibri"/>
+                <w:sz w:val="22"/>
+                <w:szCs w:val="22"/>
+              </w:rPr>
+              <w:t>PB-49</w:t>
             </w:r>
           </w:p>
         </w:tc>
@@ -5206,14 +5689,14 @@
         <w:jc w:val="both"/>
         <w:rPr>
           <w:rFonts w:ascii="Calibri" w:hAnsi="Calibri" w:cs="Calibri"/>
-          <w:sz w:val="20"/>
-          <w:szCs w:val="20"/>
+          <w:sz w:val="22"/>
+          <w:szCs w:val="22"/>
         </w:rPr>
       </w:pPr>
     </w:p>
     <w:p>
       <w:pPr>
-        <w:pStyle w:val="Heading1"/>
+        <w:pStyle w:val="Ttulo1"/>
         <w:jc w:val="both"/>
         <w:rPr>
           <w:rFonts w:ascii="Calibri" w:hAnsi="Calibri" w:cs="Calibri"/>
@@ -5233,17 +5716,17 @@
         <w:jc w:val="both"/>
         <w:rPr>
           <w:rFonts w:ascii="Calibri" w:hAnsi="Calibri" w:cs="Calibri"/>
-          <w:sz w:val="20"/>
-          <w:szCs w:val="20"/>
+          <w:sz w:val="22"/>
+          <w:szCs w:val="22"/>
         </w:rPr>
       </w:pPr>
       <w:r>
         <w:rPr>
           <w:rFonts w:ascii="Calibri" w:hAnsi="Calibri" w:cs="Calibri"/>
-          <w:sz w:val="20"/>
-          <w:szCs w:val="20"/>
-        </w:rPr>
-        <w:t xml:space="preserve">Requisitos sobre los entornos en que se ejecuta y se instala ErgoSense.</w:t>
+          <w:sz w:val="22"/>
+          <w:szCs w:val="22"/>
+        </w:rPr>
+        <w:t>Requisitos sobre los entornos en que se ejecuta y se instala ErgoSense.</w:t>
       </w:r>
     </w:p>
     <w:tbl>
@@ -5284,8 +5767,8 @@
               <w:spacing w:after="40"/>
               <w:rPr>
                 <w:rFonts w:ascii="Calibri" w:hAnsi="Calibri" w:cs="Calibri"/>
-                <w:sz w:val="20"/>
-                <w:szCs w:val="20"/>
+                <w:sz w:val="22"/>
+                <w:szCs w:val="22"/>
               </w:rPr>
             </w:pPr>
             <w:r>
@@ -5293,8 +5776,8 @@
                 <w:rFonts w:ascii="Calibri" w:hAnsi="Calibri" w:cs="Calibri"/>
                 <w:b/>
                 <w:bCs/>
-                <w:sz w:val="20"/>
-                <w:szCs w:val="20"/>
+                <w:sz w:val="22"/>
+                <w:szCs w:val="22"/>
               </w:rPr>
               <w:t>ID</w:t>
             </w:r>
@@ -5311,8 +5794,8 @@
               <w:spacing w:after="40"/>
               <w:rPr>
                 <w:rFonts w:ascii="Calibri" w:hAnsi="Calibri" w:cs="Calibri"/>
-                <w:sz w:val="20"/>
-                <w:szCs w:val="20"/>
+                <w:sz w:val="22"/>
+                <w:szCs w:val="22"/>
               </w:rPr>
             </w:pPr>
             <w:r>
@@ -5320,8 +5803,8 @@
                 <w:rFonts w:ascii="Calibri" w:hAnsi="Calibri" w:cs="Calibri"/>
                 <w:b/>
                 <w:bCs/>
-                <w:sz w:val="20"/>
-                <w:szCs w:val="20"/>
+                <w:sz w:val="22"/>
+                <w:szCs w:val="22"/>
               </w:rPr>
               <w:t>Requisito</w:t>
             </w:r>
@@ -5338,8 +5821,8 @@
               <w:spacing w:after="40"/>
               <w:rPr>
                 <w:rFonts w:ascii="Calibri" w:hAnsi="Calibri" w:cs="Calibri"/>
-                <w:sz w:val="20"/>
-                <w:szCs w:val="20"/>
+                <w:sz w:val="22"/>
+                <w:szCs w:val="22"/>
               </w:rPr>
             </w:pPr>
             <w:r>
@@ -5347,8 +5830,8 @@
                 <w:rFonts w:ascii="Calibri" w:hAnsi="Calibri" w:cs="Calibri"/>
                 <w:b/>
                 <w:bCs/>
-                <w:sz w:val="20"/>
-                <w:szCs w:val="20"/>
+                <w:sz w:val="22"/>
+                <w:szCs w:val="22"/>
               </w:rPr>
               <w:t>Criterio de verificación</w:t>
             </w:r>
@@ -5365,8 +5848,8 @@
               <w:spacing w:after="40"/>
               <w:rPr>
                 <w:rFonts w:ascii="Calibri" w:hAnsi="Calibri" w:cs="Calibri"/>
-                <w:sz w:val="20"/>
-                <w:szCs w:val="20"/>
+                <w:sz w:val="22"/>
+                <w:szCs w:val="22"/>
               </w:rPr>
             </w:pPr>
             <w:r>
@@ -5374,8 +5857,8 @@
                 <w:rFonts w:ascii="Calibri" w:hAnsi="Calibri" w:cs="Calibri"/>
                 <w:b/>
                 <w:bCs/>
-                <w:sz w:val="20"/>
-                <w:szCs w:val="20"/>
+                <w:sz w:val="22"/>
+                <w:szCs w:val="22"/>
               </w:rPr>
               <w:t>Prioridad</w:t>
             </w:r>
@@ -5392,8 +5875,8 @@
               <w:spacing w:after="40"/>
               <w:rPr>
                 <w:rFonts w:ascii="Calibri" w:hAnsi="Calibri" w:cs="Calibri"/>
-                <w:sz w:val="20"/>
-                <w:szCs w:val="20"/>
+                <w:sz w:val="22"/>
+                <w:szCs w:val="22"/>
               </w:rPr>
             </w:pPr>
             <w:r>
@@ -5401,8 +5884,8 @@
                 <w:rFonts w:ascii="Calibri" w:hAnsi="Calibri" w:cs="Calibri"/>
                 <w:b/>
                 <w:bCs/>
-                <w:sz w:val="20"/>
-                <w:szCs w:val="20"/>
+                <w:sz w:val="22"/>
+                <w:szCs w:val="22"/>
               </w:rPr>
               <w:t>PB</w:t>
             </w:r>
@@ -5423,17 +5906,17 @@
               <w:spacing w:after="40"/>
               <w:rPr>
                 <w:rFonts w:ascii="Calibri" w:hAnsi="Calibri" w:cs="Calibri"/>
-                <w:sz w:val="20"/>
-                <w:szCs w:val="20"/>
-              </w:rPr>
-            </w:pPr>
-            <w:r>
-              <w:rPr>
-                <w:rFonts w:ascii="Calibri" w:hAnsi="Calibri" w:cs="Calibri"/>
-                <w:sz w:val="20"/>
-                <w:szCs w:val="20"/>
-              </w:rPr>
-              <w:t xml:space="preserve">RNF-23</w:t>
+                <w:sz w:val="22"/>
+                <w:szCs w:val="22"/>
+              </w:rPr>
+            </w:pPr>
+            <w:r>
+              <w:rPr>
+                <w:rFonts w:ascii="Calibri" w:hAnsi="Calibri" w:cs="Calibri"/>
+                <w:sz w:val="22"/>
+                <w:szCs w:val="22"/>
+              </w:rPr>
+              <w:t>RNF-23</w:t>
             </w:r>
           </w:p>
         </w:tc>
@@ -5447,17 +5930,17 @@
               <w:spacing w:after="40"/>
               <w:rPr>
                 <w:rFonts w:ascii="Calibri" w:hAnsi="Calibri" w:cs="Calibri"/>
-                <w:sz w:val="20"/>
-                <w:szCs w:val="20"/>
-              </w:rPr>
-            </w:pPr>
-            <w:r>
-              <w:rPr>
-                <w:rFonts w:ascii="Calibri" w:hAnsi="Calibri" w:cs="Calibri"/>
-                <w:sz w:val="20"/>
-                <w:szCs w:val="20"/>
-              </w:rPr>
-              <w:t xml:space="preserve">La aplicación de escritorio debe funcionar en Windows.</w:t>
+                <w:sz w:val="22"/>
+                <w:szCs w:val="22"/>
+              </w:rPr>
+            </w:pPr>
+            <w:r>
+              <w:rPr>
+                <w:rFonts w:ascii="Calibri" w:hAnsi="Calibri" w:cs="Calibri"/>
+                <w:sz w:val="22"/>
+                <w:szCs w:val="22"/>
+              </w:rPr>
+              <w:t>La aplicación de escritorio debe funcionar en Windows.</w:t>
             </w:r>
           </w:p>
         </w:tc>
@@ -5471,17 +5954,17 @@
               <w:spacing w:after="40"/>
               <w:rPr>
                 <w:rFonts w:ascii="Calibri" w:hAnsi="Calibri" w:cs="Calibri"/>
-                <w:sz w:val="20"/>
-                <w:szCs w:val="20"/>
-              </w:rPr>
-            </w:pPr>
-            <w:r>
-              <w:rPr>
-                <w:rFonts w:ascii="Calibri" w:hAnsi="Calibri" w:cs="Calibri"/>
-                <w:sz w:val="20"/>
-                <w:szCs w:val="20"/>
-              </w:rPr>
-              <w:t xml:space="preserve">Funciona en Windows 10 y Windows 11 de 64 bits. Otros sistemas operativos quedan fuera del alcance del MVP.</w:t>
+                <w:sz w:val="22"/>
+                <w:szCs w:val="22"/>
+              </w:rPr>
+            </w:pPr>
+            <w:r>
+              <w:rPr>
+                <w:rFonts w:ascii="Calibri" w:hAnsi="Calibri" w:cs="Calibri"/>
+                <w:sz w:val="22"/>
+                <w:szCs w:val="22"/>
+              </w:rPr>
+              <w:t>Funciona en Windows 10 y Windows 11 de 64 bits. Otros sistemas operativos quedan fuera del alcance del MVP.</w:t>
             </w:r>
           </w:p>
         </w:tc>
@@ -5495,17 +5978,17 @@
               <w:spacing w:after="40"/>
               <w:rPr>
                 <w:rFonts w:ascii="Calibri" w:hAnsi="Calibri" w:cs="Calibri"/>
-                <w:sz w:val="20"/>
-                <w:szCs w:val="20"/>
-              </w:rPr>
-            </w:pPr>
-            <w:r>
-              <w:rPr>
-                <w:rFonts w:ascii="Calibri" w:hAnsi="Calibri" w:cs="Calibri"/>
-                <w:sz w:val="20"/>
-                <w:szCs w:val="20"/>
-              </w:rPr>
-              <w:t xml:space="preserve">Alta</w:t>
+                <w:sz w:val="22"/>
+                <w:szCs w:val="22"/>
+              </w:rPr>
+            </w:pPr>
+            <w:r>
+              <w:rPr>
+                <w:rFonts w:ascii="Calibri" w:hAnsi="Calibri" w:cs="Calibri"/>
+                <w:sz w:val="22"/>
+                <w:szCs w:val="22"/>
+              </w:rPr>
+              <w:t>Alta</w:t>
             </w:r>
           </w:p>
         </w:tc>
@@ -5519,17 +6002,17 @@
               <w:spacing w:after="40"/>
               <w:rPr>
                 <w:rFonts w:ascii="Calibri" w:hAnsi="Calibri" w:cs="Calibri"/>
-                <w:sz w:val="20"/>
-                <w:szCs w:val="20"/>
-              </w:rPr>
-            </w:pPr>
-            <w:r>
-              <w:rPr>
-                <w:rFonts w:ascii="Calibri" w:hAnsi="Calibri" w:cs="Calibri"/>
-                <w:sz w:val="20"/>
-                <w:szCs w:val="20"/>
-              </w:rPr>
-              <w:t xml:space="preserve">PB-24</w:t>
+                <w:sz w:val="22"/>
+                <w:szCs w:val="22"/>
+              </w:rPr>
+            </w:pPr>
+            <w:r>
+              <w:rPr>
+                <w:rFonts w:ascii="Calibri" w:hAnsi="Calibri" w:cs="Calibri"/>
+                <w:sz w:val="22"/>
+                <w:szCs w:val="22"/>
+              </w:rPr>
+              <w:t>PB-24</w:t>
             </w:r>
           </w:p>
         </w:tc>
@@ -5548,17 +6031,17 @@
               <w:spacing w:after="40"/>
               <w:rPr>
                 <w:rFonts w:ascii="Calibri" w:hAnsi="Calibri" w:cs="Calibri"/>
-                <w:sz w:val="20"/>
-                <w:szCs w:val="20"/>
-              </w:rPr>
-            </w:pPr>
-            <w:r>
-              <w:rPr>
-                <w:rFonts w:ascii="Calibri" w:hAnsi="Calibri" w:cs="Calibri"/>
-                <w:sz w:val="20"/>
-                <w:szCs w:val="20"/>
-              </w:rPr>
-              <w:t xml:space="preserve">RNF-24</w:t>
+                <w:sz w:val="22"/>
+                <w:szCs w:val="22"/>
+              </w:rPr>
+            </w:pPr>
+            <w:r>
+              <w:rPr>
+                <w:rFonts w:ascii="Calibri" w:hAnsi="Calibri" w:cs="Calibri"/>
+                <w:sz w:val="22"/>
+                <w:szCs w:val="22"/>
+              </w:rPr>
+              <w:t>RNF-24</w:t>
             </w:r>
           </w:p>
         </w:tc>
@@ -5572,17 +6055,17 @@
               <w:spacing w:after="40"/>
               <w:rPr>
                 <w:rFonts w:ascii="Calibri" w:hAnsi="Calibri" w:cs="Calibri"/>
-                <w:sz w:val="20"/>
-                <w:szCs w:val="20"/>
-              </w:rPr>
-            </w:pPr>
-            <w:r>
-              <w:rPr>
-                <w:rFonts w:ascii="Calibri" w:hAnsi="Calibri" w:cs="Calibri"/>
-                <w:sz w:val="20"/>
-                <w:szCs w:val="20"/>
-              </w:rPr>
-              <w:t xml:space="preserve">La aplicación debe funcionar en hardware convencional.</w:t>
+                <w:sz w:val="22"/>
+                <w:szCs w:val="22"/>
+              </w:rPr>
+            </w:pPr>
+            <w:r>
+              <w:rPr>
+                <w:rFonts w:ascii="Calibri" w:hAnsi="Calibri" w:cs="Calibri"/>
+                <w:sz w:val="22"/>
+                <w:szCs w:val="22"/>
+              </w:rPr>
+              <w:t>La aplicación debe funcionar en hardware convencional.</w:t>
             </w:r>
           </w:p>
         </w:tc>
@@ -5596,17 +6079,17 @@
               <w:spacing w:after="40"/>
               <w:rPr>
                 <w:rFonts w:ascii="Calibri" w:hAnsi="Calibri" w:cs="Calibri"/>
-                <w:sz w:val="20"/>
-                <w:szCs w:val="20"/>
-              </w:rPr>
-            </w:pPr>
-            <w:r>
-              <w:rPr>
-                <w:rFonts w:ascii="Calibri" w:hAnsi="Calibri" w:cs="Calibri"/>
-                <w:sz w:val="20"/>
-                <w:szCs w:val="20"/>
-              </w:rPr>
-              <w:t xml:space="preserve">Funciona en el computador de referencia definido en la sección 2, con cámara web de 720p y micrófono.</w:t>
+                <w:sz w:val="22"/>
+                <w:szCs w:val="22"/>
+              </w:rPr>
+            </w:pPr>
+            <w:r>
+              <w:rPr>
+                <w:rFonts w:ascii="Calibri" w:hAnsi="Calibri" w:cs="Calibri"/>
+                <w:sz w:val="22"/>
+                <w:szCs w:val="22"/>
+              </w:rPr>
+              <w:t>Funciona en el computador de referencia definido en la sección 2, con cámara web de 720p y micrófono.</w:t>
             </w:r>
           </w:p>
         </w:tc>
@@ -5620,17 +6103,17 @@
               <w:spacing w:after="40"/>
               <w:rPr>
                 <w:rFonts w:ascii="Calibri" w:hAnsi="Calibri" w:cs="Calibri"/>
-                <w:sz w:val="20"/>
-                <w:szCs w:val="20"/>
-              </w:rPr>
-            </w:pPr>
-            <w:r>
-              <w:rPr>
-                <w:rFonts w:ascii="Calibri" w:hAnsi="Calibri" w:cs="Calibri"/>
-                <w:sz w:val="20"/>
-                <w:szCs w:val="20"/>
-              </w:rPr>
-              <w:t xml:space="preserve">Alta</w:t>
+                <w:sz w:val="22"/>
+                <w:szCs w:val="22"/>
+              </w:rPr>
+            </w:pPr>
+            <w:r>
+              <w:rPr>
+                <w:rFonts w:ascii="Calibri" w:hAnsi="Calibri" w:cs="Calibri"/>
+                <w:sz w:val="22"/>
+                <w:szCs w:val="22"/>
+              </w:rPr>
+              <w:t>Alta</w:t>
             </w:r>
           </w:p>
         </w:tc>
@@ -5644,17 +6127,17 @@
               <w:spacing w:after="40"/>
               <w:rPr>
                 <w:rFonts w:ascii="Calibri" w:hAnsi="Calibri" w:cs="Calibri"/>
-                <w:sz w:val="20"/>
-                <w:szCs w:val="20"/>
-              </w:rPr>
-            </w:pPr>
-            <w:r>
-              <w:rPr>
-                <w:rFonts w:ascii="Calibri" w:hAnsi="Calibri" w:cs="Calibri"/>
-                <w:sz w:val="20"/>
-                <w:szCs w:val="20"/>
-              </w:rPr>
-              <w:t xml:space="preserve">PB-07, PB-14</w:t>
+                <w:sz w:val="22"/>
+                <w:szCs w:val="22"/>
+              </w:rPr>
+            </w:pPr>
+            <w:r>
+              <w:rPr>
+                <w:rFonts w:ascii="Calibri" w:hAnsi="Calibri" w:cs="Calibri"/>
+                <w:sz w:val="22"/>
+                <w:szCs w:val="22"/>
+              </w:rPr>
+              <w:t>PB-07, PB-14</w:t>
             </w:r>
           </w:p>
         </w:tc>
@@ -5673,17 +6156,17 @@
               <w:spacing w:after="40"/>
               <w:rPr>
                 <w:rFonts w:ascii="Calibri" w:hAnsi="Calibri" w:cs="Calibri"/>
-                <w:sz w:val="20"/>
-                <w:szCs w:val="20"/>
-              </w:rPr>
-            </w:pPr>
-            <w:r>
-              <w:rPr>
-                <w:rFonts w:ascii="Calibri" w:hAnsi="Calibri" w:cs="Calibri"/>
-                <w:sz w:val="20"/>
-                <w:szCs w:val="20"/>
-              </w:rPr>
-              <w:t xml:space="preserve">RNF-25</w:t>
+                <w:sz w:val="22"/>
+                <w:szCs w:val="22"/>
+              </w:rPr>
+            </w:pPr>
+            <w:r>
+              <w:rPr>
+                <w:rFonts w:ascii="Calibri" w:hAnsi="Calibri" w:cs="Calibri"/>
+                <w:sz w:val="22"/>
+                <w:szCs w:val="22"/>
+              </w:rPr>
+              <w:t>RNF-25</w:t>
             </w:r>
           </w:p>
         </w:tc>
@@ -5697,17 +6180,17 @@
               <w:spacing w:after="40"/>
               <w:rPr>
                 <w:rFonts w:ascii="Calibri" w:hAnsi="Calibri" w:cs="Calibri"/>
-                <w:sz w:val="20"/>
-                <w:szCs w:val="20"/>
-              </w:rPr>
-            </w:pPr>
-            <w:r>
-              <w:rPr>
-                <w:rFonts w:ascii="Calibri" w:hAnsi="Calibri" w:cs="Calibri"/>
-                <w:sz w:val="20"/>
-                <w:szCs w:val="20"/>
-              </w:rPr>
-              <w:t xml:space="preserve">El servidor debe poder desplegarse en cualquier equipo con Docker.</w:t>
+                <w:sz w:val="22"/>
+                <w:szCs w:val="22"/>
+              </w:rPr>
+            </w:pPr>
+            <w:r>
+              <w:rPr>
+                <w:rFonts w:ascii="Calibri" w:hAnsi="Calibri" w:cs="Calibri"/>
+                <w:sz w:val="22"/>
+                <w:szCs w:val="22"/>
+              </w:rPr>
+              <w:t>El servidor debe poder desplegarse en cualquier equipo con Docker.</w:t>
             </w:r>
           </w:p>
         </w:tc>
@@ -5721,17 +6204,17 @@
               <w:spacing w:after="40"/>
               <w:rPr>
                 <w:rFonts w:ascii="Calibri" w:hAnsi="Calibri" w:cs="Calibri"/>
-                <w:sz w:val="20"/>
-                <w:szCs w:val="20"/>
-              </w:rPr>
-            </w:pPr>
-            <w:r>
-              <w:rPr>
-                <w:rFonts w:ascii="Calibri" w:hAnsi="Calibri" w:cs="Calibri"/>
-                <w:sz w:val="20"/>
-                <w:szCs w:val="20"/>
-              </w:rPr>
-              <w:t xml:space="preserve">La API y la base de datos se levantan con Docker Compose mediante un único comando.</w:t>
+                <w:sz w:val="22"/>
+                <w:szCs w:val="22"/>
+              </w:rPr>
+            </w:pPr>
+            <w:r>
+              <w:rPr>
+                <w:rFonts w:ascii="Calibri" w:hAnsi="Calibri" w:cs="Calibri"/>
+                <w:sz w:val="22"/>
+                <w:szCs w:val="22"/>
+              </w:rPr>
+              <w:t>La API y la base de datos se levantan con Docker Compose mediante un único comando.</w:t>
             </w:r>
           </w:p>
         </w:tc>
@@ -5745,17 +6228,17 @@
               <w:spacing w:after="40"/>
               <w:rPr>
                 <w:rFonts w:ascii="Calibri" w:hAnsi="Calibri" w:cs="Calibri"/>
-                <w:sz w:val="20"/>
-                <w:szCs w:val="20"/>
-              </w:rPr>
-            </w:pPr>
-            <w:r>
-              <w:rPr>
-                <w:rFonts w:ascii="Calibri" w:hAnsi="Calibri" w:cs="Calibri"/>
-                <w:sz w:val="20"/>
-                <w:szCs w:val="20"/>
-              </w:rPr>
-              <w:t xml:space="preserve">Alta</w:t>
+                <w:sz w:val="22"/>
+                <w:szCs w:val="22"/>
+              </w:rPr>
+            </w:pPr>
+            <w:r>
+              <w:rPr>
+                <w:rFonts w:ascii="Calibri" w:hAnsi="Calibri" w:cs="Calibri"/>
+                <w:sz w:val="22"/>
+                <w:szCs w:val="22"/>
+              </w:rPr>
+              <w:t>Alta</w:t>
             </w:r>
           </w:p>
         </w:tc>
@@ -5769,17 +6252,17 @@
               <w:spacing w:after="40"/>
               <w:rPr>
                 <w:rFonts w:ascii="Calibri" w:hAnsi="Calibri" w:cs="Calibri"/>
-                <w:sz w:val="20"/>
-                <w:szCs w:val="20"/>
-              </w:rPr>
-            </w:pPr>
-            <w:r>
-              <w:rPr>
-                <w:rFonts w:ascii="Calibri" w:hAnsi="Calibri" w:cs="Calibri"/>
-                <w:sz w:val="20"/>
-                <w:szCs w:val="20"/>
-              </w:rPr>
-              <w:t xml:space="preserve">PB-49</w:t>
+                <w:sz w:val="22"/>
+                <w:szCs w:val="22"/>
+              </w:rPr>
+            </w:pPr>
+            <w:r>
+              <w:rPr>
+                <w:rFonts w:ascii="Calibri" w:hAnsi="Calibri" w:cs="Calibri"/>
+                <w:sz w:val="22"/>
+                <w:szCs w:val="22"/>
+              </w:rPr>
+              <w:t>PB-49</w:t>
             </w:r>
           </w:p>
         </w:tc>
@@ -5798,18 +6281,17 @@
               <w:spacing w:after="40"/>
               <w:rPr>
                 <w:rFonts w:ascii="Calibri" w:hAnsi="Calibri" w:cs="Calibri"/>
-                <w:sz w:val="20"/>
-                <w:szCs w:val="20"/>
-              </w:rPr>
-            </w:pPr>
-            <w:r>
-              <w:rPr>
-                <w:rFonts w:ascii="Calibri" w:hAnsi="Calibri" w:cs="Calibri"/>
-                <w:sz w:val="20"/>
-                <w:szCs w:val="20"/>
-              </w:rPr>
-              <w:lastRenderedPageBreak/>
-              <w:t xml:space="preserve">RNF-26</w:t>
+                <w:sz w:val="22"/>
+                <w:szCs w:val="22"/>
+              </w:rPr>
+            </w:pPr>
+            <w:r>
+              <w:rPr>
+                <w:rFonts w:ascii="Calibri" w:hAnsi="Calibri" w:cs="Calibri"/>
+                <w:sz w:val="22"/>
+                <w:szCs w:val="22"/>
+              </w:rPr>
+              <w:t>RNF-26</w:t>
             </w:r>
           </w:p>
         </w:tc>
@@ -5823,17 +6305,17 @@
               <w:spacing w:after="40"/>
               <w:rPr>
                 <w:rFonts w:ascii="Calibri" w:hAnsi="Calibri" w:cs="Calibri"/>
-                <w:sz w:val="20"/>
-                <w:szCs w:val="20"/>
-              </w:rPr>
-            </w:pPr>
-            <w:r>
-              <w:rPr>
-                <w:rFonts w:ascii="Calibri" w:hAnsi="Calibri" w:cs="Calibri"/>
-                <w:sz w:val="20"/>
-                <w:szCs w:val="20"/>
-              </w:rPr>
-              <w:t xml:space="preserve">La aplicación de escritorio debe instalarse sin herramientas de desarrollo.</w:t>
+                <w:sz w:val="22"/>
+                <w:szCs w:val="22"/>
+              </w:rPr>
+            </w:pPr>
+            <w:r>
+              <w:rPr>
+                <w:rFonts w:ascii="Calibri" w:hAnsi="Calibri" w:cs="Calibri"/>
+                <w:sz w:val="22"/>
+                <w:szCs w:val="22"/>
+              </w:rPr>
+              <w:t>La aplicación de escritorio debe instalarse sin herramientas de desarrollo.</w:t>
             </w:r>
           </w:p>
         </w:tc>
@@ -5847,17 +6329,17 @@
               <w:spacing w:after="40"/>
               <w:rPr>
                 <w:rFonts w:ascii="Calibri" w:hAnsi="Calibri" w:cs="Calibri"/>
-                <w:sz w:val="20"/>
-                <w:szCs w:val="20"/>
-              </w:rPr>
-            </w:pPr>
-            <w:r>
-              <w:rPr>
-                <w:rFonts w:ascii="Calibri" w:hAnsi="Calibri" w:cs="Calibri"/>
-                <w:sz w:val="20"/>
-                <w:szCs w:val="20"/>
-              </w:rPr>
-              <w:t xml:space="preserve">Se distribuye como ejecutable o instalador que no requiere instalar Python.</w:t>
+                <w:sz w:val="22"/>
+                <w:szCs w:val="22"/>
+              </w:rPr>
+            </w:pPr>
+            <w:r>
+              <w:rPr>
+                <w:rFonts w:ascii="Calibri" w:hAnsi="Calibri" w:cs="Calibri"/>
+                <w:sz w:val="22"/>
+                <w:szCs w:val="22"/>
+              </w:rPr>
+              <w:t>Se distribuye como ejecutable o instalador que no requiere instalar Python.</w:t>
             </w:r>
           </w:p>
         </w:tc>
@@ -5871,17 +6353,17 @@
               <w:spacing w:after="40"/>
               <w:rPr>
                 <w:rFonts w:ascii="Calibri" w:hAnsi="Calibri" w:cs="Calibri"/>
-                <w:sz w:val="20"/>
-                <w:szCs w:val="20"/>
-              </w:rPr>
-            </w:pPr>
-            <w:r>
-              <w:rPr>
-                <w:rFonts w:ascii="Calibri" w:hAnsi="Calibri" w:cs="Calibri"/>
-                <w:sz w:val="20"/>
-                <w:szCs w:val="20"/>
-              </w:rPr>
-              <w:t xml:space="preserve">Media</w:t>
+                <w:sz w:val="22"/>
+                <w:szCs w:val="22"/>
+              </w:rPr>
+            </w:pPr>
+            <w:r>
+              <w:rPr>
+                <w:rFonts w:ascii="Calibri" w:hAnsi="Calibri" w:cs="Calibri"/>
+                <w:sz w:val="22"/>
+                <w:szCs w:val="22"/>
+              </w:rPr>
+              <w:t>Media</w:t>
             </w:r>
           </w:p>
         </w:tc>
@@ -5895,17 +6377,17 @@
               <w:spacing w:after="40"/>
               <w:rPr>
                 <w:rFonts w:ascii="Calibri" w:hAnsi="Calibri" w:cs="Calibri"/>
-                <w:sz w:val="20"/>
-                <w:szCs w:val="20"/>
-              </w:rPr>
-            </w:pPr>
-            <w:r>
-              <w:rPr>
-                <w:rFonts w:ascii="Calibri" w:hAnsi="Calibri" w:cs="Calibri"/>
-                <w:sz w:val="20"/>
-                <w:szCs w:val="20"/>
-              </w:rPr>
-              <w:t xml:space="preserve">PB-24</w:t>
+                <w:sz w:val="22"/>
+                <w:szCs w:val="22"/>
+              </w:rPr>
+            </w:pPr>
+            <w:r>
+              <w:rPr>
+                <w:rFonts w:ascii="Calibri" w:hAnsi="Calibri" w:cs="Calibri"/>
+                <w:sz w:val="22"/>
+                <w:szCs w:val="22"/>
+              </w:rPr>
+              <w:t>PB-24</w:t>
             </w:r>
           </w:p>
         </w:tc>
@@ -5913,7 +6395,7 @@
     </w:tbl>
     <w:p>
       <w:pPr>
-        <w:pStyle w:val="Heading1"/>
+        <w:pStyle w:val="Ttulo1"/>
         <w:jc w:val="both"/>
         <w:rPr>
           <w:rFonts w:ascii="Calibri" w:hAnsi="Calibri" w:cs="Calibri"/>
@@ -5933,15 +6415,15 @@
         <w:jc w:val="both"/>
         <w:rPr>
           <w:rFonts w:ascii="Calibri" w:hAnsi="Calibri" w:cs="Calibri"/>
-          <w:sz w:val="20"/>
-          <w:szCs w:val="20"/>
+          <w:sz w:val="22"/>
+          <w:szCs w:val="22"/>
         </w:rPr>
       </w:pPr>
       <w:r>
         <w:rPr>
           <w:rFonts w:ascii="Calibri" w:hAnsi="Calibri" w:cs="Calibri"/>
-          <w:sz w:val="20"/>
-          <w:szCs w:val="20"/>
+          <w:sz w:val="22"/>
+          <w:szCs w:val="22"/>
         </w:rPr>
         <w:t>Requisitos que facilitan corregir, probar y ampliar el sistema durante y después del proyecto.</w:t>
       </w:r>
@@ -5983,8 +6465,8 @@
               <w:spacing w:after="40"/>
               <w:rPr>
                 <w:rFonts w:ascii="Calibri" w:hAnsi="Calibri" w:cs="Calibri"/>
-                <w:sz w:val="20"/>
-                <w:szCs w:val="20"/>
+                <w:sz w:val="22"/>
+                <w:szCs w:val="22"/>
               </w:rPr>
             </w:pPr>
             <w:r>
@@ -5992,8 +6474,8 @@
                 <w:rFonts w:ascii="Calibri" w:hAnsi="Calibri" w:cs="Calibri"/>
                 <w:b/>
                 <w:bCs/>
-                <w:sz w:val="20"/>
-                <w:szCs w:val="20"/>
+                <w:sz w:val="22"/>
+                <w:szCs w:val="22"/>
               </w:rPr>
               <w:t>ID</w:t>
             </w:r>
@@ -6010,8 +6492,8 @@
               <w:spacing w:after="40"/>
               <w:rPr>
                 <w:rFonts w:ascii="Calibri" w:hAnsi="Calibri" w:cs="Calibri"/>
-                <w:sz w:val="20"/>
-                <w:szCs w:val="20"/>
+                <w:sz w:val="22"/>
+                <w:szCs w:val="22"/>
               </w:rPr>
             </w:pPr>
             <w:r>
@@ -6019,8 +6501,8 @@
                 <w:rFonts w:ascii="Calibri" w:hAnsi="Calibri" w:cs="Calibri"/>
                 <w:b/>
                 <w:bCs/>
-                <w:sz w:val="20"/>
-                <w:szCs w:val="20"/>
+                <w:sz w:val="22"/>
+                <w:szCs w:val="22"/>
               </w:rPr>
               <w:t>Requisito</w:t>
             </w:r>
@@ -6037,8 +6519,8 @@
               <w:spacing w:after="40"/>
               <w:rPr>
                 <w:rFonts w:ascii="Calibri" w:hAnsi="Calibri" w:cs="Calibri"/>
-                <w:sz w:val="20"/>
-                <w:szCs w:val="20"/>
+                <w:sz w:val="22"/>
+                <w:szCs w:val="22"/>
               </w:rPr>
             </w:pPr>
             <w:r>
@@ -6046,8 +6528,8 @@
                 <w:rFonts w:ascii="Calibri" w:hAnsi="Calibri" w:cs="Calibri"/>
                 <w:b/>
                 <w:bCs/>
-                <w:sz w:val="20"/>
-                <w:szCs w:val="20"/>
+                <w:sz w:val="22"/>
+                <w:szCs w:val="22"/>
               </w:rPr>
               <w:t>Criterio de verificación</w:t>
             </w:r>
@@ -6064,8 +6546,8 @@
               <w:spacing w:after="40"/>
               <w:rPr>
                 <w:rFonts w:ascii="Calibri" w:hAnsi="Calibri" w:cs="Calibri"/>
-                <w:sz w:val="20"/>
-                <w:szCs w:val="20"/>
+                <w:sz w:val="22"/>
+                <w:szCs w:val="22"/>
               </w:rPr>
             </w:pPr>
             <w:r>
@@ -6073,8 +6555,8 @@
                 <w:rFonts w:ascii="Calibri" w:hAnsi="Calibri" w:cs="Calibri"/>
                 <w:b/>
                 <w:bCs/>
-                <w:sz w:val="20"/>
-                <w:szCs w:val="20"/>
+                <w:sz w:val="22"/>
+                <w:szCs w:val="22"/>
               </w:rPr>
               <w:t>Prioridad</w:t>
             </w:r>
@@ -6091,8 +6573,8 @@
               <w:spacing w:after="40"/>
               <w:rPr>
                 <w:rFonts w:ascii="Calibri" w:hAnsi="Calibri" w:cs="Calibri"/>
-                <w:sz w:val="20"/>
-                <w:szCs w:val="20"/>
+                <w:sz w:val="22"/>
+                <w:szCs w:val="22"/>
               </w:rPr>
             </w:pPr>
             <w:r>
@@ -6100,8 +6582,8 @@
                 <w:rFonts w:ascii="Calibri" w:hAnsi="Calibri" w:cs="Calibri"/>
                 <w:b/>
                 <w:bCs/>
-                <w:sz w:val="20"/>
-                <w:szCs w:val="20"/>
+                <w:sz w:val="22"/>
+                <w:szCs w:val="22"/>
               </w:rPr>
               <w:t>PB</w:t>
             </w:r>
@@ -6122,17 +6604,17 @@
               <w:spacing w:after="40"/>
               <w:rPr>
                 <w:rFonts w:ascii="Calibri" w:hAnsi="Calibri" w:cs="Calibri"/>
-                <w:sz w:val="20"/>
-                <w:szCs w:val="20"/>
-              </w:rPr>
-            </w:pPr>
-            <w:r>
-              <w:rPr>
-                <w:rFonts w:ascii="Calibri" w:hAnsi="Calibri" w:cs="Calibri"/>
-                <w:sz w:val="20"/>
-                <w:szCs w:val="20"/>
-              </w:rPr>
-              <w:t xml:space="preserve">RNF-27</w:t>
+                <w:sz w:val="22"/>
+                <w:szCs w:val="22"/>
+              </w:rPr>
+            </w:pPr>
+            <w:r>
+              <w:rPr>
+                <w:rFonts w:ascii="Calibri" w:hAnsi="Calibri" w:cs="Calibri"/>
+                <w:sz w:val="22"/>
+                <w:szCs w:val="22"/>
+              </w:rPr>
+              <w:t>RNF-27</w:t>
             </w:r>
           </w:p>
         </w:tc>
@@ -6146,17 +6628,17 @@
               <w:spacing w:after="40"/>
               <w:rPr>
                 <w:rFonts w:ascii="Calibri" w:hAnsi="Calibri" w:cs="Calibri"/>
-                <w:sz w:val="20"/>
-                <w:szCs w:val="20"/>
-              </w:rPr>
-            </w:pPr>
-            <w:r>
-              <w:rPr>
-                <w:rFonts w:ascii="Calibri" w:hAnsi="Calibri" w:cs="Calibri"/>
-                <w:sz w:val="20"/>
-                <w:szCs w:val="20"/>
-              </w:rPr>
-              <w:t xml:space="preserve">El código debe organizarse en módulos con responsabilidades separadas, según la arquitectura definida.</w:t>
+                <w:sz w:val="22"/>
+                <w:szCs w:val="22"/>
+              </w:rPr>
+            </w:pPr>
+            <w:r>
+              <w:rPr>
+                <w:rFonts w:ascii="Calibri" w:hAnsi="Calibri" w:cs="Calibri"/>
+                <w:sz w:val="22"/>
+                <w:szCs w:val="22"/>
+              </w:rPr>
+              <w:t>El código debe organizarse en módulos con responsabilidades separadas, según la arquitectura definida.</w:t>
             </w:r>
           </w:p>
         </w:tc>
@@ -6170,17 +6652,17 @@
               <w:spacing w:after="40"/>
               <w:rPr>
                 <w:rFonts w:ascii="Calibri" w:hAnsi="Calibri" w:cs="Calibri"/>
-                <w:sz w:val="20"/>
-                <w:szCs w:val="20"/>
-              </w:rPr>
-            </w:pPr>
-            <w:r>
-              <w:rPr>
-                <w:rFonts w:ascii="Calibri" w:hAnsi="Calibri" w:cs="Calibri"/>
-                <w:sz w:val="20"/>
-                <w:szCs w:val="20"/>
-              </w:rPr>
-              <w:t xml:space="preserve">Cada módulo (monitoreo, gestos, voz, macros, interfaz, comunicación con la API y servidor) se encuentra en su propio paquete.</w:t>
+                <w:sz w:val="22"/>
+                <w:szCs w:val="22"/>
+              </w:rPr>
+            </w:pPr>
+            <w:r>
+              <w:rPr>
+                <w:rFonts w:ascii="Calibri" w:hAnsi="Calibri" w:cs="Calibri"/>
+                <w:sz w:val="22"/>
+                <w:szCs w:val="22"/>
+              </w:rPr>
+              <w:t>Cada módulo (monitoreo, gestos, voz, macros, interfaz, comunicación con la API y servidor) se encuentra en su propio paquete.</w:t>
             </w:r>
           </w:p>
         </w:tc>
@@ -6194,17 +6676,17 @@
               <w:spacing w:after="40"/>
               <w:rPr>
                 <w:rFonts w:ascii="Calibri" w:hAnsi="Calibri" w:cs="Calibri"/>
-                <w:sz w:val="20"/>
-                <w:szCs w:val="20"/>
-              </w:rPr>
-            </w:pPr>
-            <w:r>
-              <w:rPr>
-                <w:rFonts w:ascii="Calibri" w:hAnsi="Calibri" w:cs="Calibri"/>
-                <w:sz w:val="20"/>
-                <w:szCs w:val="20"/>
-              </w:rPr>
-              <w:t xml:space="preserve">Alta</w:t>
+                <w:sz w:val="22"/>
+                <w:szCs w:val="22"/>
+              </w:rPr>
+            </w:pPr>
+            <w:r>
+              <w:rPr>
+                <w:rFonts w:ascii="Calibri" w:hAnsi="Calibri" w:cs="Calibri"/>
+                <w:sz w:val="22"/>
+                <w:szCs w:val="22"/>
+              </w:rPr>
+              <w:t>Alta</w:t>
             </w:r>
           </w:p>
         </w:tc>
@@ -6218,17 +6700,17 @@
               <w:spacing w:after="40"/>
               <w:rPr>
                 <w:rFonts w:ascii="Calibri" w:hAnsi="Calibri" w:cs="Calibri"/>
-                <w:sz w:val="20"/>
-                <w:szCs w:val="20"/>
-              </w:rPr>
-            </w:pPr>
-            <w:r>
-              <w:rPr>
-                <w:rFonts w:ascii="Calibri" w:hAnsi="Calibri" w:cs="Calibri"/>
-                <w:sz w:val="20"/>
-                <w:szCs w:val="20"/>
-              </w:rPr>
-              <w:t xml:space="preserve">PB-24</w:t>
+                <w:sz w:val="22"/>
+                <w:szCs w:val="22"/>
+              </w:rPr>
+            </w:pPr>
+            <w:r>
+              <w:rPr>
+                <w:rFonts w:ascii="Calibri" w:hAnsi="Calibri" w:cs="Calibri"/>
+                <w:sz w:val="22"/>
+                <w:szCs w:val="22"/>
+              </w:rPr>
+              <w:t>PB-24</w:t>
             </w:r>
           </w:p>
         </w:tc>
@@ -6247,17 +6729,17 @@
               <w:spacing w:after="40"/>
               <w:rPr>
                 <w:rFonts w:ascii="Calibri" w:hAnsi="Calibri" w:cs="Calibri"/>
-                <w:sz w:val="20"/>
-                <w:szCs w:val="20"/>
-              </w:rPr>
-            </w:pPr>
-            <w:r>
-              <w:rPr>
-                <w:rFonts w:ascii="Calibri" w:hAnsi="Calibri" w:cs="Calibri"/>
-                <w:sz w:val="20"/>
-                <w:szCs w:val="20"/>
-              </w:rPr>
-              <w:t xml:space="preserve">RNF-28</w:t>
+                <w:sz w:val="22"/>
+                <w:szCs w:val="22"/>
+              </w:rPr>
+            </w:pPr>
+            <w:r>
+              <w:rPr>
+                <w:rFonts w:ascii="Calibri" w:hAnsi="Calibri" w:cs="Calibri"/>
+                <w:sz w:val="22"/>
+                <w:szCs w:val="22"/>
+              </w:rPr>
+              <w:t>RNF-28</w:t>
             </w:r>
           </w:p>
         </w:tc>
@@ -6271,17 +6753,17 @@
               <w:spacing w:after="40"/>
               <w:rPr>
                 <w:rFonts w:ascii="Calibri" w:hAnsi="Calibri" w:cs="Calibri"/>
-                <w:sz w:val="20"/>
-                <w:szCs w:val="20"/>
-              </w:rPr>
-            </w:pPr>
-            <w:r>
-              <w:rPr>
-                <w:rFonts w:ascii="Calibri" w:hAnsi="Calibri" w:cs="Calibri"/>
-                <w:sz w:val="20"/>
-                <w:szCs w:val="20"/>
-              </w:rPr>
-              <w:t xml:space="preserve">La lógica principal debe contar con pruebas automatizadas.</w:t>
+                <w:sz w:val="22"/>
+                <w:szCs w:val="22"/>
+              </w:rPr>
+            </w:pPr>
+            <w:r>
+              <w:rPr>
+                <w:rFonts w:ascii="Calibri" w:hAnsi="Calibri" w:cs="Calibri"/>
+                <w:sz w:val="22"/>
+                <w:szCs w:val="22"/>
+              </w:rPr>
+              <w:t>La lógica principal debe contar con pruebas automatizadas.</w:t>
             </w:r>
           </w:p>
         </w:tc>
@@ -6295,17 +6777,17 @@
               <w:spacing w:after="40"/>
               <w:rPr>
                 <w:rFonts w:ascii="Calibri" w:hAnsi="Calibri" w:cs="Calibri"/>
-                <w:sz w:val="20"/>
-                <w:szCs w:val="20"/>
-              </w:rPr>
-            </w:pPr>
-            <w:r>
-              <w:rPr>
-                <w:rFonts w:ascii="Calibri" w:hAnsi="Calibri" w:cs="Calibri"/>
-                <w:sz w:val="20"/>
-                <w:szCs w:val="20"/>
-              </w:rPr>
-              <w:t xml:space="preserve">Cobertura de al menos 70 % en los módulos de monitoreo, pausas, macros y API, según el reporte de cobertura.</w:t>
+                <w:sz w:val="22"/>
+                <w:szCs w:val="22"/>
+              </w:rPr>
+            </w:pPr>
+            <w:r>
+              <w:rPr>
+                <w:rFonts w:ascii="Calibri" w:hAnsi="Calibri" w:cs="Calibri"/>
+                <w:sz w:val="22"/>
+                <w:szCs w:val="22"/>
+              </w:rPr>
+              <w:t>Cobertura de al menos 70 % en los módulos de monitoreo, pausas, macros y API, según el reporte de cobertura.</w:t>
             </w:r>
           </w:p>
         </w:tc>
@@ -6319,17 +6801,17 @@
               <w:spacing w:after="40"/>
               <w:rPr>
                 <w:rFonts w:ascii="Calibri" w:hAnsi="Calibri" w:cs="Calibri"/>
-                <w:sz w:val="20"/>
-                <w:szCs w:val="20"/>
-              </w:rPr>
-            </w:pPr>
-            <w:r>
-              <w:rPr>
-                <w:rFonts w:ascii="Calibri" w:hAnsi="Calibri" w:cs="Calibri"/>
-                <w:sz w:val="20"/>
-                <w:szCs w:val="20"/>
-              </w:rPr>
-              <w:t xml:space="preserve">Alta</w:t>
+                <w:sz w:val="22"/>
+                <w:szCs w:val="22"/>
+              </w:rPr>
+            </w:pPr>
+            <w:r>
+              <w:rPr>
+                <w:rFonts w:ascii="Calibri" w:hAnsi="Calibri" w:cs="Calibri"/>
+                <w:sz w:val="22"/>
+                <w:szCs w:val="22"/>
+              </w:rPr>
+              <w:t>Alta</w:t>
             </w:r>
           </w:p>
         </w:tc>
@@ -6343,17 +6825,17 @@
               <w:spacing w:after="40"/>
               <w:rPr>
                 <w:rFonts w:ascii="Calibri" w:hAnsi="Calibri" w:cs="Calibri"/>
-                <w:sz w:val="20"/>
-                <w:szCs w:val="20"/>
-              </w:rPr>
-            </w:pPr>
-            <w:r>
-              <w:rPr>
-                <w:rFonts w:ascii="Calibri" w:hAnsi="Calibri" w:cs="Calibri"/>
-                <w:sz w:val="20"/>
-                <w:szCs w:val="20"/>
-              </w:rPr>
-              <w:t xml:space="preserve">PB-25 a PB-29, PB-51</w:t>
+                <w:sz w:val="22"/>
+                <w:szCs w:val="22"/>
+              </w:rPr>
+            </w:pPr>
+            <w:r>
+              <w:rPr>
+                <w:rFonts w:ascii="Calibri" w:hAnsi="Calibri" w:cs="Calibri"/>
+                <w:sz w:val="22"/>
+                <w:szCs w:val="22"/>
+              </w:rPr>
+              <w:t>PB-25 a PB-29, PB-51</w:t>
             </w:r>
           </w:p>
         </w:tc>
@@ -6372,17 +6854,17 @@
               <w:spacing w:after="40"/>
               <w:rPr>
                 <w:rFonts w:ascii="Calibri" w:hAnsi="Calibri" w:cs="Calibri"/>
-                <w:sz w:val="20"/>
-                <w:szCs w:val="20"/>
-              </w:rPr>
-            </w:pPr>
-            <w:r>
-              <w:rPr>
-                <w:rFonts w:ascii="Calibri" w:hAnsi="Calibri" w:cs="Calibri"/>
-                <w:sz w:val="20"/>
-                <w:szCs w:val="20"/>
-              </w:rPr>
-              <w:t xml:space="preserve">RNF-29</w:t>
+                <w:sz w:val="22"/>
+                <w:szCs w:val="22"/>
+              </w:rPr>
+            </w:pPr>
+            <w:r>
+              <w:rPr>
+                <w:rFonts w:ascii="Calibri" w:hAnsi="Calibri" w:cs="Calibri"/>
+                <w:sz w:val="22"/>
+                <w:szCs w:val="22"/>
+              </w:rPr>
+              <w:t>RNF-29</w:t>
             </w:r>
           </w:p>
         </w:tc>
@@ -6396,17 +6878,17 @@
               <w:spacing w:after="40"/>
               <w:rPr>
                 <w:rFonts w:ascii="Calibri" w:hAnsi="Calibri" w:cs="Calibri"/>
-                <w:sz w:val="20"/>
-                <w:szCs w:val="20"/>
-              </w:rPr>
-            </w:pPr>
-            <w:r>
-              <w:rPr>
-                <w:rFonts w:ascii="Calibri" w:hAnsi="Calibri" w:cs="Calibri"/>
-                <w:sz w:val="20"/>
-                <w:szCs w:val="20"/>
-              </w:rPr>
-              <w:t xml:space="preserve">El código debe seguir un estándar de estilo común.</w:t>
+                <w:sz w:val="22"/>
+                <w:szCs w:val="22"/>
+              </w:rPr>
+            </w:pPr>
+            <w:r>
+              <w:rPr>
+                <w:rFonts w:ascii="Calibri" w:hAnsi="Calibri" w:cs="Calibri"/>
+                <w:sz w:val="22"/>
+                <w:szCs w:val="22"/>
+              </w:rPr>
+              <w:t>El código debe seguir un estándar de estilo común.</w:t>
             </w:r>
           </w:p>
         </w:tc>
@@ -6420,17 +6902,17 @@
               <w:spacing w:after="40"/>
               <w:rPr>
                 <w:rFonts w:ascii="Calibri" w:hAnsi="Calibri" w:cs="Calibri"/>
-                <w:sz w:val="20"/>
-                <w:szCs w:val="20"/>
-              </w:rPr>
-            </w:pPr>
-            <w:r>
-              <w:rPr>
-                <w:rFonts w:ascii="Calibri" w:hAnsi="Calibri" w:cs="Calibri"/>
-                <w:sz w:val="20"/>
-                <w:szCs w:val="20"/>
-              </w:rPr>
-              <w:t xml:space="preserve">El código cumple PEP 8, verificado con un linter antes de cada integración.</w:t>
+                <w:sz w:val="22"/>
+                <w:szCs w:val="22"/>
+              </w:rPr>
+            </w:pPr>
+            <w:r>
+              <w:rPr>
+                <w:rFonts w:ascii="Calibri" w:hAnsi="Calibri" w:cs="Calibri"/>
+                <w:sz w:val="22"/>
+                <w:szCs w:val="22"/>
+              </w:rPr>
+              <w:t>El código cumple PEP 8, verificado con un linter antes de cada integración.</w:t>
             </w:r>
           </w:p>
         </w:tc>
@@ -6444,17 +6926,17 @@
               <w:spacing w:after="40"/>
               <w:rPr>
                 <w:rFonts w:ascii="Calibri" w:hAnsi="Calibri" w:cs="Calibri"/>
-                <w:sz w:val="20"/>
-                <w:szCs w:val="20"/>
-              </w:rPr>
-            </w:pPr>
-            <w:r>
-              <w:rPr>
-                <w:rFonts w:ascii="Calibri" w:hAnsi="Calibri" w:cs="Calibri"/>
-                <w:sz w:val="20"/>
-                <w:szCs w:val="20"/>
-              </w:rPr>
-              <w:t xml:space="preserve">Media</w:t>
+                <w:sz w:val="22"/>
+                <w:szCs w:val="22"/>
+              </w:rPr>
+            </w:pPr>
+            <w:r>
+              <w:rPr>
+                <w:rFonts w:ascii="Calibri" w:hAnsi="Calibri" w:cs="Calibri"/>
+                <w:sz w:val="22"/>
+                <w:szCs w:val="22"/>
+              </w:rPr>
+              <w:t>Media</w:t>
             </w:r>
           </w:p>
         </w:tc>
@@ -6468,17 +6950,17 @@
               <w:spacing w:after="40"/>
               <w:rPr>
                 <w:rFonts w:ascii="Calibri" w:hAnsi="Calibri" w:cs="Calibri"/>
-                <w:sz w:val="20"/>
-                <w:szCs w:val="20"/>
-              </w:rPr>
-            </w:pPr>
-            <w:r>
-              <w:rPr>
-                <w:rFonts w:ascii="Calibri" w:hAnsi="Calibri" w:cs="Calibri"/>
-                <w:sz w:val="20"/>
-                <w:szCs w:val="20"/>
-              </w:rPr>
-              <w:t xml:space="preserve">PB-30</w:t>
+                <w:sz w:val="22"/>
+                <w:szCs w:val="22"/>
+              </w:rPr>
+            </w:pPr>
+            <w:r>
+              <w:rPr>
+                <w:rFonts w:ascii="Calibri" w:hAnsi="Calibri" w:cs="Calibri"/>
+                <w:sz w:val="22"/>
+                <w:szCs w:val="22"/>
+              </w:rPr>
+              <w:t>PB-30</w:t>
             </w:r>
           </w:p>
         </w:tc>
@@ -6497,17 +6979,17 @@
               <w:spacing w:after="40"/>
               <w:rPr>
                 <w:rFonts w:ascii="Calibri" w:hAnsi="Calibri" w:cs="Calibri"/>
-                <w:sz w:val="20"/>
-                <w:szCs w:val="20"/>
-              </w:rPr>
-            </w:pPr>
-            <w:r>
-              <w:rPr>
-                <w:rFonts w:ascii="Calibri" w:hAnsi="Calibri" w:cs="Calibri"/>
-                <w:sz w:val="20"/>
-                <w:szCs w:val="20"/>
-              </w:rPr>
-              <w:t xml:space="preserve">RNF-30</w:t>
+                <w:sz w:val="22"/>
+                <w:szCs w:val="22"/>
+              </w:rPr>
+            </w:pPr>
+            <w:r>
+              <w:rPr>
+                <w:rFonts w:ascii="Calibri" w:hAnsi="Calibri" w:cs="Calibri"/>
+                <w:sz w:val="22"/>
+                <w:szCs w:val="22"/>
+              </w:rPr>
+              <w:t>RNF-30</w:t>
             </w:r>
           </w:p>
         </w:tc>
@@ -6521,17 +7003,17 @@
               <w:spacing w:after="40"/>
               <w:rPr>
                 <w:rFonts w:ascii="Calibri" w:hAnsi="Calibri" w:cs="Calibri"/>
-                <w:sz w:val="20"/>
-                <w:szCs w:val="20"/>
-              </w:rPr>
-            </w:pPr>
-            <w:r>
-              <w:rPr>
-                <w:rFonts w:ascii="Calibri" w:hAnsi="Calibri" w:cs="Calibri"/>
-                <w:sz w:val="20"/>
-                <w:szCs w:val="20"/>
-              </w:rPr>
-              <w:t xml:space="preserve">La configuración del servidor debe estar documentada.</w:t>
+                <w:sz w:val="22"/>
+                <w:szCs w:val="22"/>
+              </w:rPr>
+            </w:pPr>
+            <w:r>
+              <w:rPr>
+                <w:rFonts w:ascii="Calibri" w:hAnsi="Calibri" w:cs="Calibri"/>
+                <w:sz w:val="22"/>
+                <w:szCs w:val="22"/>
+              </w:rPr>
+              <w:t>La configuración del servidor debe estar documentada.</w:t>
             </w:r>
           </w:p>
         </w:tc>
@@ -6545,17 +7027,17 @@
               <w:spacing w:after="40"/>
               <w:rPr>
                 <w:rFonts w:ascii="Calibri" w:hAnsi="Calibri" w:cs="Calibri"/>
-                <w:sz w:val="20"/>
-                <w:szCs w:val="20"/>
-              </w:rPr>
-            </w:pPr>
-            <w:r>
-              <w:rPr>
-                <w:rFonts w:ascii="Calibri" w:hAnsi="Calibri" w:cs="Calibri"/>
-                <w:sz w:val="20"/>
-                <w:szCs w:val="20"/>
-              </w:rPr>
-              <w:t xml:space="preserve">El repositorio incluye un archivo .env.example y el manual técnico describe cada variable de entorno.</w:t>
+                <w:sz w:val="22"/>
+                <w:szCs w:val="22"/>
+              </w:rPr>
+            </w:pPr>
+            <w:r>
+              <w:rPr>
+                <w:rFonts w:ascii="Calibri" w:hAnsi="Calibri" w:cs="Calibri"/>
+                <w:sz w:val="22"/>
+                <w:szCs w:val="22"/>
+              </w:rPr>
+              <w:t>El repositorio incluye un archivo .env.example y el manual técnico describe cada variable de entorno.</w:t>
             </w:r>
           </w:p>
         </w:tc>
@@ -6569,17 +7051,17 @@
               <w:spacing w:after="40"/>
               <w:rPr>
                 <w:rFonts w:ascii="Calibri" w:hAnsi="Calibri" w:cs="Calibri"/>
-                <w:sz w:val="20"/>
-                <w:szCs w:val="20"/>
-              </w:rPr>
-            </w:pPr>
-            <w:r>
-              <w:rPr>
-                <w:rFonts w:ascii="Calibri" w:hAnsi="Calibri" w:cs="Calibri"/>
-                <w:sz w:val="20"/>
-                <w:szCs w:val="20"/>
-              </w:rPr>
-              <w:t xml:space="preserve">Media</w:t>
+                <w:sz w:val="22"/>
+                <w:szCs w:val="22"/>
+              </w:rPr>
+            </w:pPr>
+            <w:r>
+              <w:rPr>
+                <w:rFonts w:ascii="Calibri" w:hAnsi="Calibri" w:cs="Calibri"/>
+                <w:sz w:val="22"/>
+                <w:szCs w:val="22"/>
+              </w:rPr>
+              <w:t>Media</w:t>
             </w:r>
           </w:p>
         </w:tc>
@@ -6593,17 +7075,17 @@
               <w:spacing w:after="40"/>
               <w:rPr>
                 <w:rFonts w:ascii="Calibri" w:hAnsi="Calibri" w:cs="Calibri"/>
-                <w:sz w:val="20"/>
-                <w:szCs w:val="20"/>
-              </w:rPr>
-            </w:pPr>
-            <w:r>
-              <w:rPr>
-                <w:rFonts w:ascii="Calibri" w:hAnsi="Calibri" w:cs="Calibri"/>
-                <w:sz w:val="20"/>
-                <w:szCs w:val="20"/>
-              </w:rPr>
-              <w:t xml:space="preserve">PB-49</w:t>
+                <w:sz w:val="22"/>
+                <w:szCs w:val="22"/>
+              </w:rPr>
+            </w:pPr>
+            <w:r>
+              <w:rPr>
+                <w:rFonts w:ascii="Calibri" w:hAnsi="Calibri" w:cs="Calibri"/>
+                <w:sz w:val="22"/>
+                <w:szCs w:val="22"/>
+              </w:rPr>
+              <w:t>PB-49</w:t>
             </w:r>
           </w:p>
         </w:tc>
@@ -6614,14 +7096,14 @@
         <w:jc w:val="both"/>
         <w:rPr>
           <w:rFonts w:ascii="Calibri" w:hAnsi="Calibri" w:cs="Calibri"/>
-          <w:sz w:val="20"/>
-          <w:szCs w:val="20"/>
+          <w:sz w:val="22"/>
+          <w:szCs w:val="22"/>
         </w:rPr>
       </w:pPr>
     </w:p>
     <w:p>
       <w:pPr>
-        <w:pStyle w:val="Heading1"/>
+        <w:pStyle w:val="Ttulo1"/>
         <w:jc w:val="both"/>
         <w:rPr>
           <w:rFonts w:ascii="Calibri" w:hAnsi="Calibri" w:cs="Calibri"/>
@@ -6641,15 +7123,15 @@
         <w:jc w:val="both"/>
         <w:rPr>
           <w:rFonts w:ascii="Calibri" w:hAnsi="Calibri" w:cs="Calibri"/>
-          <w:sz w:val="20"/>
-          <w:szCs w:val="20"/>
+          <w:sz w:val="22"/>
+          <w:szCs w:val="22"/>
         </w:rPr>
       </w:pPr>
       <w:r>
         <w:rPr>
           <w:rFonts w:ascii="Calibri" w:hAnsi="Calibri" w:cs="Calibri"/>
-          <w:sz w:val="20"/>
-          <w:szCs w:val="20"/>
+          <w:sz w:val="22"/>
+          <w:szCs w:val="22"/>
         </w:rPr>
         <w:t>Cada requisito no funcional se verifica en el Sprint en que se implementa el elemento del Product Backlog relacionado y, de forma integral, en el Sprint 06, junto con las pruebas de PB-25 a PB-31 y PB-51. Los resultados se registran en el documento de pruebas, y los incumplimientos se registran en el Registro de errores para su corrección.</w:t>
       </w:r>
@@ -6659,15 +7141,15 @@
         <w:jc w:val="both"/>
         <w:rPr>
           <w:rFonts w:ascii="Calibri" w:hAnsi="Calibri" w:cs="Calibri"/>
-          <w:sz w:val="20"/>
-          <w:szCs w:val="20"/>
+          <w:sz w:val="22"/>
+          <w:szCs w:val="22"/>
         </w:rPr>
       </w:pPr>
       <w:r>
         <w:rPr>
           <w:rFonts w:ascii="Calibri" w:hAnsi="Calibri" w:cs="Calibri"/>
-          <w:sz w:val="20"/>
-          <w:szCs w:val="20"/>
+          <w:sz w:val="22"/>
+          <w:szCs w:val="22"/>
         </w:rPr>
         <w:t>Un requisito no funcional de prioridad Alta que no se cumple impide considerar terminado el elemento relacionado, de acuerdo con la Definition of Done del proyecto.</w:t>
       </w:r>
@@ -6677,14 +7159,14 @@
         <w:jc w:val="both"/>
         <w:rPr>
           <w:rFonts w:ascii="Calibri" w:hAnsi="Calibri" w:cs="Calibri"/>
-          <w:sz w:val="20"/>
-          <w:szCs w:val="20"/>
+          <w:sz w:val="22"/>
+          <w:szCs w:val="22"/>
         </w:rPr>
       </w:pPr>
     </w:p>
     <w:p>
       <w:pPr>
-        <w:pStyle w:val="Heading1"/>
+        <w:pStyle w:val="Ttulo1"/>
         <w:jc w:val="both"/>
         <w:rPr>
           <w:rFonts w:ascii="Calibri" w:hAnsi="Calibri" w:cs="Calibri"/>
@@ -6697,8 +7179,7 @@
           <w:rFonts w:ascii="Calibri" w:hAnsi="Calibri" w:cs="Calibri"/>
           <w:lang w:val="en-US"/>
         </w:rPr>
-        <w:lastRenderedPageBreak/>
-        <w:t xml:space="preserve">12. Referencias</w:t>
+        <w:t>12. Referencias</w:t>
       </w:r>
       <w:bookmarkEnd w:id="11"/>
     </w:p>
@@ -6708,16 +7189,16 @@
         <w:jc w:val="both"/>
         <w:rPr>
           <w:rFonts w:ascii="Calibri" w:hAnsi="Calibri" w:cs="Calibri"/>
-          <w:sz w:val="20"/>
-          <w:szCs w:val="20"/>
+          <w:sz w:val="22"/>
+          <w:szCs w:val="22"/>
           <w:lang w:val="en-US"/>
         </w:rPr>
       </w:pPr>
       <w:r>
         <w:rPr>
           <w:rFonts w:ascii="Calibri" w:hAnsi="Calibri" w:cs="Calibri"/>
-          <w:sz w:val="20"/>
-          <w:szCs w:val="20"/>
+          <w:sz w:val="22"/>
+          <w:szCs w:val="22"/>
           <w:lang w:val="en-US"/>
         </w:rPr>
         <w:t xml:space="preserve">Brooke, J. (1996). SUS: A “quick and dirty” usability scale. En P. W. Jordan, B. Thomas, B. A. Weerdmeester y I. L. McClelland (Eds.), </w:t>
@@ -6727,8 +7208,8 @@
           <w:rFonts w:ascii="Calibri" w:hAnsi="Calibri" w:cs="Calibri"/>
           <w:i/>
           <w:iCs/>
-          <w:sz w:val="20"/>
-          <w:szCs w:val="20"/>
+          <w:sz w:val="22"/>
+          <w:szCs w:val="22"/>
           <w:lang w:val="en-US"/>
         </w:rPr>
         <w:t>Usability evaluation in industry</w:t>
@@ -6736,8 +7217,8 @@
       <w:r>
         <w:rPr>
           <w:rFonts w:ascii="Calibri" w:hAnsi="Calibri" w:cs="Calibri"/>
-          <w:sz w:val="20"/>
-          <w:szCs w:val="20"/>
+          <w:sz w:val="22"/>
+          <w:szCs w:val="22"/>
           <w:lang w:val="en-US"/>
         </w:rPr>
         <w:t xml:space="preserve"> (pp. 189–194). Taylor &amp; Francis.</w:t>
@@ -6749,15 +7230,15 @@
         <w:jc w:val="both"/>
         <w:rPr>
           <w:rFonts w:ascii="Calibri" w:hAnsi="Calibri" w:cs="Calibri"/>
-          <w:sz w:val="20"/>
-          <w:szCs w:val="20"/>
+          <w:sz w:val="22"/>
+          <w:szCs w:val="22"/>
         </w:rPr>
       </w:pPr>
       <w:r>
         <w:rPr>
           <w:rFonts w:ascii="Calibri" w:hAnsi="Calibri" w:cs="Calibri"/>
-          <w:sz w:val="20"/>
-          <w:szCs w:val="20"/>
+          <w:sz w:val="22"/>
+          <w:szCs w:val="22"/>
           <w:lang w:val="en-US"/>
         </w:rPr>
         <w:t xml:space="preserve">International Organization for Standardization. (2011). </w:t>
@@ -6767,17 +7248,17 @@
           <w:rFonts w:ascii="Calibri" w:hAnsi="Calibri" w:cs="Calibri"/>
           <w:i/>
           <w:iCs/>
-          <w:sz w:val="20"/>
-          <w:szCs w:val="20"/>
+          <w:sz w:val="22"/>
+          <w:szCs w:val="22"/>
           <w:lang w:val="en-US"/>
         </w:rPr>
-        <w:t xml:space="preserve">ISO/IEC 25010:2011. Systems and software engineering — Systems and software Quality Requirements and Evaluation (SQuaRE) — System and software quality models</w:t>
+        <w:t>ISO/IEC 25010:2011. Systems and software engineering — Systems and software Quality Requirements and Evaluation (SQuaRE) — System and software quality models</w:t>
       </w:r>
       <w:r>
         <w:rPr>
           <w:rFonts w:ascii="Calibri" w:hAnsi="Calibri" w:cs="Calibri"/>
-          <w:sz w:val="20"/>
-          <w:szCs w:val="20"/>
+          <w:sz w:val="22"/>
+          <w:szCs w:val="22"/>
           <w:lang w:val="en-US"/>
         </w:rPr>
         <w:t xml:space="preserve">. </w:t>
@@ -6785,8 +7266,8 @@
       <w:r>
         <w:rPr>
           <w:rFonts w:ascii="Calibri" w:hAnsi="Calibri" w:cs="Calibri"/>
-          <w:sz w:val="20"/>
-          <w:szCs w:val="20"/>
+          <w:sz w:val="22"/>
+          <w:szCs w:val="22"/>
         </w:rPr>
         <w:t>ISO.</w:t>
       </w:r>
@@ -6797,17 +7278,17 @@
         <w:jc w:val="both"/>
         <w:rPr>
           <w:rFonts w:ascii="Calibri" w:hAnsi="Calibri" w:cs="Calibri"/>
-          <w:sz w:val="20"/>
-          <w:szCs w:val="20"/>
+          <w:sz w:val="22"/>
+          <w:szCs w:val="22"/>
         </w:rPr>
       </w:pPr>
       <w:r>
         <w:rPr>
           <w:rFonts w:ascii="Calibri" w:hAnsi="Calibri" w:cs="Calibri"/>
-          <w:sz w:val="20"/>
-          <w:szCs w:val="20"/>
-        </w:rPr>
-        <w:t xml:space="preserve">Ley N.º 19.628 de 1999. Sobre protección de la vida privada. 28 de agosto de 1999. Diario Oficial de la República de Chile.</w:t>
+          <w:sz w:val="22"/>
+          <w:szCs w:val="22"/>
+        </w:rPr>
+        <w:t>Ley N.º 19.628 de 1999. Sobre protección de la vida privada. 28 de agosto de 1999. Diario Oficial de la República de Chile.</w:t>
       </w:r>
     </w:p>
     <w:p>
@@ -6816,17 +7297,17 @@
         <w:jc w:val="both"/>
         <w:rPr>
           <w:rFonts w:ascii="Calibri" w:hAnsi="Calibri" w:cs="Calibri"/>
-          <w:sz w:val="20"/>
-          <w:szCs w:val="20"/>
+          <w:sz w:val="22"/>
+          <w:szCs w:val="22"/>
         </w:rPr>
       </w:pPr>
       <w:r>
         <w:rPr>
           <w:rFonts w:ascii="Calibri" w:hAnsi="Calibri" w:cs="Calibri"/>
-          <w:sz w:val="20"/>
-          <w:szCs w:val="20"/>
-        </w:rPr>
-        <w:t xml:space="preserve">Ley N.º 21.719 de 2024. Regula la protección y el tratamiento de los datos personales y crea la Agencia de Protección de Datos Personales. 13 de diciembre de 2024. Diario Oficial de la República de Chile.</w:t>
+          <w:sz w:val="22"/>
+          <w:szCs w:val="22"/>
+        </w:rPr>
+        <w:t>Ley N.º 21.719 de 2024. Regula la protección y el tratamiento de los datos personales y crea la Agencia de Protección de Datos Personales. 13 de diciembre de 2024. Diario Oficial de la República de Chile.</w:t>
       </w:r>
     </w:p>
     <w:p>
@@ -6835,15 +7316,15 @@
         <w:jc w:val="both"/>
         <w:rPr>
           <w:rFonts w:ascii="Calibri" w:hAnsi="Calibri" w:cs="Calibri"/>
-          <w:sz w:val="20"/>
-          <w:szCs w:val="20"/>
+          <w:sz w:val="22"/>
+          <w:szCs w:val="22"/>
         </w:rPr>
       </w:pPr>
       <w:r>
         <w:rPr>
           <w:rFonts w:ascii="Calibri" w:hAnsi="Calibri" w:cs="Calibri"/>
-          <w:sz w:val="20"/>
-          <w:szCs w:val="20"/>
+          <w:sz w:val="22"/>
+          <w:szCs w:val="22"/>
           <w:lang w:val="en-US"/>
         </w:rPr>
         <w:t xml:space="preserve">Sauro, J. (2011, 3 de febrero). </w:t>
@@ -6853,8 +7334,8 @@
           <w:rFonts w:ascii="Calibri" w:hAnsi="Calibri" w:cs="Calibri"/>
           <w:i/>
           <w:iCs/>
-          <w:sz w:val="20"/>
-          <w:szCs w:val="20"/>
+          <w:sz w:val="22"/>
+          <w:szCs w:val="22"/>
           <w:lang w:val="en-US"/>
         </w:rPr>
         <w:t>Measuring usability with the System Usability Scale (SUS)</w:t>
@@ -6862,8 +7343,8 @@
       <w:r>
         <w:rPr>
           <w:rFonts w:ascii="Calibri" w:hAnsi="Calibri" w:cs="Calibri"/>
-          <w:sz w:val="20"/>
-          <w:szCs w:val="20"/>
+          <w:sz w:val="22"/>
+          <w:szCs w:val="22"/>
           <w:lang w:val="en-US"/>
         </w:rPr>
         <w:t xml:space="preserve">. </w:t>
@@ -6871,14 +7352,15 @@
       <w:r>
         <w:rPr>
           <w:rFonts w:ascii="Calibri" w:hAnsi="Calibri" w:cs="Calibri"/>
-          <w:sz w:val="20"/>
-          <w:szCs w:val="20"/>
+          <w:sz w:val="22"/>
+          <w:szCs w:val="22"/>
         </w:rPr>
         <w:t>MeasuringU. https://measuringu.com/sus/</w:t>
       </w:r>
     </w:p>
     <w:sectPr>
       <w:headerReference w:type="default" r:id="rId8"/>
+      <w:footerReference w:type="default" r:id="rId9"/>
       <w:pgSz w:w="12240" w:h="15840"/>
       <w:pgMar w:top="1417" w:right="1701" w:bottom="1417" w:left="1701" w:header="708" w:footer="708" w:gutter="0"/>
       <w:cols w:space="708"/>
@@ -6893,7 +7375,7 @@
   <w:endnote w:type="separator" w:id="-1">
     <w:p>
       <w:pPr>
-        <w:spacing w:after="0" w:line="240" w:lineRule="auto"/>
+        <w:spacing w:after="0"/>
       </w:pPr>
       <w:r>
         <w:separator/>
@@ -6903,7 +7385,7 @@
   <w:endnote w:type="continuationSeparator" w:id="0">
     <w:p>
       <w:pPr>
-        <w:spacing w:after="0" w:line="240" w:lineRule="auto"/>
+        <w:spacing w:after="0"/>
       </w:pPr>
       <w:r>
         <w:continuationSeparator/>
@@ -6913,12 +7395,68 @@
 </w:endnotes>
 </file>
 
+<file path=word/footer1.xml><?xml version="1.0" encoding="utf-8"?>
+<w:ftr xmlns:wpc="http://schemas.microsoft.com/office/word/2010/wordprocessingCanvas" xmlns:cx="http://schemas.microsoft.com/office/drawing/2014/chartex" xmlns:cx1="http://schemas.microsoft.com/office/drawing/2015/9/8/chartex" xmlns:cx2="http://schemas.microsoft.com/office/drawing/2015/10/21/chartex" xmlns:cx3="http://schemas.microsoft.com/office/drawing/2016/5/9/chartex" xmlns:cx4="http://schemas.microsoft.com/office/drawing/2016/5/10/chartex" xmlns:cx5="http://schemas.microsoft.com/office/drawing/2016/5/11/chartex" xmlns:cx6="http://schemas.microsoft.com/office/drawing/2016/5/12/chartex" xmlns:cx7="http://schemas.microsoft.com/office/drawing/2016/5/13/chartex" xmlns:cx8="http://schemas.microsoft.com/office/drawing/2016/5/14/chartex" xmlns:mc="http://schemas.openxmlformats.org/markup-compatibility/2006" xmlns:aink="http://schemas.microsoft.com/office/drawing/2016/ink" xmlns:am3d="http://schemas.microsoft.com/office/drawing/2017/model3d" xmlns:o="urn:schemas-microsoft-com:office:office" xmlns:oel="http://schemas.microsoft.com/office/2019/extlst" xmlns:r="http://schemas.openxmlformats.org/officeDocument/2006/relationships" xmlns:m="http://schemas.openxmlformats.org/officeDocument/2006/math" xmlns:v="urn:schemas-microsoft-com:vml" xmlns:wp14="http://schemas.microsoft.com/office/word/2010/wordprocessingDrawing" xmlns:wp="http://schemas.openxmlformats.org/drawingml/2006/wordprocessingDrawing" xmlns:w10="urn:schemas-microsoft-com:office:word" xmlns:w="http://schemas.openxmlformats.org/wordprocessingml/2006/main" xmlns:w14="http://schemas.microsoft.com/office/word/2010/wordml" xmlns:w15="http://schemas.microsoft.com/office/word/2012/wordml" xmlns:w16cex="http://schemas.microsoft.com/office/word/2018/wordml/cex" xmlns:w16cid="http://schemas.microsoft.com/office/word/2016/wordml/cid" xmlns:w16="http://schemas.microsoft.com/office/word/2018/wordml" xmlns:w16du="http://schemas.microsoft.com/office/word/2023/wordml/word16du" xmlns:w16sdtdh="http://schemas.microsoft.com/office/word/2020/wordml/sdtdatahash" xmlns:w16sdtfl="http://schemas.microsoft.com/office/word/2024/wordml/sdtformatlock" xmlns:w16se="http://schemas.microsoft.com/office/word/2015/wordml/symex" xmlns:wpg="http://schemas.microsoft.com/office/word/2010/wordprocessingGroup" xmlns:wpi="http://schemas.microsoft.com/office/word/2010/wordprocessingInk" xmlns:wne="http://schemas.microsoft.com/office/word/2006/wordml" xmlns:wps="http://schemas.microsoft.com/office/word/2010/wordprocessingShape" mc:Ignorable="w14 w15 w16se w16cid w16 w16cex w16sdtdh w16sdtfl w16du wp14">
+  <w:p>
+    <w:pPr>
+      <w:pStyle w:val="Piedepgina"/>
+      <w:jc w:val="right"/>
+    </w:pPr>
+    <w:r>
+      <w:rPr>
+        <w:rFonts w:ascii="Calibri" w:hAnsi="Calibri" w:cs="Calibri"/>
+        <w:color w:val="595959"/>
+        <w:sz w:val="22"/>
+        <w:szCs w:val="22"/>
+      </w:rPr>
+      <w:fldChar w:fldCharType="begin"/>
+    </w:r>
+    <w:r>
+      <w:rPr>
+        <w:rFonts w:ascii="Calibri" w:hAnsi="Calibri" w:cs="Calibri"/>
+        <w:color w:val="595959"/>
+        <w:sz w:val="22"/>
+        <w:szCs w:val="22"/>
+      </w:rPr>
+      <w:instrText xml:space="preserve"> PAGE </w:instrText>
+    </w:r>
+    <w:r>
+      <w:rPr>
+        <w:rFonts w:ascii="Calibri" w:hAnsi="Calibri" w:cs="Calibri"/>
+        <w:color w:val="595959"/>
+        <w:sz w:val="22"/>
+        <w:szCs w:val="22"/>
+      </w:rPr>
+      <w:fldChar w:fldCharType="separate"/>
+    </w:r>
+    <w:r>
+      <w:rPr>
+        <w:rFonts w:ascii="Calibri" w:hAnsi="Calibri" w:cs="Calibri"/>
+        <w:color w:val="595959"/>
+        <w:sz w:val="22"/>
+        <w:szCs w:val="22"/>
+      </w:rPr>
+      <w:t>1</w:t>
+    </w:r>
+    <w:r>
+      <w:rPr>
+        <w:rFonts w:ascii="Calibri" w:hAnsi="Calibri" w:cs="Calibri"/>
+        <w:color w:val="595959"/>
+        <w:sz w:val="22"/>
+        <w:szCs w:val="22"/>
+      </w:rPr>
+      <w:fldChar w:fldCharType="end"/>
+    </w:r>
+  </w:p>
+</w:ftr>
+</file>
+
 <file path=word/footnotes.xml><?xml version="1.0" encoding="utf-8"?>
 <w:footnotes xmlns:wpc="http://schemas.microsoft.com/office/word/2010/wordprocessingCanvas" xmlns:cx="http://schemas.microsoft.com/office/drawing/2014/chartex" xmlns:cx1="http://schemas.microsoft.com/office/drawing/2015/9/8/chartex" xmlns:cx2="http://schemas.microsoft.com/office/drawing/2015/10/21/chartex" xmlns:cx3="http://schemas.microsoft.com/office/drawing/2016/5/9/chartex" xmlns:cx4="http://schemas.microsoft.com/office/drawing/2016/5/10/chartex" xmlns:cx5="http://schemas.microsoft.com/office/drawing/2016/5/11/chartex" xmlns:cx6="http://schemas.microsoft.com/office/drawing/2016/5/12/chartex" xmlns:cx7="http://schemas.microsoft.com/office/drawing/2016/5/13/chartex" xmlns:cx8="http://schemas.microsoft.com/office/drawing/2016/5/14/chartex" xmlns:mc="http://schemas.openxmlformats.org/markup-compatibility/2006" xmlns:aink="http://schemas.microsoft.com/office/drawing/2016/ink" xmlns:am3d="http://schemas.microsoft.com/office/drawing/2017/model3d" xmlns:o="urn:schemas-microsoft-com:office:office" xmlns:oel="http://schemas.microsoft.com/office/2019/extlst" xmlns:r="http://schemas.openxmlformats.org/officeDocument/2006/relationships" xmlns:m="http://schemas.openxmlformats.org/officeDocument/2006/math" xmlns:v="urn:schemas-microsoft-com:vml" xmlns:wp14="http://schemas.microsoft.com/office/word/2010/wordprocessingDrawing" xmlns:wp="http://schemas.openxmlformats.org/drawingml/2006/wordprocessingDrawing" xmlns:w10="urn:schemas-microsoft-com:office:word" xmlns:w="http://schemas.openxmlformats.org/wordprocessingml/2006/main" xmlns:w14="http://schemas.microsoft.com/office/word/2010/wordml" xmlns:w15="http://schemas.microsoft.com/office/word/2012/wordml" xmlns:w16cex="http://schemas.microsoft.com/office/word/2018/wordml/cex" xmlns:w16cid="http://schemas.microsoft.com/office/word/2016/wordml/cid" xmlns:w16="http://schemas.microsoft.com/office/word/2018/wordml" xmlns:w16du="http://schemas.microsoft.com/office/word/2023/wordml/word16du" xmlns:w16sdtdh="http://schemas.microsoft.com/office/word/2020/wordml/sdtdatahash" xmlns:w16sdtfl="http://schemas.microsoft.com/office/word/2024/wordml/sdtformatlock" xmlns:w16se="http://schemas.microsoft.com/office/word/2015/wordml/symex" xmlns:wpg="http://schemas.microsoft.com/office/word/2010/wordprocessingGroup" xmlns:wpi="http://schemas.microsoft.com/office/word/2010/wordprocessingInk" xmlns:wne="http://schemas.microsoft.com/office/word/2006/wordml" xmlns:wps="http://schemas.microsoft.com/office/word/2010/wordprocessingShape" mc:Ignorable="w14 w15 w16se w16cid w16 w16cex w16sdtdh w16sdtfl w16du wp14">
   <w:footnote w:type="separator" w:id="-1">
     <w:p>
       <w:pPr>
-        <w:spacing w:after="0" w:line="240" w:lineRule="auto"/>
+        <w:spacing w:after="0"/>
       </w:pPr>
       <w:r>
         <w:separator/>
@@ -6928,7 +7466,7 @@
   <w:footnote w:type="continuationSeparator" w:id="0">
     <w:p>
       <w:pPr>
-        <w:spacing w:after="0" w:line="240" w:lineRule="auto"/>
+        <w:spacing w:after="0"/>
       </w:pPr>
       <w:r>
         <w:continuationSeparator/>
@@ -6942,7 +7480,7 @@
 <w:hdr xmlns:wpc="http://schemas.microsoft.com/office/word/2010/wordprocessingCanvas" xmlns:cx="http://schemas.microsoft.com/office/drawing/2014/chartex" xmlns:cx1="http://schemas.microsoft.com/office/drawing/2015/9/8/chartex" xmlns:cx2="http://schemas.microsoft.com/office/drawing/2015/10/21/chartex" xmlns:cx3="http://schemas.microsoft.com/office/drawing/2016/5/9/chartex" xmlns:cx4="http://schemas.microsoft.com/office/drawing/2016/5/10/chartex" xmlns:cx5="http://schemas.microsoft.com/office/drawing/2016/5/11/chartex" xmlns:cx6="http://schemas.microsoft.com/office/drawing/2016/5/12/chartex" xmlns:cx7="http://schemas.microsoft.com/office/drawing/2016/5/13/chartex" xmlns:cx8="http://schemas.microsoft.com/office/drawing/2016/5/14/chartex" xmlns:mc="http://schemas.openxmlformats.org/markup-compatibility/2006" xmlns:aink="http://schemas.microsoft.com/office/drawing/2016/ink" xmlns:am3d="http://schemas.microsoft.com/office/drawing/2017/model3d" xmlns:o="urn:schemas-microsoft-com:office:office" xmlns:oel="http://schemas.microsoft.com/office/2019/extlst" xmlns:r="http://schemas.openxmlformats.org/officeDocument/2006/relationships" xmlns:m="http://schemas.openxmlformats.org/officeDocument/2006/math" xmlns:v="urn:schemas-microsoft-com:vml" xmlns:wp14="http://schemas.microsoft.com/office/word/2010/wordprocessingDrawing" xmlns:wp="http://schemas.openxmlformats.org/drawingml/2006/wordprocessingDrawing" xmlns:w10="urn:schemas-microsoft-com:office:word" xmlns:w="http://schemas.openxmlformats.org/wordprocessingml/2006/main" xmlns:w14="http://schemas.microsoft.com/office/word/2010/wordml" xmlns:w15="http://schemas.microsoft.com/office/word/2012/wordml" xmlns:w16cex="http://schemas.microsoft.com/office/word/2018/wordml/cex" xmlns:w16cid="http://schemas.microsoft.com/office/word/2016/wordml/cid" xmlns:w16="http://schemas.microsoft.com/office/word/2018/wordml" xmlns:w16du="http://schemas.microsoft.com/office/word/2023/wordml/word16du" xmlns:w16sdtdh="http://schemas.microsoft.com/office/word/2020/wordml/sdtdatahash" xmlns:w16sdtfl="http://schemas.microsoft.com/office/word/2024/wordml/sdtformatlock" xmlns:w16se="http://schemas.microsoft.com/office/word/2015/wordml/symex" xmlns:wpg="http://schemas.microsoft.com/office/word/2010/wordprocessingGroup" xmlns:wpi="http://schemas.microsoft.com/office/word/2010/wordprocessingInk" xmlns:wne="http://schemas.microsoft.com/office/word/2006/wordml" xmlns:wps="http://schemas.microsoft.com/office/word/2010/wordprocessingShape" mc:Ignorable="w14 w15 w16se w16cid w16 w16cex w16sdtdh w16sdtfl w16du wp14">
   <w:p>
     <w:pPr>
-      <w:pStyle w:val="Header"/>
+      <w:pStyle w:val="Encabezado"/>
     </w:pPr>
     <w:r>
       <w:rPr>
@@ -8548,7 +9086,7 @@
     </w:rPrDefault>
     <w:pPrDefault>
       <w:pPr>
-        <w:spacing w:after="160" w:line="278" w:lineRule="auto"/>
+        <w:spacing w:after="160"/>
       </w:pPr>
     </w:pPrDefault>
   </w:docDefaults>
@@ -8934,11 +9472,11 @@
     <w:name w:val="Normal"/>
     <w:qFormat/>
   </w:style>
-  <w:style w:type="paragraph" w:styleId="Heading1">
+  <w:style w:type="paragraph" w:styleId="Ttulo1">
     <w:name w:val="heading 1"/>
     <w:basedOn w:val="Normal"/>
     <w:next w:val="Normal"/>
-    <w:link w:val="Heading1Char"/>
+    <w:link w:val="Ttulo1Car"/>
     <w:uiPriority w:val="9"/>
     <w:qFormat/>
     <w:rsid w:val="00FE79DE"/>
@@ -8955,11 +9493,11 @@
       <w:szCs w:val="40"/>
     </w:rPr>
   </w:style>
-  <w:style w:type="paragraph" w:styleId="Heading2">
+  <w:style w:type="paragraph" w:styleId="Ttulo2">
     <w:name w:val="heading 2"/>
     <w:basedOn w:val="Normal"/>
     <w:next w:val="Normal"/>
-    <w:link w:val="Heading2Char"/>
+    <w:link w:val="Ttulo2Car"/>
     <w:uiPriority w:val="9"/>
     <w:unhideWhenUsed/>
     <w:qFormat/>
@@ -8977,11 +9515,11 @@
       <w:szCs w:val="32"/>
     </w:rPr>
   </w:style>
-  <w:style w:type="paragraph" w:styleId="Heading3">
+  <w:style w:type="paragraph" w:styleId="Ttulo3">
     <w:name w:val="heading 3"/>
     <w:basedOn w:val="Normal"/>
     <w:next w:val="Normal"/>
-    <w:link w:val="Heading3Char"/>
+    <w:link w:val="Ttulo3Car"/>
     <w:uiPriority w:val="9"/>
     <w:semiHidden/>
     <w:unhideWhenUsed/>
@@ -9000,11 +9538,11 @@
       <w:szCs w:val="28"/>
     </w:rPr>
   </w:style>
-  <w:style w:type="paragraph" w:styleId="Heading4">
+  <w:style w:type="paragraph" w:styleId="Ttulo4">
     <w:name w:val="heading 4"/>
     <w:basedOn w:val="Normal"/>
     <w:next w:val="Normal"/>
-    <w:link w:val="Heading4Char"/>
+    <w:link w:val="Ttulo4Car"/>
     <w:uiPriority w:val="9"/>
     <w:semiHidden/>
     <w:unhideWhenUsed/>
@@ -9023,11 +9561,11 @@
       <w:color w:val="0F4761" w:themeColor="accent1" w:themeShade="BF"/>
     </w:rPr>
   </w:style>
-  <w:style w:type="paragraph" w:styleId="Heading5">
+  <w:style w:type="paragraph" w:styleId="Ttulo5">
     <w:name w:val="heading 5"/>
     <w:basedOn w:val="Normal"/>
     <w:next w:val="Normal"/>
-    <w:link w:val="Heading5Char"/>
+    <w:link w:val="Ttulo5Car"/>
     <w:uiPriority w:val="9"/>
     <w:semiHidden/>
     <w:unhideWhenUsed/>
@@ -9044,11 +9582,11 @@
       <w:color w:val="0F4761" w:themeColor="accent1" w:themeShade="BF"/>
     </w:rPr>
   </w:style>
-  <w:style w:type="paragraph" w:styleId="Heading6">
+  <w:style w:type="paragraph" w:styleId="Ttulo6">
     <w:name w:val="heading 6"/>
     <w:basedOn w:val="Normal"/>
     <w:next w:val="Normal"/>
-    <w:link w:val="Heading6Char"/>
+    <w:link w:val="Ttulo6Car"/>
     <w:uiPriority w:val="9"/>
     <w:semiHidden/>
     <w:unhideWhenUsed/>
@@ -9067,11 +9605,11 @@
       <w:color w:val="595959" w:themeColor="text1" w:themeTint="A6"/>
     </w:rPr>
   </w:style>
-  <w:style w:type="paragraph" w:styleId="Heading7">
+  <w:style w:type="paragraph" w:styleId="Ttulo7">
     <w:name w:val="heading 7"/>
     <w:basedOn w:val="Normal"/>
     <w:next w:val="Normal"/>
-    <w:link w:val="Heading7Char"/>
+    <w:link w:val="Ttulo7Car"/>
     <w:uiPriority w:val="9"/>
     <w:semiHidden/>
     <w:unhideWhenUsed/>
@@ -9088,11 +9626,11 @@
       <w:color w:val="595959" w:themeColor="text1" w:themeTint="A6"/>
     </w:rPr>
   </w:style>
-  <w:style w:type="paragraph" w:styleId="Heading8">
+  <w:style w:type="paragraph" w:styleId="Ttulo8">
     <w:name w:val="heading 8"/>
     <w:basedOn w:val="Normal"/>
     <w:next w:val="Normal"/>
-    <w:link w:val="Heading8Char"/>
+    <w:link w:val="Ttulo8Car"/>
     <w:uiPriority w:val="9"/>
     <w:semiHidden/>
     <w:unhideWhenUsed/>
@@ -9111,11 +9649,11 @@
       <w:color w:val="272727" w:themeColor="text1" w:themeTint="D8"/>
     </w:rPr>
   </w:style>
-  <w:style w:type="paragraph" w:styleId="Heading9">
+  <w:style w:type="paragraph" w:styleId="Ttulo9">
     <w:name w:val="heading 9"/>
     <w:basedOn w:val="Normal"/>
     <w:next w:val="Normal"/>
-    <w:link w:val="Heading9Char"/>
+    <w:link w:val="Ttulo9Car"/>
     <w:uiPriority w:val="9"/>
     <w:semiHidden/>
     <w:unhideWhenUsed/>
@@ -9132,13 +9670,13 @@
       <w:color w:val="272727" w:themeColor="text1" w:themeTint="D8"/>
     </w:rPr>
   </w:style>
-  <w:style w:type="character" w:default="1" w:styleId="DefaultParagraphFont">
+  <w:style w:type="character" w:default="1" w:styleId="Fuentedeprrafopredeter">
     <w:name w:val="Default Paragraph Font"/>
     <w:uiPriority w:val="1"/>
     <w:semiHidden/>
     <w:unhideWhenUsed/>
   </w:style>
-  <w:style w:type="table" w:default="1" w:styleId="TableNormal">
+  <w:style w:type="table" w:default="1" w:styleId="Tablanormal">
     <w:name w:val="Normal Table"/>
     <w:uiPriority w:val="99"/>
     <w:semiHidden/>
@@ -9153,16 +9691,16 @@
       </w:tblCellMar>
     </w:tblPr>
   </w:style>
-  <w:style w:type="numbering" w:default="1" w:styleId="NoList">
+  <w:style w:type="numbering" w:default="1" w:styleId="Sinlista">
     <w:name w:val="No List"/>
     <w:uiPriority w:val="99"/>
     <w:semiHidden/>
     <w:unhideWhenUsed/>
   </w:style>
-  <w:style w:type="character" w:customStyle="1" w:styleId="Heading1Char">
-    <w:name w:val="Heading 1 Char"/>
-    <w:basedOn w:val="DefaultParagraphFont"/>
-    <w:link w:val="Heading1"/>
+  <w:style w:type="character" w:customStyle="1" w:styleId="Ttulo1Car">
+    <w:name w:val="Título 1 Car"/>
+    <w:basedOn w:val="Fuentedeprrafopredeter"/>
+    <w:link w:val="Ttulo1"/>
     <w:uiPriority w:val="9"/>
     <w:rsid w:val="00FE79DE"/>
     <w:rPr>
@@ -9172,10 +9710,10 @@
       <w:szCs w:val="40"/>
     </w:rPr>
   </w:style>
-  <w:style w:type="character" w:customStyle="1" w:styleId="Heading2Char">
-    <w:name w:val="Heading 2 Char"/>
-    <w:basedOn w:val="DefaultParagraphFont"/>
-    <w:link w:val="Heading2"/>
+  <w:style w:type="character" w:customStyle="1" w:styleId="Ttulo2Car">
+    <w:name w:val="Título 2 Car"/>
+    <w:basedOn w:val="Fuentedeprrafopredeter"/>
+    <w:link w:val="Ttulo2"/>
     <w:uiPriority w:val="9"/>
     <w:rsid w:val="00FE79DE"/>
     <w:rPr>
@@ -9185,10 +9723,10 @@
       <w:szCs w:val="32"/>
     </w:rPr>
   </w:style>
-  <w:style w:type="character" w:customStyle="1" w:styleId="Heading3Char">
-    <w:name w:val="Heading 3 Char"/>
-    <w:basedOn w:val="DefaultParagraphFont"/>
-    <w:link w:val="Heading3"/>
+  <w:style w:type="character" w:customStyle="1" w:styleId="Ttulo3Car">
+    <w:name w:val="Título 3 Car"/>
+    <w:basedOn w:val="Fuentedeprrafopredeter"/>
+    <w:link w:val="Ttulo3"/>
     <w:uiPriority w:val="9"/>
     <w:semiHidden/>
     <w:rsid w:val="00FE79DE"/>
@@ -9199,10 +9737,10 @@
       <w:szCs w:val="28"/>
     </w:rPr>
   </w:style>
-  <w:style w:type="character" w:customStyle="1" w:styleId="Heading4Char">
-    <w:name w:val="Heading 4 Char"/>
-    <w:basedOn w:val="DefaultParagraphFont"/>
-    <w:link w:val="Heading4"/>
+  <w:style w:type="character" w:customStyle="1" w:styleId="Ttulo4Car">
+    <w:name w:val="Título 4 Car"/>
+    <w:basedOn w:val="Fuentedeprrafopredeter"/>
+    <w:link w:val="Ttulo4"/>
     <w:uiPriority w:val="9"/>
     <w:semiHidden/>
     <w:rsid w:val="00FE79DE"/>
@@ -9213,10 +9751,10 @@
       <w:color w:val="0F4761" w:themeColor="accent1" w:themeShade="BF"/>
     </w:rPr>
   </w:style>
-  <w:style w:type="character" w:customStyle="1" w:styleId="Heading5Char">
-    <w:name w:val="Heading 5 Char"/>
-    <w:basedOn w:val="DefaultParagraphFont"/>
-    <w:link w:val="Heading5"/>
+  <w:style w:type="character" w:customStyle="1" w:styleId="Ttulo5Car">
+    <w:name w:val="Título 5 Car"/>
+    <w:basedOn w:val="Fuentedeprrafopredeter"/>
+    <w:link w:val="Ttulo5"/>
     <w:uiPriority w:val="9"/>
     <w:semiHidden/>
     <w:rsid w:val="00FE79DE"/>
@@ -9225,10 +9763,10 @@
       <w:color w:val="0F4761" w:themeColor="accent1" w:themeShade="BF"/>
     </w:rPr>
   </w:style>
-  <w:style w:type="character" w:customStyle="1" w:styleId="Heading6Char">
-    <w:name w:val="Heading 6 Char"/>
-    <w:basedOn w:val="DefaultParagraphFont"/>
-    <w:link w:val="Heading6"/>
+  <w:style w:type="character" w:customStyle="1" w:styleId="Ttulo6Car">
+    <w:name w:val="Título 6 Car"/>
+    <w:basedOn w:val="Fuentedeprrafopredeter"/>
+    <w:link w:val="Ttulo6"/>
     <w:uiPriority w:val="9"/>
     <w:semiHidden/>
     <w:rsid w:val="00FE79DE"/>
@@ -9239,10 +9777,10 @@
       <w:color w:val="595959" w:themeColor="text1" w:themeTint="A6"/>
     </w:rPr>
   </w:style>
-  <w:style w:type="character" w:customStyle="1" w:styleId="Heading7Char">
-    <w:name w:val="Heading 7 Char"/>
-    <w:basedOn w:val="DefaultParagraphFont"/>
-    <w:link w:val="Heading7"/>
+  <w:style w:type="character" w:customStyle="1" w:styleId="Ttulo7Car">
+    <w:name w:val="Título 7 Car"/>
+    <w:basedOn w:val="Fuentedeprrafopredeter"/>
+    <w:link w:val="Ttulo7"/>
     <w:uiPriority w:val="9"/>
     <w:semiHidden/>
     <w:rsid w:val="00FE79DE"/>
@@ -9251,10 +9789,10 @@
       <w:color w:val="595959" w:themeColor="text1" w:themeTint="A6"/>
     </w:rPr>
   </w:style>
-  <w:style w:type="character" w:customStyle="1" w:styleId="Heading8Char">
-    <w:name w:val="Heading 8 Char"/>
-    <w:basedOn w:val="DefaultParagraphFont"/>
-    <w:link w:val="Heading8"/>
+  <w:style w:type="character" w:customStyle="1" w:styleId="Ttulo8Car">
+    <w:name w:val="Título 8 Car"/>
+    <w:basedOn w:val="Fuentedeprrafopredeter"/>
+    <w:link w:val="Ttulo8"/>
     <w:uiPriority w:val="9"/>
     <w:semiHidden/>
     <w:rsid w:val="00FE79DE"/>
@@ -9265,10 +9803,10 @@
       <w:color w:val="272727" w:themeColor="text1" w:themeTint="D8"/>
     </w:rPr>
   </w:style>
-  <w:style w:type="character" w:customStyle="1" w:styleId="Heading9Char">
-    <w:name w:val="Heading 9 Char"/>
-    <w:basedOn w:val="DefaultParagraphFont"/>
-    <w:link w:val="Heading9"/>
+  <w:style w:type="character" w:customStyle="1" w:styleId="Ttulo9Car">
+    <w:name w:val="Título 9 Car"/>
+    <w:basedOn w:val="Fuentedeprrafopredeter"/>
+    <w:link w:val="Ttulo9"/>
     <w:uiPriority w:val="9"/>
     <w:semiHidden/>
     <w:rsid w:val="00FE79DE"/>
@@ -9277,16 +9815,16 @@
       <w:color w:val="272727" w:themeColor="text1" w:themeTint="D8"/>
     </w:rPr>
   </w:style>
-  <w:style w:type="paragraph" w:styleId="Title">
+  <w:style w:type="paragraph" w:styleId="Ttulo">
     <w:name w:val="Title"/>
     <w:basedOn w:val="Normal"/>
     <w:next w:val="Normal"/>
-    <w:link w:val="TitleChar"/>
+    <w:link w:val="TtuloCar"/>
     <w:uiPriority w:val="10"/>
     <w:qFormat/>
     <w:rsid w:val="00FE79DE"/>
     <w:pPr>
-      <w:spacing w:after="80" w:line="240" w:lineRule="auto"/>
+      <w:spacing w:after="80"/>
       <w:contextualSpacing/>
     </w:pPr>
     <w:rPr>
@@ -9297,10 +9835,10 @@
       <w:szCs w:val="56"/>
     </w:rPr>
   </w:style>
-  <w:style w:type="character" w:customStyle="1" w:styleId="TitleChar">
-    <w:name w:val="Title Char"/>
-    <w:basedOn w:val="DefaultParagraphFont"/>
-    <w:link w:val="Title"/>
+  <w:style w:type="character" w:customStyle="1" w:styleId="TtuloCar">
+    <w:name w:val="Título Car"/>
+    <w:basedOn w:val="Fuentedeprrafopredeter"/>
+    <w:link w:val="Ttulo"/>
     <w:uiPriority w:val="10"/>
     <w:rsid w:val="00FE79DE"/>
     <w:rPr>
@@ -9311,11 +9849,11 @@
       <w:szCs w:val="56"/>
     </w:rPr>
   </w:style>
-  <w:style w:type="paragraph" w:styleId="Subtitle">
+  <w:style w:type="paragraph" w:styleId="Subttulo">
     <w:name w:val="Subtitle"/>
     <w:basedOn w:val="Normal"/>
     <w:next w:val="Normal"/>
-    <w:link w:val="SubtitleChar"/>
+    <w:link w:val="SubttuloCar"/>
     <w:uiPriority w:val="11"/>
     <w:qFormat/>
     <w:rsid w:val="00FE79DE"/>
@@ -9332,10 +9870,10 @@
       <w:szCs w:val="28"/>
     </w:rPr>
   </w:style>
-  <w:style w:type="character" w:customStyle="1" w:styleId="SubtitleChar">
-    <w:name w:val="Subtitle Char"/>
-    <w:basedOn w:val="DefaultParagraphFont"/>
-    <w:link w:val="Subtitle"/>
+  <w:style w:type="character" w:customStyle="1" w:styleId="SubttuloCar">
+    <w:name w:val="Subtítulo Car"/>
+    <w:basedOn w:val="Fuentedeprrafopredeter"/>
+    <w:link w:val="Subttulo"/>
     <w:uiPriority w:val="11"/>
     <w:rsid w:val="00FE79DE"/>
     <w:rPr>
@@ -9346,11 +9884,11 @@
       <w:szCs w:val="28"/>
     </w:rPr>
   </w:style>
-  <w:style w:type="paragraph" w:styleId="Quote">
+  <w:style w:type="paragraph" w:styleId="Cita">
     <w:name w:val="Quote"/>
     <w:basedOn w:val="Normal"/>
     <w:next w:val="Normal"/>
-    <w:link w:val="QuoteChar"/>
+    <w:link w:val="CitaCar"/>
     <w:uiPriority w:val="29"/>
     <w:qFormat/>
     <w:rsid w:val="00FE79DE"/>
@@ -9364,10 +9902,10 @@
       <w:color w:val="404040" w:themeColor="text1" w:themeTint="BF"/>
     </w:rPr>
   </w:style>
-  <w:style w:type="character" w:customStyle="1" w:styleId="QuoteChar">
-    <w:name w:val="Quote Char"/>
-    <w:basedOn w:val="DefaultParagraphFont"/>
-    <w:link w:val="Quote"/>
+  <w:style w:type="character" w:customStyle="1" w:styleId="CitaCar">
+    <w:name w:val="Cita Car"/>
+    <w:basedOn w:val="Fuentedeprrafopredeter"/>
+    <w:link w:val="Cita"/>
     <w:uiPriority w:val="29"/>
     <w:rsid w:val="00FE79DE"/>
     <w:rPr>
@@ -9376,7 +9914,7 @@
       <w:color w:val="404040" w:themeColor="text1" w:themeTint="BF"/>
     </w:rPr>
   </w:style>
-  <w:style w:type="paragraph" w:styleId="ListParagraph">
+  <w:style w:type="paragraph" w:styleId="Prrafodelista">
     <w:name w:val="List Paragraph"/>
     <w:basedOn w:val="Normal"/>
     <w:uiPriority w:val="34"/>
@@ -9387,9 +9925,9 @@
       <w:contextualSpacing/>
     </w:pPr>
   </w:style>
-  <w:style w:type="character" w:styleId="IntenseEmphasis">
+  <w:style w:type="character" w:styleId="nfasisintenso">
     <w:name w:val="Intense Emphasis"/>
-    <w:basedOn w:val="DefaultParagraphFont"/>
+    <w:basedOn w:val="Fuentedeprrafopredeter"/>
     <w:uiPriority w:val="21"/>
     <w:qFormat/>
     <w:rsid w:val="00FE79DE"/>
@@ -9399,11 +9937,11 @@
       <w:color w:val="0F4761" w:themeColor="accent1" w:themeShade="BF"/>
     </w:rPr>
   </w:style>
-  <w:style w:type="paragraph" w:styleId="IntenseQuote">
+  <w:style w:type="paragraph" w:styleId="Citadestacada">
     <w:name w:val="Intense Quote"/>
     <w:basedOn w:val="Normal"/>
     <w:next w:val="Normal"/>
-    <w:link w:val="IntenseQuoteChar"/>
+    <w:link w:val="CitadestacadaCar"/>
     <w:uiPriority w:val="30"/>
     <w:qFormat/>
     <w:rsid w:val="00FE79DE"/>
@@ -9422,10 +9960,10 @@
       <w:color w:val="0F4761" w:themeColor="accent1" w:themeShade="BF"/>
     </w:rPr>
   </w:style>
-  <w:style w:type="character" w:customStyle="1" w:styleId="IntenseQuoteChar">
-    <w:name w:val="Intense Quote Char"/>
-    <w:basedOn w:val="DefaultParagraphFont"/>
-    <w:link w:val="IntenseQuote"/>
+  <w:style w:type="character" w:customStyle="1" w:styleId="CitadestacadaCar">
+    <w:name w:val="Cita destacada Car"/>
+    <w:basedOn w:val="Fuentedeprrafopredeter"/>
+    <w:link w:val="Citadestacada"/>
     <w:uiPriority w:val="30"/>
     <w:rsid w:val="00FE79DE"/>
     <w:rPr>
@@ -9434,9 +9972,9 @@
       <w:color w:val="0F4761" w:themeColor="accent1" w:themeShade="BF"/>
     </w:rPr>
   </w:style>
-  <w:style w:type="character" w:styleId="IntenseReference">
+  <w:style w:type="character" w:styleId="Referenciaintensa">
     <w:name w:val="Intense Reference"/>
-    <w:basedOn w:val="DefaultParagraphFont"/>
+    <w:basedOn w:val="Fuentedeprrafopredeter"/>
     <w:uiPriority w:val="32"/>
     <w:qFormat/>
     <w:rsid w:val="00FE79DE"/>
@@ -9448,9 +9986,9 @@
       <w:spacing w:val="5"/>
     </w:rPr>
   </w:style>
-  <w:style w:type="paragraph" w:styleId="TOCHeading">
+  <w:style w:type="paragraph" w:styleId="TtuloTDC">
     <w:name w:val="TOC Heading"/>
-    <w:basedOn w:val="Heading1"/>
+    <w:basedOn w:val="Ttulo1"/>
     <w:next w:val="Normal"/>
     <w:uiPriority w:val="39"/>
     <w:unhideWhenUsed/>
@@ -9468,7 +10006,7 @@
       <w14:ligatures w14:val="none"/>
     </w:rPr>
   </w:style>
-  <w:style w:type="paragraph" w:styleId="TOC1">
+  <w:style w:type="paragraph" w:styleId="TDC1">
     <w:name w:val="toc 1"/>
     <w:basedOn w:val="Normal"/>
     <w:next w:val="Normal"/>
@@ -9480,7 +10018,7 @@
       <w:spacing w:after="100"/>
     </w:pPr>
   </w:style>
-  <w:style w:type="paragraph" w:styleId="TOC2">
+  <w:style w:type="paragraph" w:styleId="TDC2">
     <w:name w:val="toc 2"/>
     <w:basedOn w:val="Normal"/>
     <w:next w:val="Normal"/>
@@ -9493,9 +10031,9 @@
       <w:ind w:left="240"/>
     </w:pPr>
   </w:style>
-  <w:style w:type="character" w:styleId="Hyperlink">
+  <w:style w:type="character" w:styleId="Hipervnculo">
     <w:name w:val="Hyperlink"/>
-    <w:basedOn w:val="DefaultParagraphFont"/>
+    <w:basedOn w:val="Fuentedeprrafopredeter"/>
     <w:uiPriority w:val="99"/>
     <w:unhideWhenUsed/>
     <w:rsid w:val="00610EEE"/>
@@ -9504,10 +10042,10 @@
       <w:u w:val="single"/>
     </w:rPr>
   </w:style>
-  <w:style w:type="paragraph" w:styleId="Header">
+  <w:style w:type="paragraph" w:styleId="Encabezado">
     <w:name w:val="header"/>
     <w:basedOn w:val="Normal"/>
-    <w:link w:val="HeaderChar"/>
+    <w:link w:val="EncabezadoCar"/>
     <w:uiPriority w:val="99"/>
     <w:unhideWhenUsed/>
     <w:rsid w:val="00610EEE"/>
@@ -9516,20 +10054,20 @@
         <w:tab w:val="center" w:pos="4419"/>
         <w:tab w:val="right" w:pos="8838"/>
       </w:tabs>
-      <w:spacing w:after="0" w:line="240" w:lineRule="auto"/>
+      <w:spacing w:after="0"/>
     </w:pPr>
   </w:style>
-  <w:style w:type="character" w:customStyle="1" w:styleId="HeaderChar">
-    <w:name w:val="Header Char"/>
-    <w:basedOn w:val="DefaultParagraphFont"/>
-    <w:link w:val="Header"/>
+  <w:style w:type="character" w:customStyle="1" w:styleId="EncabezadoCar">
+    <w:name w:val="Encabezado Car"/>
+    <w:basedOn w:val="Fuentedeprrafopredeter"/>
+    <w:link w:val="Encabezado"/>
     <w:uiPriority w:val="99"/>
     <w:rsid w:val="00610EEE"/>
   </w:style>
-  <w:style w:type="paragraph" w:styleId="Footer">
+  <w:style w:type="paragraph" w:styleId="Piedepgina">
     <w:name w:val="footer"/>
     <w:basedOn w:val="Normal"/>
-    <w:link w:val="FooterChar"/>
+    <w:link w:val="PiedepginaCar"/>
     <w:uiPriority w:val="99"/>
     <w:unhideWhenUsed/>
     <w:rsid w:val="00610EEE"/>
@@ -9538,13 +10076,13 @@
         <w:tab w:val="center" w:pos="4419"/>
         <w:tab w:val="right" w:pos="8838"/>
       </w:tabs>
-      <w:spacing w:after="0" w:line="240" w:lineRule="auto"/>
+      <w:spacing w:after="0"/>
     </w:pPr>
   </w:style>
-  <w:style w:type="character" w:customStyle="1" w:styleId="FooterChar">
-    <w:name w:val="Footer Char"/>
-    <w:basedOn w:val="DefaultParagraphFont"/>
-    <w:link w:val="Footer"/>
+  <w:style w:type="character" w:customStyle="1" w:styleId="PiedepginaCar">
+    <w:name w:val="Pie de página Car"/>
+    <w:basedOn w:val="Fuentedeprrafopredeter"/>
+    <w:link w:val="Piedepgina"/>
     <w:uiPriority w:val="99"/>
     <w:rsid w:val="00610EEE"/>
   </w:style>
@@ -9594,7 +10132,7 @@
     </a:clrScheme>
     <a:fontScheme name="Office">
       <a:majorFont>
-        <a:latin typeface="Aptos Display" panose="02110004020202020204"/>
+        <a:latin typeface="Calibri" panose="02110004020202020204"/>
         <a:ea typeface=""/>
         <a:cs typeface=""/>
         <a:font script="Jpan" typeface="游ゴシック Light"/>
@@ -9646,7 +10184,7 @@
         <a:font script="Tfng" typeface="Ebrima"/>
       </a:majorFont>
       <a:minorFont>
-        <a:latin typeface="Aptos" panose="02110004020202020204"/>
+        <a:latin typeface="Calibri" panose="02110004020202020204"/>
         <a:ea typeface=""/>
         <a:cs typeface=""/>
         <a:font script="Jpan" typeface="游明朝"/>
